--- a/docs/deliverables/out/Drop-1_Transactional/BRD-10_Sanction_Screening/BIBS_TestPlan_BRD-10_Sanction_Screening_Summary_v1.0.docx
+++ b/docs/deliverables/out/Drop-1_Transactional/BRD-10_Sanction_Screening/BIBS_TestPlan_BRD-10_Sanction_Screening_Summary_v1.0.docx
@@ -836,7 +836,7 @@
               <w:rPr>
                 <w:sz w:val="18"/>
               </w:rPr>
-              <w:t>Internal draft from FRS BRD-10 v1.0 and the Sanction Screening build design</w:t>
+              <w:t>Internal draft from FRS BRD-10 v1.0</w:t>
             </w:r>
           </w:p>
         </w:tc>
@@ -1699,7 +1699,7 @@
               <w:rPr>
                 <w:sz w:val="18"/>
               </w:rPr>
-              <w:t>System test, defect fixing, UAT support</w:t>
+              <w:t>System test, issue resolution, UAT support</w:t>
             </w:r>
           </w:p>
         </w:tc>
@@ -1793,7 +1793,7 @@
           <w:t xml:space="preserve">	</w:t>
         </w:r>
         <w:r>
-          <w:t xml:space="preserve">5</w:t>
+          <w:t xml:space="preserve">4</w:t>
         </w:r>
       </w:hyperlink>
     </w:p>
@@ -1857,7 +1857,7 @@
           <w:t xml:space="preserve">	</w:t>
         </w:r>
         <w:r>
-          <w:t xml:space="preserve">6</w:t>
+          <w:t xml:space="preserve">5</w:t>
         </w:r>
       </w:hyperlink>
     </w:p>
@@ -1889,7 +1889,7 @@
           <w:t xml:space="preserve">	</w:t>
         </w:r>
         <w:r>
-          <w:t xml:space="preserve">7</w:t>
+          <w:t xml:space="preserve">6</w:t>
         </w:r>
       </w:hyperlink>
     </w:p>
@@ -1905,7 +1905,7 @@
           <w:t xml:space="preserve">	</w:t>
         </w:r>
         <w:r>
-          <w:t xml:space="preserve">7</w:t>
+          <w:t xml:space="preserve">6</w:t>
         </w:r>
       </w:hyperlink>
     </w:p>
@@ -1969,7 +1969,7 @@
           <w:t xml:space="preserve">	</w:t>
         </w:r>
         <w:r>
-          <w:t xml:space="preserve">8</w:t>
+          <w:t xml:space="preserve">7</w:t>
         </w:r>
       </w:hyperlink>
     </w:p>
@@ -1995,13 +1995,13 @@
       </w:pPr>
       <w:hyperlink w:anchor="_Toc000117" w:history="1">
         <w:r>
-          <w:t xml:space="preserve">6 Defect management</w:t>
+          <w:t xml:space="preserve">6 Issue management</w:t>
         </w:r>
         <w:r>
           <w:t xml:space="preserve">	</w:t>
         </w:r>
         <w:r>
-          <w:t xml:space="preserve">10</w:t>
+          <w:t xml:space="preserve">9</w:t>
         </w:r>
       </w:hyperlink>
     </w:p>
@@ -2017,7 +2017,7 @@
           <w:t xml:space="preserve">	</w:t>
         </w:r>
         <w:r>
-          <w:t xml:space="preserve">10</w:t>
+          <w:t xml:space="preserve">9</w:t>
         </w:r>
       </w:hyperlink>
     </w:p>
@@ -2033,7 +2033,7 @@
           <w:t xml:space="preserve">	</w:t>
         </w:r>
         <w:r>
-          <w:t xml:space="preserve">10</w:t>
+          <w:t xml:space="preserve">9</w:t>
         </w:r>
       </w:hyperlink>
     </w:p>
@@ -2081,7 +2081,7 @@
           <w:t xml:space="preserve">	</w:t>
         </w:r>
         <w:r>
-          <w:t xml:space="preserve">11</w:t>
+          <w:t xml:space="preserve">10</w:t>
         </w:r>
       </w:hyperlink>
     </w:p>
@@ -2097,7 +2097,7 @@
           <w:t xml:space="preserve">	</w:t>
         </w:r>
         <w:r>
-          <w:t xml:space="preserve">13</w:t>
+          <w:t xml:space="preserve">12</w:t>
         </w:r>
       </w:hyperlink>
     </w:p>
@@ -2129,17 +2129,17 @@
           <w:t xml:space="preserve">	</w:t>
         </w:r>
         <w:r>
-          <w:t xml:space="preserve">14</w:t>
+          <w:t xml:space="preserve">13</w:t>
         </w:r>
       </w:hyperlink>
     </w:p>
     <w:p>
       <w:pPr>
-        <w:pStyle w:val="toc2"/>
+        <w:pStyle w:val="toc1"/>
       </w:pPr>
       <w:hyperlink w:anchor="_Toc000126" w:history="1">
         <w:r>
-          <w:t xml:space="preserve">7.6 Automated tests referenced</w:t>
+          <w:t xml:space="preserve">8 Risks</w:t>
         </w:r>
         <w:r>
           <w:t xml:space="preserve">	</w:t>
@@ -2155,45 +2155,13 @@
       </w:pPr>
       <w:hyperlink w:anchor="_Toc000127" w:history="1">
         <w:r>
-          <w:t xml:space="preserve">8 Risks</w:t>
+          <w:t xml:space="preserve">9 Sign-off</w:t>
         </w:r>
         <w:r>
           <w:t xml:space="preserve">	</w:t>
         </w:r>
         <w:r>
           <w:t xml:space="preserve">15</w:t>
-        </w:r>
-      </w:hyperlink>
-    </w:p>
-    <w:p>
-      <w:pPr>
-        <w:pStyle w:val="toc1"/>
-      </w:pPr>
-      <w:hyperlink w:anchor="_Toc000128" w:history="1">
-        <w:r>
-          <w:t xml:space="preserve">9 FRS findings</w:t>
-        </w:r>
-        <w:r>
-          <w:t xml:space="preserve">	</w:t>
-        </w:r>
-        <w:r>
-          <w:t xml:space="preserve">15</w:t>
-        </w:r>
-      </w:hyperlink>
-    </w:p>
-    <w:p>
-      <w:pPr>
-        <w:pStyle w:val="toc1"/>
-      </w:pPr>
-      <w:hyperlink w:anchor="_Toc000129" w:history="1">
-        <w:r>
-          <w:t xml:space="preserve">10 Sign-off</w:t>
-        </w:r>
-        <w:r>
-          <w:t xml:space="preserve">	</w:t>
-        </w:r>
-        <w:r>
-          <w:t xml:space="preserve">17</w:t>
         </w:r>
       </w:hyperlink>
       <w:r>
@@ -2253,67 +2221,7 @@
     <w:p>
       <w:r>
         <w:rPr/>
-        <w:t>Sanction Screening is designed and not yet built. The cases are written from the FRS and the build design, so:</w:t>
-      </w:r>
-    </w:p>
-    <w:p>
-      <w:pPr>
-        <w:tabs>
-          <w:tab w:pos="312" w:val="left"/>
-        </w:tabs>
-        <w:spacing w:after="40"/>
-        <w:ind w:left="312" w:hanging="283"/>
-      </w:pPr>
-      <w:r>
-        <w:rPr>
-          <w:color w:val="004EA8"/>
-        </w:rPr>
-        <w:t>•</w:t>
-        <w:tab/>
-      </w:r>
-      <w:r>
-        <w:rPr/>
-        <w:t>expected results quote the message text of the FRS without a message code; the codes are added in version 1.1 when the module is built;</w:t>
-      </w:r>
-    </w:p>
-    <w:p>
-      <w:pPr>
-        <w:tabs>
-          <w:tab w:pos="312" w:val="left"/>
-        </w:tabs>
-        <w:spacing w:after="40"/>
-        <w:ind w:left="312" w:hanging="283"/>
-      </w:pPr>
-      <w:r>
-        <w:rPr>
-          <w:color w:val="004EA8"/>
-        </w:rPr>
-        <w:t>•</w:t>
-        <w:tab/>
-      </w:r>
-      <w:r>
-        <w:rPr/>
-        <w:t>the automation reference column is blank; the automated tests written during the build are referenced in version 1.1;</w:t>
-      </w:r>
-    </w:p>
-    <w:p>
-      <w:pPr>
-        <w:tabs>
-          <w:tab w:pos="312" w:val="left"/>
-        </w:tabs>
-        <w:spacing w:after="120"/>
-        <w:ind w:left="312" w:hanging="283"/>
-      </w:pPr>
-      <w:r>
-        <w:rPr>
-          <w:color w:val="004EA8"/>
-        </w:rPr>
-        <w:t>•</w:t>
-        <w:tab/>
-      </w:r>
-      <w:r>
-        <w:rPr/>
-        <w:t>screen paths and button labels are those of the build design and are checked against the screens before the system test starts.</w:t>
+        <w:t>The cases are written from the FRS: the expected results quote the message texts of the FRS, and the screen paths and button labels are those of the FRS. They are checked against the screens before the system test starts.</w:t>
       </w:r>
     </w:p>
     <w:p>
@@ -2920,21 +2828,7 @@
               <w:rPr>
                 <w:sz w:val="18"/>
               </w:rPr>
-              <w:t>Sanction Screening and Risk Profiling BRD (</w:t>
-            </w:r>
-            <w:r>
-              <w:rPr>
-                <w:rFonts w:ascii="Courier New" w:hAnsi="Courier New" w:cs="Courier New" w:eastAsia="Courier New"/>
-                <w:color w:val="2E2E2E"/>
-                <w:sz w:val="16"/>
-              </w:rPr>
-              <w:t>docs/source-documents/Sanction Screening and Risk Profiling BRD.pdf</w:t>
-            </w:r>
-            <w:r>
-              <w:rPr>
-                <w:sz w:val="18"/>
-              </w:rPr>
-              <w:t>)</w:t>
+              <w:t>Sanction Screening and Risk Profiling BRD</w:t>
             </w:r>
           </w:p>
         </w:tc>
@@ -3070,7 +2964,7 @@
               <w:rPr>
                 <w:sz w:val="18"/>
               </w:rPr>
-              <w:t>R4</w:t>
+              <w:t>R5</w:t>
             </w:r>
           </w:p>
         </w:tc>
@@ -3093,44 +2987,30 @@
               <w:rPr>
                 <w:sz w:val="18"/>
               </w:rPr>
-              <w:t>Sanction Screening build design (</w:t>
-            </w:r>
-            <w:r>
-              <w:rPr>
-                <w:rFonts w:ascii="Courier New" w:hAnsi="Courier New" w:cs="Courier New" w:eastAsia="Courier New"/>
-                <w:color w:val="2E2E2E"/>
-                <w:sz w:val="16"/>
-              </w:rPr>
-              <w:t>docs/architecture/SANCTION_SCREENING_DESIGN.md</w:t>
-            </w:r>
+              <w:t>FRS BRD-11 User Access Maintenance (roles, sign-in, session policy)</w:t>
+            </w:r>
+          </w:p>
+        </w:tc>
+        <w:tc>
+          <w:tcPr>
+            <w:tcW w:type="dxa" w:w="2992"/>
+            <w:tcMar>
+              <w:top w:w="50" w:type="dxa"/>
+              <w:bottom w:w="50" w:type="dxa"/>
+              <w:left w:w="90" w:type="dxa"/>
+              <w:right w:w="90" w:type="dxa"/>
+            </w:tcMar>
+            <w:shd w:val="clear" w:color="auto" w:fill="E5F5FF"/>
+          </w:tcPr>
+          <w:p>
+            <w:pPr>
+              <w:pStyle w:val="BDOITable"/>
+            </w:pPr>
             <w:r>
               <w:rPr>
                 <w:sz w:val="18"/>
               </w:rPr>
-              <w:t>)</w:t>
-            </w:r>
-          </w:p>
-        </w:tc>
-        <w:tc>
-          <w:tcPr>
-            <w:tcW w:type="dxa" w:w="2992"/>
-            <w:tcMar>
-              <w:top w:w="50" w:type="dxa"/>
-              <w:bottom w:w="50" w:type="dxa"/>
-              <w:left w:w="90" w:type="dxa"/>
-              <w:right w:w="90" w:type="dxa"/>
-            </w:tcMar>
-            <w:shd w:val="clear" w:color="auto" w:fill="E5F5FF"/>
-          </w:tcPr>
-          <w:p>
-            <w:pPr>
-              <w:pStyle w:val="BDOITable"/>
-            </w:pPr>
-            <w:r>
-              <w:rPr>
-                <w:sz w:val="18"/>
-              </w:rPr>
-              <w:t>proposal for review</w:t>
+              <w:t>1.0</w:t>
             </w:r>
           </w:p>
         </w:tc>
@@ -3157,7 +3037,7 @@
               <w:rPr>
                 <w:sz w:val="18"/>
               </w:rPr>
-              <w:t>R5</w:t>
+              <w:t>R6</w:t>
             </w:r>
           </w:p>
         </w:tc>
@@ -3170,79 +3050,6 @@
               <w:left w:w="90" w:type="dxa"/>
               <w:right w:w="90" w:type="dxa"/>
             </w:tcMar>
-          </w:tcPr>
-          <w:p>
-            <w:pPr>
-              <w:pStyle w:val="BDOITable"/>
-            </w:pPr>
-            <w:r>
-              <w:rPr>
-                <w:sz w:val="18"/>
-              </w:rPr>
-              <w:t>FRS BRD-11 User Access Maintenance (roles, sign-in, session policy)</w:t>
-            </w:r>
-          </w:p>
-        </w:tc>
-        <w:tc>
-          <w:tcPr>
-            <w:tcW w:type="dxa" w:w="2992"/>
-            <w:tcMar>
-              <w:top w:w="50" w:type="dxa"/>
-              <w:bottom w:w="50" w:type="dxa"/>
-              <w:left w:w="90" w:type="dxa"/>
-              <w:right w:w="90" w:type="dxa"/>
-            </w:tcMar>
-          </w:tcPr>
-          <w:p>
-            <w:pPr>
-              <w:pStyle w:val="BDOITable"/>
-            </w:pPr>
-            <w:r>
-              <w:rPr>
-                <w:sz w:val="18"/>
-              </w:rPr>
-              <w:t>1.0</w:t>
-            </w:r>
-          </w:p>
-        </w:tc>
-      </w:tr>
-      <w:tr>
-        <w:trPr>
-          <w:cantSplit w:val="true"/>
-        </w:trPr>
-        <w:tc>
-          <w:tcPr>
-            <w:tcW w:type="dxa" w:w="855"/>
-            <w:tcMar>
-              <w:top w:w="50" w:type="dxa"/>
-              <w:bottom w:w="50" w:type="dxa"/>
-              <w:left w:w="90" w:type="dxa"/>
-              <w:right w:w="90" w:type="dxa"/>
-            </w:tcMar>
-            <w:shd w:val="clear" w:color="auto" w:fill="E5F5FF"/>
-          </w:tcPr>
-          <w:p>
-            <w:pPr>
-              <w:pStyle w:val="BDOITable"/>
-            </w:pPr>
-            <w:r>
-              <w:rPr>
-                <w:sz w:val="18"/>
-              </w:rPr>
-              <w:t>R6</w:t>
-            </w:r>
-          </w:p>
-        </w:tc>
-        <w:tc>
-          <w:tcPr>
-            <w:tcW w:type="dxa" w:w="6126"/>
-            <w:tcMar>
-              <w:top w:w="50" w:type="dxa"/>
-              <w:bottom w:w="50" w:type="dxa"/>
-              <w:left w:w="90" w:type="dxa"/>
-              <w:right w:w="90" w:type="dxa"/>
-            </w:tcMar>
-            <w:shd w:val="clear" w:color="auto" w:fill="E5F5FF"/>
           </w:tcPr>
           <w:p>
             <w:pPr>
@@ -3279,7 +3086,6 @@
               <w:left w:w="90" w:type="dxa"/>
               <w:right w:w="90" w:type="dxa"/>
             </w:tcMar>
-            <w:shd w:val="clear" w:color="auto" w:fill="E5F5FF"/>
           </w:tcPr>
           <w:p>
             <w:pPr>
@@ -3496,7 +3302,7 @@
               <w:rPr>
                 <w:sz w:val="18"/>
               </w:rPr>
-              <w:t>Unit and integration (automated)</w:t>
+              <w:t>System test</w:t>
             </w:r>
           </w:p>
         </w:tc>
@@ -3518,7 +3324,7 @@
               <w:rPr>
                 <w:sz w:val="18"/>
               </w:rPr>
-              <w:t>Name normalisation and scoring, configuration versions and activation, risk rules, routing and assignment, validation rules, committee rule, STR extraction, permissions and four-eyes rules, against a PostgreSQL database; frontend form checks</w:t>
+              <w:t>Every case of the workbook, screen by screen, with the SIT data sets</w:t>
             </w:r>
           </w:p>
         </w:tc>
@@ -3540,7 +3346,7 @@
               <w:rPr>
                 <w:sz w:val="18"/>
               </w:rPr>
-              <w:t>iorta TechNXT developers</w:t>
+              <w:t>iorta TechNXT QA</w:t>
             </w:r>
           </w:p>
         </w:tc>
@@ -3562,35 +3368,7 @@
               <w:rPr>
                 <w:sz w:val="18"/>
               </w:rPr>
-              <w:t>Written during the build; run on every change in CI (</w:t>
-            </w:r>
-            <w:r>
-              <w:rPr>
-                <w:rFonts w:ascii="Courier New" w:hAnsi="Courier New" w:cs="Courier New" w:eastAsia="Courier New"/>
-                <w:color w:val="2E2E2E"/>
-                <w:sz w:val="16"/>
-              </w:rPr>
-              <w:t>mvn verify</w:t>
-            </w:r>
-            <w:r>
-              <w:rPr>
-                <w:sz w:val="18"/>
-              </w:rPr>
-              <w:t xml:space="preserve">, </w:t>
-            </w:r>
-            <w:r>
-              <w:rPr>
-                <w:rFonts w:ascii="Courier New" w:hAnsi="Courier New" w:cs="Courier New" w:eastAsia="Courier New"/>
-                <w:color w:val="2E2E2E"/>
-                <w:sz w:val="16"/>
-              </w:rPr>
-              <w:t>npm run verify</w:t>
-            </w:r>
-            <w:r>
-              <w:rPr>
-                <w:sz w:val="18"/>
-              </w:rPr>
-              <w:t>)</w:t>
+              <w:t>After Sanction Screening is deployed on SIT</w:t>
             </w:r>
           </w:p>
         </w:tc>
@@ -3618,7 +3396,7 @@
               <w:rPr>
                 <w:sz w:val="18"/>
               </w:rPr>
-              <w:t>System test</w:t>
+              <w:t>Persona end-to-end</w:t>
             </w:r>
           </w:p>
         </w:tc>
@@ -3641,7 +3419,7 @@
               <w:rPr>
                 <w:sz w:val="18"/>
               </w:rPr>
-              <w:t>Every case of the workbook, screen by screen, with the SIT data sets</w:t>
+              <w:t>The eight scenarios from start to finish by the persona that owns each step, with notifications and e-mails checked</w:t>
             </w:r>
           </w:p>
         </w:tc>
@@ -3664,7 +3442,7 @@
               <w:rPr>
                 <w:sz w:val="18"/>
               </w:rPr>
-              <w:t>iorta TechNXT QA</w:t>
+              <w:t>iorta TechNXT QA with the Compliance testers</w:t>
             </w:r>
           </w:p>
         </w:tc>
@@ -3687,7 +3465,7 @@
               <w:rPr>
                 <w:sz w:val="18"/>
               </w:rPr>
-              <w:t>After Sanction Screening is deployed on SIT</w:t>
+              <w:t>After the system test passes</w:t>
             </w:r>
           </w:p>
         </w:tc>
@@ -3714,7 +3492,7 @@
               <w:rPr>
                 <w:sz w:val="18"/>
               </w:rPr>
-              <w:t>Persona end-to-end</w:t>
+              <w:t>User acceptance test (UAT)</w:t>
             </w:r>
           </w:p>
         </w:tc>
@@ -3736,7 +3514,7 @@
               <w:rPr>
                 <w:sz w:val="18"/>
               </w:rPr>
-              <w:t>The eight scenarios from start to finish by the persona that owns each step, with notifications and e-mails checked</w:t>
+              <w:t>The scenarios and the High-priority cases, run by BDOI testers on masked production-like data and invented list entries</w:t>
             </w:r>
           </w:p>
         </w:tc>
@@ -3758,7 +3536,7 @@
               <w:rPr>
                 <w:sz w:val="18"/>
               </w:rPr>
-              <w:t>iorta TechNXT QA with the Compliance testers</w:t>
+              <w:t>BDOI Compliance, investigators, Unit Heads and AML Committee members</w:t>
             </w:r>
           </w:p>
         </w:tc>
@@ -3771,103 +3549,6 @@
               <w:left w:w="90" w:type="dxa"/>
               <w:right w:w="90" w:type="dxa"/>
             </w:tcMar>
-          </w:tcPr>
-          <w:p>
-            <w:pPr>
-              <w:pStyle w:val="BDOITable"/>
-            </w:pPr>
-            <w:r>
-              <w:rPr>
-                <w:sz w:val="18"/>
-              </w:rPr>
-              <w:t>After the system test passes</w:t>
-            </w:r>
-          </w:p>
-        </w:tc>
-      </w:tr>
-      <w:tr>
-        <w:trPr>
-          <w:cantSplit w:val="true"/>
-        </w:trPr>
-        <w:tc>
-          <w:tcPr>
-            <w:tcW w:type="dxa" w:w="1922"/>
-            <w:tcMar>
-              <w:top w:w="50" w:type="dxa"/>
-              <w:bottom w:w="50" w:type="dxa"/>
-              <w:left w:w="90" w:type="dxa"/>
-              <w:right w:w="90" w:type="dxa"/>
-            </w:tcMar>
-            <w:shd w:val="clear" w:color="auto" w:fill="E5F5FF"/>
-          </w:tcPr>
-          <w:p>
-            <w:pPr>
-              <w:pStyle w:val="BDOITable"/>
-            </w:pPr>
-            <w:r>
-              <w:rPr>
-                <w:sz w:val="18"/>
-              </w:rPr>
-              <w:t>User acceptance test (UAT)</w:t>
-            </w:r>
-          </w:p>
-        </w:tc>
-        <w:tc>
-          <w:tcPr>
-            <w:tcW w:type="dxa" w:w="3724"/>
-            <w:tcMar>
-              <w:top w:w="50" w:type="dxa"/>
-              <w:bottom w:w="50" w:type="dxa"/>
-              <w:left w:w="90" w:type="dxa"/>
-              <w:right w:w="90" w:type="dxa"/>
-            </w:tcMar>
-            <w:shd w:val="clear" w:color="auto" w:fill="E5F5FF"/>
-          </w:tcPr>
-          <w:p>
-            <w:pPr>
-              <w:pStyle w:val="BDOITable"/>
-            </w:pPr>
-            <w:r>
-              <w:rPr>
-                <w:sz w:val="18"/>
-              </w:rPr>
-              <w:t>The scenarios and the High-priority cases, run by BDOI testers on masked production-like data and invented list entries</w:t>
-            </w:r>
-          </w:p>
-        </w:tc>
-        <w:tc>
-          <w:tcPr>
-            <w:tcW w:type="dxa" w:w="2163"/>
-            <w:tcMar>
-              <w:top w:w="50" w:type="dxa"/>
-              <w:bottom w:w="50" w:type="dxa"/>
-              <w:left w:w="90" w:type="dxa"/>
-              <w:right w:w="90" w:type="dxa"/>
-            </w:tcMar>
-            <w:shd w:val="clear" w:color="auto" w:fill="E5F5FF"/>
-          </w:tcPr>
-          <w:p>
-            <w:pPr>
-              <w:pStyle w:val="BDOITable"/>
-            </w:pPr>
-            <w:r>
-              <w:rPr>
-                <w:sz w:val="18"/>
-              </w:rPr>
-              <w:t>BDOI Compliance, investigators, Unit Heads and AML Committee members</w:t>
-            </w:r>
-          </w:p>
-        </w:tc>
-        <w:tc>
-          <w:tcPr>
-            <w:tcW w:type="dxa" w:w="2163"/>
-            <w:tcMar>
-              <w:top w:w="50" w:type="dxa"/>
-              <w:bottom w:w="50" w:type="dxa"/>
-              <w:left w:w="90" w:type="dxa"/>
-              <w:right w:w="90" w:type="dxa"/>
-            </w:tcMar>
-            <w:shd w:val="clear" w:color="auto" w:fill="E5F5FF"/>
           </w:tcPr>
           <w:p>
             <w:pPr>
@@ -3887,12 +3568,6 @@
       <w:pPr>
         <w:pStyle w:val="BDOISpacer"/>
       </w:pPr>
-    </w:p>
-    <w:p>
-      <w:r>
-        <w:rPr/>
-        <w:t>Automated tests do not replace the system test. They show that a rule holds after every change; the system test shows that the screens, messages, notifications, files and reports are what Compliance expects. When the automated tests exist, version 1.1 of the workbook names them in the automation reference column, and each such case is still run on the screen once per cycle.</w:t>
-      </w:r>
     </w:p>
     <w:p>
       <w:pPr>
@@ -4525,7 +4200,7 @@
     <w:p>
       <w:r>
         <w:rPr/>
-        <w:t>The workbook has a README sheet that explains every column. The sheets are Document Control, Test Conditions, Scenarios, Test Cases, Coverage, Test Data, Roles and Access and FRS Findings. Case IDs carry their condition: TC-SS-064.2-02 is the second case of condition 2 of FR-SS-064. Status starts as Not run; testers fill Status, Actual result, Tester, Date and Defect ID.</w:t>
+        <w:t>The workbook has a README sheet that explains every column. The sheets are Document Control, Test Conditions, Scenarios, Test Cases, Coverage, Test Data, Roles and Access. Case IDs carry their condition: TC-SS-064.2-02 is the second case of condition 2 of FR-SS-064. Status starts as Not run; testers fill Status, Actual result, Tester, Date and Issue ID.</w:t>
       </w:r>
     </w:p>
     <w:p>
@@ -4692,7 +4367,7 @@
               <w:rPr>
                 <w:sz w:val="18"/>
               </w:rPr>
-              <w:t>Sanction Screening is built and deployed on SIT with its roles, parameters, lists and jobs; the planned seeds V1950 to V1952 (invented names only) are loaded; CI is green on the deployed commit; the automated tests of the module exist and pass; screen labels and messages have been compared with this plan and differences recorded; the test mailboxes receive mail.</w:t>
+              <w:t>Sanction Screening is deployed on SIT with its roles, parameters, lists and jobs; the seed data (invented names only) is loaded; screen labels and messages have been compared with this plan and differences recorded; the test mailboxes receive mail.</w:t>
             </w:r>
           </w:p>
         </w:tc>
@@ -4743,7 +4418,7 @@
               <w:rPr>
                 <w:sz w:val="18"/>
               </w:rPr>
-              <w:t>All High-priority system test cases are run; no open Critical defect; five committee users exist; the SLA monitor and ingestion jobs run on SIT.</w:t>
+              <w:t>All High-priority system test cases are run; no open Critical issue; five committee users exist; the SLA monitor and ingestion jobs run on SIT.</w:t>
             </w:r>
           </w:p>
         </w:tc>
@@ -4953,7 +4628,7 @@
               <w:rPr>
                 <w:sz w:val="18"/>
               </w:rPr>
-              <w:t>100 % of cases run (the AMLC layout cases may be Blocked until SQ09 is answered); 100 % of High-priority cases passed; no open Critical or High defect; open Medium and Low defects have an agreed fix date.</w:t>
+              <w:t>100 % of cases run (the AMLC layout cases may be Blocked until SQ09 is answered); 100 % of High-priority cases passed; no open Critical or High issue; open Medium and Low issues have an agreed fix date.</w:t>
             </w:r>
           </w:p>
         </w:tc>
@@ -5053,7 +4728,7 @@
               <w:rPr>
                 <w:sz w:val="18"/>
               </w:rPr>
-              <w:t>All scenarios and High-priority cases passed or accepted by the BDOI process owner; no open Critical or High defect; open defects listed with an agreed plan in the UAT sign-off; the sign-off of section 10 is signed.</w:t>
+              <w:t>All scenarios and High-priority cases passed or accepted by the BDOI process owner; no open Critical or High issue; open issues listed with an agreed plan in the UAT sign-off; the sign-off of section 9 is signed.</w:t>
             </w:r>
           </w:p>
         </w:tc>
@@ -5073,7 +4748,7 @@
       </w:r>
       <w:r>
         <w:rPr/>
-        <w:t xml:space="preserve"> Testing of a scenario stops when a Critical defect blocks it, when the environment is down for more than half a day, or when the test data is corrupted. It resumes after the fix is deployed and the blocked cases are re-run from their first step.</w:t>
+        <w:t xml:space="preserve"> Testing of a scenario stops when a Critical issue blocks it, when the environment is down for more than half a day, or when the test data is corrupted. It resumes after the fix is deployed and the blocked cases are re-run from their first step.</w:t>
       </w:r>
     </w:p>
     <w:p>
@@ -5245,7 +4920,7 @@
               <w:rPr>
                 <w:sz w:val="18"/>
               </w:rPr>
-              <w:t>CI</w:t>
+              <w:t>SIT</w:t>
             </w:r>
           </w:p>
         </w:tc>
@@ -5267,7 +4942,7 @@
               <w:rPr>
                 <w:sz w:val="18"/>
               </w:rPr>
-              <w:t>Automated unit and integration tests on every change</w:t>
+              <w:t>System test and persona end-to-end runs by iorta TechNXT QA</w:t>
             </w:r>
           </w:p>
         </w:tc>
@@ -5289,7 +4964,7 @@
               <w:rPr>
                 <w:sz w:val="18"/>
               </w:rPr>
-              <w:t>Created by each test; PostgreSQL in a container</w:t>
+              <w:t>Seed data (users, configuration, a watchlist with invented names and cases in every stage) and the data sets of section 4.2; test mailboxes</w:t>
             </w:r>
           </w:p>
         </w:tc>
@@ -5317,7 +4992,7 @@
               <w:rPr>
                 <w:sz w:val="18"/>
               </w:rPr>
-              <w:t>SIT</w:t>
+              <w:t>UAT</w:t>
             </w:r>
           </w:p>
         </w:tc>
@@ -5340,7 +5015,7 @@
               <w:rPr>
                 <w:sz w:val="18"/>
               </w:rPr>
-              <w:t>System test and persona end-to-end runs by iorta TechNXT QA</w:t>
+              <w:t>Acceptance by BDOI testers</w:t>
             </w:r>
           </w:p>
         </w:tc>
@@ -5354,77 +5029,6 @@
               <w:right w:w="90" w:type="dxa"/>
             </w:tcMar>
             <w:shd w:val="clear" w:color="auto" w:fill="E5F5FF"/>
-          </w:tcPr>
-          <w:p>
-            <w:pPr>
-              <w:pStyle w:val="BDOITable"/>
-            </w:pPr>
-            <w:r>
-              <w:rPr>
-                <w:sz w:val="18"/>
-              </w:rPr>
-              <w:t>Seed profile migrations, the planned screening seeds V1950-V1952 and the data sets of section 4.2; test mailboxes</w:t>
-            </w:r>
-          </w:p>
-        </w:tc>
-      </w:tr>
-      <w:tr>
-        <w:trPr>
-          <w:cantSplit w:val="true"/>
-        </w:trPr>
-        <w:tc>
-          <w:tcPr>
-            <w:tcW w:type="dxa" w:w="1800"/>
-            <w:tcMar>
-              <w:top w:w="50" w:type="dxa"/>
-              <w:bottom w:w="50" w:type="dxa"/>
-              <w:left w:w="90" w:type="dxa"/>
-              <w:right w:w="90" w:type="dxa"/>
-            </w:tcMar>
-          </w:tcPr>
-          <w:p>
-            <w:pPr>
-              <w:pStyle w:val="BDOITable"/>
-            </w:pPr>
-            <w:r>
-              <w:rPr>
-                <w:sz w:val="18"/>
-              </w:rPr>
-              <w:t>UAT</w:t>
-            </w:r>
-          </w:p>
-        </w:tc>
-        <w:tc>
-          <w:tcPr>
-            <w:tcW w:type="dxa" w:w="4432"/>
-            <w:tcMar>
-              <w:top w:w="50" w:type="dxa"/>
-              <w:bottom w:w="50" w:type="dxa"/>
-              <w:left w:w="90" w:type="dxa"/>
-              <w:right w:w="90" w:type="dxa"/>
-            </w:tcMar>
-          </w:tcPr>
-          <w:p>
-            <w:pPr>
-              <w:pStyle w:val="BDOITable"/>
-            </w:pPr>
-            <w:r>
-              <w:rPr>
-                <w:sz w:val="18"/>
-              </w:rPr>
-              <w:t>Acceptance by BDOI testers</w:t>
-            </w:r>
-          </w:p>
-        </w:tc>
-        <w:tc>
-          <w:tcPr>
-            <w:tcW w:type="dxa" w:w="3739"/>
-            <w:tcMar>
-              <w:top w:w="50" w:type="dxa"/>
-              <w:bottom w:w="50" w:type="dxa"/>
-              <w:left w:w="90" w:type="dxa"/>
-              <w:right w:w="90" w:type="dxa"/>
-            </w:tcMar>
           </w:tcPr>
           <w:p>
             <w:pPr>
@@ -5465,7 +5069,7 @@
     <w:p>
       <w:r>
         <w:rPr/>
-        <w:t>The cases refer to named data sets. Sanction Screening has no seed yet; the build design plans V1950 (users and configuration), V1951 (watchlist with invented names) and V1952 (cases in every stage). Until they exist the test lead prepares each set on SIT as its source column says.</w:t>
+        <w:t>The cases refer to named data sets. The seed data holds the users and configuration, a watchlist with invented names and cases in every stage; the test lead prepares the other sets on SIT as their source column says.</w:t>
       </w:r>
     </w:p>
     <w:p>
@@ -5656,7 +5260,7 @@
               <w:rPr>
                 <w:sz w:val="17"/>
               </w:rPr>
-              <w:t>Planned seed V1950 (compoff, compchk, ucc, investigator, scrapprover, amlcom1, amlcom2); the others created by the test lead through User Access requests</w:t>
+              <w:t>Seed data (compoff, compchk, ucc, investigator, scrapprover, amlcom1, amlcom2); the others created by the test lead through User Access requests</w:t>
             </w:r>
           </w:p>
         </w:tc>
@@ -5730,7 +5334,7 @@
               <w:rPr>
                 <w:sz w:val="17"/>
               </w:rPr>
-              <w:t>Planned seed V1950 of the build design</w:t>
+              <w:t>Seed data</w:t>
             </w:r>
           </w:p>
         </w:tc>
@@ -5801,7 +5405,7 @@
               <w:rPr>
                 <w:sz w:val="17"/>
               </w:rPr>
-              <w:t>Planned seed V1951; invented names only</w:t>
+              <w:t>Seed data; invented names only</w:t>
             </w:r>
           </w:p>
         </w:tc>
@@ -5946,7 +5550,7 @@
               <w:rPr>
                 <w:sz w:val="17"/>
               </w:rPr>
-              <w:t>Masked seed clients (V981) plus clients keyed in by the test lead on SIT</w:t>
+              <w:t>Masked seed clients plus clients keyed in by the test lead on SIT</w:t>
             </w:r>
           </w:p>
         </w:tc>
@@ -6020,7 +5624,7 @@
               <w:rPr>
                 <w:sz w:val="17"/>
               </w:rPr>
-              <w:t>Planned seed V1952 of the build design</w:t>
+              <w:t>Seed data</w:t>
             </w:r>
           </w:p>
         </w:tc>
@@ -6165,7 +5769,7 @@
               <w:rPr>
                 <w:sz w:val="17"/>
               </w:rPr>
-              <w:t>Parameters as delivered; users of TD-SS-01</w:t>
+              <w:t>Parameters as configured; users of TD-SS-01</w:t>
             </w:r>
           </w:p>
         </w:tc>
@@ -6287,7 +5891,7 @@
               <w:rPr>
                 <w:sz w:val="17"/>
               </w:rPr>
-              <w:t>Parameters and jobs as delivered</w:t>
+              <w:t>Parameters and jobs at their defaults</w:t>
             </w:r>
           </w:p>
         </w:tc>
@@ -6310,7 +5914,7 @@
               <w:rPr>
                 <w:sz w:val="17"/>
               </w:rPr>
-              <w:t>Configuration delivered with the build (FRS section 9.1); recipients set by the test lead</w:t>
+              <w:t>Configuration of the SIT environment (FRS section 9.1); recipients set by the test lead</w:t>
             </w:r>
           </w:p>
         </w:tc>
@@ -6529,7 +6133,7 @@
               <w:rPr>
                 <w:sz w:val="18"/>
               </w:rPr>
-              <w:t>Owns this plan and the workbook; prepares environments, users and invented list data; runs the daily defect triage; reports progress</w:t>
+              <w:t>Owns this plan and the workbook; prepares environments, users and invented list data; runs the daily issue triage; reports progress</w:t>
             </w:r>
           </w:p>
         </w:tc>
@@ -6603,7 +6207,7 @@
               <w:rPr>
                 <w:sz w:val="18"/>
               </w:rPr>
-              <w:t>Run the system test and the persona end-to-end scenarios; raise defects with evidence</w:t>
+              <w:t>Run the system test and the persona end-to-end scenarios; raise issues with evidence</w:t>
             </w:r>
           </w:p>
         </w:tc>
@@ -6674,7 +6278,7 @@
               <w:rPr>
                 <w:sz w:val="18"/>
               </w:rPr>
-              <w:t>Write and keep the automated tests green; fix defects; support triage</w:t>
+              <w:t>Resolve issues; support triage</w:t>
             </w:r>
           </w:p>
         </w:tc>
@@ -6819,7 +6423,7 @@
               <w:rPr>
                 <w:sz w:val="18"/>
               </w:rPr>
-              <w:t>Run the UAT scenarios of their role; confirm the expected results match the compliance rules; raise defects</w:t>
+              <w:t>Run the UAT scenarios of their role; confirm the expected results match the compliance rules; raise issues</w:t>
             </w:r>
           </w:p>
         </w:tc>
@@ -6893,7 +6497,7 @@
               <w:rPr>
                 <w:sz w:val="18"/>
               </w:rPr>
-              <w:t>Decides on disputed expected results and accepted defects; signs off UAT</w:t>
+              <w:t>Decides on disputed expected results and accepted issues; signs off UAT</w:t>
             </w:r>
           </w:p>
         </w:tc>
@@ -7989,7 +7593,7 @@
       <w:bookmarkStart w:id="117" w:name="_Toc000117"/>
       <w:r>
         <w:rPr/>
-        <w:t>6 Defect management</w:t>
+        <w:t>6 Issue management</w:t>
       </w:r>
       <w:bookmarkEnd w:id="117"/>
     </w:p>
@@ -8019,7 +7623,7 @@
       </w:r>
       <w:r>
         <w:rPr/>
-        <w:t>Defect severity</w:t>
+        <w:t>Issue severity</w:t>
       </w:r>
     </w:p>
     <w:tbl>
@@ -8450,7 +8054,7 @@
       </w:r>
       <w:r>
         <w:rPr/>
-        <w:t>Testers raise a defect for each failed case, with the case ID, steps, actual result, screenshot and the case, version or entry number.</w:t>
+        <w:t>Testers raise an issue for each failed case, with the case ID, steps, actual result, screenshot and the case, version or entry number.</w:t>
       </w:r>
     </w:p>
     <w:p>
@@ -8470,7 +8074,7 @@
       </w:r>
       <w:r>
         <w:rPr/>
-        <w:t>The test lead triages new defects daily with the development lead and, during UAT, the BDOI process owner. Triage confirms the severity, links duplicates and decides whether the FRS or the build is wrong. A disputed expected result goes to the BDOI process owner; an FRS change goes to the FRS owner (see section 9).</w:t>
+        <w:t>The test lead triages new issues daily with the development lead and, during UAT, the BDOI process owner. Triage confirms the severity, links duplicates and decides whether the FRS or the system needs the correction. A disputed expected result goes to the BDOI process owner; an FRS change goes to the FRS owner, who records it in the clarifications chapter of the FRS.</w:t>
       </w:r>
     </w:p>
     <w:p>
@@ -8510,7 +8114,7 @@
       </w:r>
       <w:r>
         <w:rPr/>
-        <w:t>A fixed defect is retested with its case and the cases of the same condition; the automated tests of the FR must also pass.</w:t>
+        <w:t>A resolved issue is retested with its case and the cases of the same condition.</w:t>
       </w:r>
     </w:p>
     <w:p>
@@ -9305,7 +8909,7 @@
               <w:rPr>
                 <w:sz w:val="18"/>
               </w:rPr>
-              <w:t>Test cases with an automation reference</w:t>
+              <w:t>Roles-and-access checks (action x role)</w:t>
             </w:r>
           </w:p>
         </w:tc>
@@ -9328,7 +8932,7 @@
               <w:rPr>
                 <w:sz w:val="18"/>
               </w:rPr>
-              <w:t>0</w:t>
+              <w:t>64</w:t>
             </w:r>
           </w:p>
         </w:tc>
@@ -9355,7 +8959,7 @@
               <w:rPr>
                 <w:sz w:val="18"/>
               </w:rPr>
-              <w:t>Roles-and-access checks (action x role)</w:t>
+              <w:t>Named test data sets</w:t>
             </w:r>
           </w:p>
         </w:tc>
@@ -9368,57 +8972,6 @@
               <w:left w:w="90" w:type="dxa"/>
               <w:right w:w="90" w:type="dxa"/>
             </w:tcMar>
-          </w:tcPr>
-          <w:p>
-            <w:pPr>
-              <w:pStyle w:val="BDOITable"/>
-            </w:pPr>
-            <w:r>
-              <w:rPr>
-                <w:sz w:val="18"/>
-              </w:rPr>
-              <w:t>64</w:t>
-            </w:r>
-          </w:p>
-        </w:tc>
-      </w:tr>
-      <w:tr>
-        <w:trPr>
-          <w:cantSplit w:val="true"/>
-        </w:trPr>
-        <w:tc>
-          <w:tcPr>
-            <w:tcW w:type="dxa" w:w="6648"/>
-            <w:tcMar>
-              <w:top w:w="50" w:type="dxa"/>
-              <w:bottom w:w="50" w:type="dxa"/>
-              <w:left w:w="90" w:type="dxa"/>
-              <w:right w:w="90" w:type="dxa"/>
-            </w:tcMar>
-            <w:shd w:val="clear" w:color="auto" w:fill="E5F5FF"/>
-          </w:tcPr>
-          <w:p>
-            <w:pPr>
-              <w:pStyle w:val="BDOITable"/>
-            </w:pPr>
-            <w:r>
-              <w:rPr>
-                <w:sz w:val="18"/>
-              </w:rPr>
-              <w:t>Named test data sets</w:t>
-            </w:r>
-          </w:p>
-        </w:tc>
-        <w:tc>
-          <w:tcPr>
-            <w:tcW w:type="dxa" w:w="3324"/>
-            <w:tcMar>
-              <w:top w:w="50" w:type="dxa"/>
-              <w:bottom w:w="50" w:type="dxa"/>
-              <w:left w:w="90" w:type="dxa"/>
-              <w:right w:w="90" w:type="dxa"/>
-            </w:tcMar>
-            <w:shd w:val="clear" w:color="auto" w:fill="E5F5FF"/>
           </w:tcPr>
           <w:p>
             <w:pPr>
@@ -9442,7 +8995,7 @@
     <w:p>
       <w:r>
         <w:rPr/>
-        <w:t>Every FR has at least one positive and one negative case, and every BRD ID is covered. The builder of the workbook checks this each time the plan is built and refuses to produce a plan with a gap.</w:t>
+        <w:t>Every FR has at least one positive and one negative case, and every BRD ID is covered. The coverage is checked each time the workbook is issued, and a plan with a gap is not issued.</w:t>
       </w:r>
     </w:p>
     <w:p>
@@ -9490,14 +9043,13 @@
         <w:tblLayout w:type="fixed"/>
       </w:tblPr>
       <w:tblGrid>
-        <w:gridCol w:w="1188"/>
-        <w:gridCol w:w="3307"/>
-        <w:gridCol w:w="1653"/>
-        <w:gridCol w:w="775"/>
-        <w:gridCol w:w="775"/>
-        <w:gridCol w:w="775"/>
-        <w:gridCol w:w="671"/>
-        <w:gridCol w:w="826"/>
+        <w:gridCol w:w="1182"/>
+        <w:gridCol w:w="3804"/>
+        <w:gridCol w:w="1953"/>
+        <w:gridCol w:w="771"/>
+        <w:gridCol w:w="771"/>
+        <w:gridCol w:w="771"/>
+        <w:gridCol w:w="719"/>
       </w:tblGrid>
       <w:tr>
         <w:trPr>
@@ -9506,7 +9058,7 @@
         </w:trPr>
         <w:tc>
           <w:tcPr>
-            <w:tcW w:type="dxa" w:w="1188"/>
+            <w:tcW w:type="dxa" w:w="1182"/>
             <w:shd w:val="clear" w:color="auto" w:fill="004EA8"/>
             <w:tcMar>
               <w:top w:w="50" w:type="dxa"/>
@@ -9532,7 +9084,7 @@
         </w:tc>
         <w:tc>
           <w:tcPr>
-            <w:tcW w:type="dxa" w:w="3307"/>
+            <w:tcW w:type="dxa" w:w="3804"/>
             <w:shd w:val="clear" w:color="auto" w:fill="004EA8"/>
             <w:tcMar>
               <w:top w:w="50" w:type="dxa"/>
@@ -9558,7 +9110,7 @@
         </w:tc>
         <w:tc>
           <w:tcPr>
-            <w:tcW w:type="dxa" w:w="1653"/>
+            <w:tcW w:type="dxa" w:w="1953"/>
             <w:shd w:val="clear" w:color="auto" w:fill="004EA8"/>
             <w:tcMar>
               <w:top w:w="50" w:type="dxa"/>
@@ -9584,7 +9136,7 @@
         </w:tc>
         <w:tc>
           <w:tcPr>
-            <w:tcW w:type="dxa" w:w="775"/>
+            <w:tcW w:type="dxa" w:w="771"/>
             <w:shd w:val="clear" w:color="auto" w:fill="004EA8"/>
             <w:tcMar>
               <w:top w:w="50" w:type="dxa"/>
@@ -9610,7 +9162,7 @@
         </w:tc>
         <w:tc>
           <w:tcPr>
-            <w:tcW w:type="dxa" w:w="775"/>
+            <w:tcW w:type="dxa" w:w="771"/>
             <w:shd w:val="clear" w:color="auto" w:fill="004EA8"/>
             <w:tcMar>
               <w:top w:w="50" w:type="dxa"/>
@@ -9636,7 +9188,7 @@
         </w:tc>
         <w:tc>
           <w:tcPr>
-            <w:tcW w:type="dxa" w:w="775"/>
+            <w:tcW w:type="dxa" w:w="771"/>
             <w:shd w:val="clear" w:color="auto" w:fill="004EA8"/>
             <w:tcMar>
               <w:top w:w="50" w:type="dxa"/>
@@ -9662,7 +9214,7 @@
         </w:tc>
         <w:tc>
           <w:tcPr>
-            <w:tcW w:type="dxa" w:w="672"/>
+            <w:tcW w:type="dxa" w:w="720"/>
             <w:shd w:val="clear" w:color="auto" w:fill="004EA8"/>
             <w:tcMar>
               <w:top w:w="50" w:type="dxa"/>
@@ -9683,32 +9235,6 @@
                 <w:sz w:val="16"/>
               </w:rPr>
               <w:t>Total</w:t>
-            </w:r>
-          </w:p>
-        </w:tc>
-        <w:tc>
-          <w:tcPr>
-            <w:tcW w:type="dxa" w:w="827"/>
-            <w:shd w:val="clear" w:color="auto" w:fill="004EA8"/>
-            <w:tcMar>
-              <w:top w:w="50" w:type="dxa"/>
-              <w:bottom w:w="50" w:type="dxa"/>
-              <w:left w:w="90" w:type="dxa"/>
-              <w:right w:w="90" w:type="dxa"/>
-            </w:tcMar>
-            <w:vAlign w:val="center"/>
-          </w:tcPr>
-          <w:p>
-            <w:pPr>
-              <w:pStyle w:val="BDOITableHeader"/>
-            </w:pPr>
-            <w:r>
-              <w:rPr>
-                <w:b/>
-                <w:color w:val="FFFFFF"/>
-                <w:sz w:val="16"/>
-              </w:rPr>
-              <w:t>Auto.</w:t>
             </w:r>
           </w:p>
         </w:tc>
@@ -9719,7 +9245,7 @@
         </w:trPr>
         <w:tc>
           <w:tcPr>
-            <w:tcW w:type="dxa" w:w="1188"/>
+            <w:tcW w:type="dxa" w:w="1182"/>
             <w:tcMar>
               <w:top w:w="50" w:type="dxa"/>
               <w:bottom w:w="50" w:type="dxa"/>
@@ -9741,7 +9267,7 @@
         </w:tc>
         <w:tc>
           <w:tcPr>
-            <w:tcW w:type="dxa" w:w="3307"/>
+            <w:tcW w:type="dxa" w:w="3804"/>
             <w:tcMar>
               <w:top w:w="50" w:type="dxa"/>
               <w:bottom w:w="50" w:type="dxa"/>
@@ -9763,7 +9289,7 @@
         </w:tc>
         <w:tc>
           <w:tcPr>
-            <w:tcW w:type="dxa" w:w="1653"/>
+            <w:tcW w:type="dxa" w:w="1953"/>
             <w:tcMar>
               <w:top w:w="50" w:type="dxa"/>
               <w:bottom w:w="50" w:type="dxa"/>
@@ -9785,7 +9311,7 @@
         </w:tc>
         <w:tc>
           <w:tcPr>
-            <w:tcW w:type="dxa" w:w="775"/>
+            <w:tcW w:type="dxa" w:w="771"/>
             <w:tcMar>
               <w:top w:w="50" w:type="dxa"/>
               <w:bottom w:w="50" w:type="dxa"/>
@@ -9807,7 +9333,7 @@
         </w:tc>
         <w:tc>
           <w:tcPr>
-            <w:tcW w:type="dxa" w:w="775"/>
+            <w:tcW w:type="dxa" w:w="771"/>
             <w:tcMar>
               <w:top w:w="50" w:type="dxa"/>
               <w:bottom w:w="50" w:type="dxa"/>
@@ -9829,7 +9355,7 @@
         </w:tc>
         <w:tc>
           <w:tcPr>
-            <w:tcW w:type="dxa" w:w="775"/>
+            <w:tcW w:type="dxa" w:w="771"/>
             <w:tcMar>
               <w:top w:w="50" w:type="dxa"/>
               <w:bottom w:w="50" w:type="dxa"/>
@@ -9851,7 +9377,7 @@
         </w:tc>
         <w:tc>
           <w:tcPr>
-            <w:tcW w:type="dxa" w:w="672"/>
+            <w:tcW w:type="dxa" w:w="720"/>
             <w:tcMar>
               <w:top w:w="50" w:type="dxa"/>
               <w:bottom w:w="50" w:type="dxa"/>
@@ -9868,28 +9394,6 @@
                 <w:sz w:val="16"/>
               </w:rPr>
               <w:t>7</w:t>
-            </w:r>
-          </w:p>
-        </w:tc>
-        <w:tc>
-          <w:tcPr>
-            <w:tcW w:type="dxa" w:w="827"/>
-            <w:tcMar>
-              <w:top w:w="50" w:type="dxa"/>
-              <w:bottom w:w="50" w:type="dxa"/>
-              <w:left w:w="90" w:type="dxa"/>
-              <w:right w:w="90" w:type="dxa"/>
-            </w:tcMar>
-          </w:tcPr>
-          <w:p>
-            <w:pPr>
-              <w:pStyle w:val="BDOITable"/>
-            </w:pPr>
-            <w:r>
-              <w:rPr>
-                <w:sz w:val="16"/>
-              </w:rPr>
-              <w:t>0</w:t>
             </w:r>
           </w:p>
         </w:tc>
@@ -9900,7 +9404,7 @@
         </w:trPr>
         <w:tc>
           <w:tcPr>
-            <w:tcW w:type="dxa" w:w="1188"/>
+            <w:tcW w:type="dxa" w:w="1182"/>
             <w:tcMar>
               <w:top w:w="50" w:type="dxa"/>
               <w:bottom w:w="50" w:type="dxa"/>
@@ -9923,7 +9427,7 @@
         </w:tc>
         <w:tc>
           <w:tcPr>
-            <w:tcW w:type="dxa" w:w="3307"/>
+            <w:tcW w:type="dxa" w:w="3804"/>
             <w:tcMar>
               <w:top w:w="50" w:type="dxa"/>
               <w:bottom w:w="50" w:type="dxa"/>
@@ -9946,7 +9450,7 @@
         </w:tc>
         <w:tc>
           <w:tcPr>
-            <w:tcW w:type="dxa" w:w="1653"/>
+            <w:tcW w:type="dxa" w:w="1953"/>
             <w:tcMar>
               <w:top w:w="50" w:type="dxa"/>
               <w:bottom w:w="50" w:type="dxa"/>
@@ -9969,7 +9473,7 @@
         </w:tc>
         <w:tc>
           <w:tcPr>
-            <w:tcW w:type="dxa" w:w="775"/>
+            <w:tcW w:type="dxa" w:w="771"/>
             <w:tcMar>
               <w:top w:w="50" w:type="dxa"/>
               <w:bottom w:w="50" w:type="dxa"/>
@@ -9992,7 +9496,7 @@
         </w:tc>
         <w:tc>
           <w:tcPr>
-            <w:tcW w:type="dxa" w:w="775"/>
+            <w:tcW w:type="dxa" w:w="771"/>
             <w:tcMar>
               <w:top w:w="50" w:type="dxa"/>
               <w:bottom w:w="50" w:type="dxa"/>
@@ -10015,7 +9519,7 @@
         </w:tc>
         <w:tc>
           <w:tcPr>
-            <w:tcW w:type="dxa" w:w="775"/>
+            <w:tcW w:type="dxa" w:w="771"/>
             <w:tcMar>
               <w:top w:w="50" w:type="dxa"/>
               <w:bottom w:w="50" w:type="dxa"/>
@@ -10038,7 +9542,7 @@
         </w:tc>
         <w:tc>
           <w:tcPr>
-            <w:tcW w:type="dxa" w:w="672"/>
+            <w:tcW w:type="dxa" w:w="720"/>
             <w:tcMar>
               <w:top w:w="50" w:type="dxa"/>
               <w:bottom w:w="50" w:type="dxa"/>
@@ -10056,29 +9560,6 @@
                 <w:sz w:val="16"/>
               </w:rPr>
               <w:t>9</w:t>
-            </w:r>
-          </w:p>
-        </w:tc>
-        <w:tc>
-          <w:tcPr>
-            <w:tcW w:type="dxa" w:w="827"/>
-            <w:tcMar>
-              <w:top w:w="50" w:type="dxa"/>
-              <w:bottom w:w="50" w:type="dxa"/>
-              <w:left w:w="90" w:type="dxa"/>
-              <w:right w:w="90" w:type="dxa"/>
-            </w:tcMar>
-            <w:shd w:val="clear" w:color="auto" w:fill="E5F5FF"/>
-          </w:tcPr>
-          <w:p>
-            <w:pPr>
-              <w:pStyle w:val="BDOITable"/>
-            </w:pPr>
-            <w:r>
-              <w:rPr>
-                <w:sz w:val="16"/>
-              </w:rPr>
-              <w:t>0</w:t>
             </w:r>
           </w:p>
         </w:tc>
@@ -10089,7 +9570,7 @@
         </w:trPr>
         <w:tc>
           <w:tcPr>
-            <w:tcW w:type="dxa" w:w="1188"/>
+            <w:tcW w:type="dxa" w:w="1182"/>
             <w:tcMar>
               <w:top w:w="50" w:type="dxa"/>
               <w:bottom w:w="50" w:type="dxa"/>
@@ -10111,7 +9592,7 @@
         </w:tc>
         <w:tc>
           <w:tcPr>
-            <w:tcW w:type="dxa" w:w="3307"/>
+            <w:tcW w:type="dxa" w:w="3804"/>
             <w:tcMar>
               <w:top w:w="50" w:type="dxa"/>
               <w:bottom w:w="50" w:type="dxa"/>
@@ -10133,7 +9614,7 @@
         </w:tc>
         <w:tc>
           <w:tcPr>
-            <w:tcW w:type="dxa" w:w="1653"/>
+            <w:tcW w:type="dxa" w:w="1953"/>
             <w:tcMar>
               <w:top w:w="50" w:type="dxa"/>
               <w:bottom w:w="50" w:type="dxa"/>
@@ -10155,7 +9636,7 @@
         </w:tc>
         <w:tc>
           <w:tcPr>
-            <w:tcW w:type="dxa" w:w="775"/>
+            <w:tcW w:type="dxa" w:w="771"/>
             <w:tcMar>
               <w:top w:w="50" w:type="dxa"/>
               <w:bottom w:w="50" w:type="dxa"/>
@@ -10177,7 +9658,7 @@
         </w:tc>
         <w:tc>
           <w:tcPr>
-            <w:tcW w:type="dxa" w:w="775"/>
+            <w:tcW w:type="dxa" w:w="771"/>
             <w:tcMar>
               <w:top w:w="50" w:type="dxa"/>
               <w:bottom w:w="50" w:type="dxa"/>
@@ -10199,7 +9680,7 @@
         </w:tc>
         <w:tc>
           <w:tcPr>
-            <w:tcW w:type="dxa" w:w="775"/>
+            <w:tcW w:type="dxa" w:w="771"/>
             <w:tcMar>
               <w:top w:w="50" w:type="dxa"/>
               <w:bottom w:w="50" w:type="dxa"/>
@@ -10221,7 +9702,7 @@
         </w:tc>
         <w:tc>
           <w:tcPr>
-            <w:tcW w:type="dxa" w:w="672"/>
+            <w:tcW w:type="dxa" w:w="720"/>
             <w:tcMar>
               <w:top w:w="50" w:type="dxa"/>
               <w:bottom w:w="50" w:type="dxa"/>
@@ -10238,28 +9719,6 @@
                 <w:sz w:val="16"/>
               </w:rPr>
               <w:t>5</w:t>
-            </w:r>
-          </w:p>
-        </w:tc>
-        <w:tc>
-          <w:tcPr>
-            <w:tcW w:type="dxa" w:w="827"/>
-            <w:tcMar>
-              <w:top w:w="50" w:type="dxa"/>
-              <w:bottom w:w="50" w:type="dxa"/>
-              <w:left w:w="90" w:type="dxa"/>
-              <w:right w:w="90" w:type="dxa"/>
-            </w:tcMar>
-          </w:tcPr>
-          <w:p>
-            <w:pPr>
-              <w:pStyle w:val="BDOITable"/>
-            </w:pPr>
-            <w:r>
-              <w:rPr>
-                <w:sz w:val="16"/>
-              </w:rPr>
-              <w:t>0</w:t>
             </w:r>
           </w:p>
         </w:tc>
@@ -10270,7 +9729,7 @@
         </w:trPr>
         <w:tc>
           <w:tcPr>
-            <w:tcW w:type="dxa" w:w="1188"/>
+            <w:tcW w:type="dxa" w:w="1182"/>
             <w:tcMar>
               <w:top w:w="50" w:type="dxa"/>
               <w:bottom w:w="50" w:type="dxa"/>
@@ -10293,7 +9752,7 @@
         </w:tc>
         <w:tc>
           <w:tcPr>
-            <w:tcW w:type="dxa" w:w="3307"/>
+            <w:tcW w:type="dxa" w:w="3804"/>
             <w:tcMar>
               <w:top w:w="50" w:type="dxa"/>
               <w:bottom w:w="50" w:type="dxa"/>
@@ -10316,7 +9775,7 @@
         </w:tc>
         <w:tc>
           <w:tcPr>
-            <w:tcW w:type="dxa" w:w="1653"/>
+            <w:tcW w:type="dxa" w:w="1953"/>
             <w:tcMar>
               <w:top w:w="50" w:type="dxa"/>
               <w:bottom w:w="50" w:type="dxa"/>
@@ -10339,7 +9798,7 @@
         </w:tc>
         <w:tc>
           <w:tcPr>
-            <w:tcW w:type="dxa" w:w="775"/>
+            <w:tcW w:type="dxa" w:w="771"/>
             <w:tcMar>
               <w:top w:w="50" w:type="dxa"/>
               <w:bottom w:w="50" w:type="dxa"/>
@@ -10362,7 +9821,7 @@
         </w:tc>
         <w:tc>
           <w:tcPr>
-            <w:tcW w:type="dxa" w:w="775"/>
+            <w:tcW w:type="dxa" w:w="771"/>
             <w:tcMar>
               <w:top w:w="50" w:type="dxa"/>
               <w:bottom w:w="50" w:type="dxa"/>
@@ -10385,7 +9844,7 @@
         </w:tc>
         <w:tc>
           <w:tcPr>
-            <w:tcW w:type="dxa" w:w="775"/>
+            <w:tcW w:type="dxa" w:w="771"/>
             <w:tcMar>
               <w:top w:w="50" w:type="dxa"/>
               <w:bottom w:w="50" w:type="dxa"/>
@@ -10408,7 +9867,7 @@
         </w:tc>
         <w:tc>
           <w:tcPr>
-            <w:tcW w:type="dxa" w:w="672"/>
+            <w:tcW w:type="dxa" w:w="720"/>
             <w:tcMar>
               <w:top w:w="50" w:type="dxa"/>
               <w:bottom w:w="50" w:type="dxa"/>
@@ -10426,29 +9885,6 @@
                 <w:sz w:val="16"/>
               </w:rPr>
               <w:t>5</w:t>
-            </w:r>
-          </w:p>
-        </w:tc>
-        <w:tc>
-          <w:tcPr>
-            <w:tcW w:type="dxa" w:w="827"/>
-            <w:tcMar>
-              <w:top w:w="50" w:type="dxa"/>
-              <w:bottom w:w="50" w:type="dxa"/>
-              <w:left w:w="90" w:type="dxa"/>
-              <w:right w:w="90" w:type="dxa"/>
-            </w:tcMar>
-            <w:shd w:val="clear" w:color="auto" w:fill="E5F5FF"/>
-          </w:tcPr>
-          <w:p>
-            <w:pPr>
-              <w:pStyle w:val="BDOITable"/>
-            </w:pPr>
-            <w:r>
-              <w:rPr>
-                <w:sz w:val="16"/>
-              </w:rPr>
-              <w:t>0</w:t>
             </w:r>
           </w:p>
         </w:tc>
@@ -10459,7 +9895,7 @@
         </w:trPr>
         <w:tc>
           <w:tcPr>
-            <w:tcW w:type="dxa" w:w="1188"/>
+            <w:tcW w:type="dxa" w:w="1182"/>
             <w:tcMar>
               <w:top w:w="50" w:type="dxa"/>
               <w:bottom w:w="50" w:type="dxa"/>
@@ -10481,7 +9917,7 @@
         </w:tc>
         <w:tc>
           <w:tcPr>
-            <w:tcW w:type="dxa" w:w="3307"/>
+            <w:tcW w:type="dxa" w:w="3804"/>
             <w:tcMar>
               <w:top w:w="50" w:type="dxa"/>
               <w:bottom w:w="50" w:type="dxa"/>
@@ -10503,7 +9939,7 @@
         </w:tc>
         <w:tc>
           <w:tcPr>
-            <w:tcW w:type="dxa" w:w="1653"/>
+            <w:tcW w:type="dxa" w:w="1953"/>
             <w:tcMar>
               <w:top w:w="50" w:type="dxa"/>
               <w:bottom w:w="50" w:type="dxa"/>
@@ -10525,7 +9961,7 @@
         </w:tc>
         <w:tc>
           <w:tcPr>
-            <w:tcW w:type="dxa" w:w="775"/>
+            <w:tcW w:type="dxa" w:w="771"/>
             <w:tcMar>
               <w:top w:w="50" w:type="dxa"/>
               <w:bottom w:w="50" w:type="dxa"/>
@@ -10547,7 +9983,7 @@
         </w:tc>
         <w:tc>
           <w:tcPr>
-            <w:tcW w:type="dxa" w:w="775"/>
+            <w:tcW w:type="dxa" w:w="771"/>
             <w:tcMar>
               <w:top w:w="50" w:type="dxa"/>
               <w:bottom w:w="50" w:type="dxa"/>
@@ -10569,7 +10005,7 @@
         </w:tc>
         <w:tc>
           <w:tcPr>
-            <w:tcW w:type="dxa" w:w="775"/>
+            <w:tcW w:type="dxa" w:w="771"/>
             <w:tcMar>
               <w:top w:w="50" w:type="dxa"/>
               <w:bottom w:w="50" w:type="dxa"/>
@@ -10591,7 +10027,7 @@
         </w:tc>
         <w:tc>
           <w:tcPr>
-            <w:tcW w:type="dxa" w:w="672"/>
+            <w:tcW w:type="dxa" w:w="720"/>
             <w:tcMar>
               <w:top w:w="50" w:type="dxa"/>
               <w:bottom w:w="50" w:type="dxa"/>
@@ -10608,28 +10044,6 @@
                 <w:sz w:val="16"/>
               </w:rPr>
               <w:t>7</w:t>
-            </w:r>
-          </w:p>
-        </w:tc>
-        <w:tc>
-          <w:tcPr>
-            <w:tcW w:type="dxa" w:w="827"/>
-            <w:tcMar>
-              <w:top w:w="50" w:type="dxa"/>
-              <w:bottom w:w="50" w:type="dxa"/>
-              <w:left w:w="90" w:type="dxa"/>
-              <w:right w:w="90" w:type="dxa"/>
-            </w:tcMar>
-          </w:tcPr>
-          <w:p>
-            <w:pPr>
-              <w:pStyle w:val="BDOITable"/>
-            </w:pPr>
-            <w:r>
-              <w:rPr>
-                <w:sz w:val="16"/>
-              </w:rPr>
-              <w:t>0</w:t>
             </w:r>
           </w:p>
         </w:tc>
@@ -10640,7 +10054,7 @@
         </w:trPr>
         <w:tc>
           <w:tcPr>
-            <w:tcW w:type="dxa" w:w="1188"/>
+            <w:tcW w:type="dxa" w:w="1182"/>
             <w:tcMar>
               <w:top w:w="50" w:type="dxa"/>
               <w:bottom w:w="50" w:type="dxa"/>
@@ -10663,7 +10077,7 @@
         </w:tc>
         <w:tc>
           <w:tcPr>
-            <w:tcW w:type="dxa" w:w="3307"/>
+            <w:tcW w:type="dxa" w:w="3804"/>
             <w:tcMar>
               <w:top w:w="50" w:type="dxa"/>
               <w:bottom w:w="50" w:type="dxa"/>
@@ -10686,7 +10100,7 @@
         </w:tc>
         <w:tc>
           <w:tcPr>
-            <w:tcW w:type="dxa" w:w="1653"/>
+            <w:tcW w:type="dxa" w:w="1953"/>
             <w:tcMar>
               <w:top w:w="50" w:type="dxa"/>
               <w:bottom w:w="50" w:type="dxa"/>
@@ -10709,7 +10123,7 @@
         </w:tc>
         <w:tc>
           <w:tcPr>
-            <w:tcW w:type="dxa" w:w="775"/>
+            <w:tcW w:type="dxa" w:w="771"/>
             <w:tcMar>
               <w:top w:w="50" w:type="dxa"/>
               <w:bottom w:w="50" w:type="dxa"/>
@@ -10732,7 +10146,7 @@
         </w:tc>
         <w:tc>
           <w:tcPr>
-            <w:tcW w:type="dxa" w:w="775"/>
+            <w:tcW w:type="dxa" w:w="771"/>
             <w:tcMar>
               <w:top w:w="50" w:type="dxa"/>
               <w:bottom w:w="50" w:type="dxa"/>
@@ -10755,7 +10169,7 @@
         </w:tc>
         <w:tc>
           <w:tcPr>
-            <w:tcW w:type="dxa" w:w="775"/>
+            <w:tcW w:type="dxa" w:w="771"/>
             <w:tcMar>
               <w:top w:w="50" w:type="dxa"/>
               <w:bottom w:w="50" w:type="dxa"/>
@@ -10778,7 +10192,7 @@
         </w:tc>
         <w:tc>
           <w:tcPr>
-            <w:tcW w:type="dxa" w:w="672"/>
+            <w:tcW w:type="dxa" w:w="720"/>
             <w:tcMar>
               <w:top w:w="50" w:type="dxa"/>
               <w:bottom w:w="50" w:type="dxa"/>
@@ -10796,29 +10210,6 @@
                 <w:sz w:val="16"/>
               </w:rPr>
               <w:t>7</w:t>
-            </w:r>
-          </w:p>
-        </w:tc>
-        <w:tc>
-          <w:tcPr>
-            <w:tcW w:type="dxa" w:w="827"/>
-            <w:tcMar>
-              <w:top w:w="50" w:type="dxa"/>
-              <w:bottom w:w="50" w:type="dxa"/>
-              <w:left w:w="90" w:type="dxa"/>
-              <w:right w:w="90" w:type="dxa"/>
-            </w:tcMar>
-            <w:shd w:val="clear" w:color="auto" w:fill="E5F5FF"/>
-          </w:tcPr>
-          <w:p>
-            <w:pPr>
-              <w:pStyle w:val="BDOITable"/>
-            </w:pPr>
-            <w:r>
-              <w:rPr>
-                <w:sz w:val="16"/>
-              </w:rPr>
-              <w:t>0</w:t>
             </w:r>
           </w:p>
         </w:tc>
@@ -10829,7 +10220,7 @@
         </w:trPr>
         <w:tc>
           <w:tcPr>
-            <w:tcW w:type="dxa" w:w="1188"/>
+            <w:tcW w:type="dxa" w:w="1182"/>
             <w:tcMar>
               <w:top w:w="50" w:type="dxa"/>
               <w:bottom w:w="50" w:type="dxa"/>
@@ -10851,7 +10242,7 @@
         </w:tc>
         <w:tc>
           <w:tcPr>
-            <w:tcW w:type="dxa" w:w="3307"/>
+            <w:tcW w:type="dxa" w:w="3804"/>
             <w:tcMar>
               <w:top w:w="50" w:type="dxa"/>
               <w:bottom w:w="50" w:type="dxa"/>
@@ -10873,7 +10264,7 @@
         </w:tc>
         <w:tc>
           <w:tcPr>
-            <w:tcW w:type="dxa" w:w="1653"/>
+            <w:tcW w:type="dxa" w:w="1953"/>
             <w:tcMar>
               <w:top w:w="50" w:type="dxa"/>
               <w:bottom w:w="50" w:type="dxa"/>
@@ -10895,7 +10286,7 @@
         </w:tc>
         <w:tc>
           <w:tcPr>
-            <w:tcW w:type="dxa" w:w="775"/>
+            <w:tcW w:type="dxa" w:w="771"/>
             <w:tcMar>
               <w:top w:w="50" w:type="dxa"/>
               <w:bottom w:w="50" w:type="dxa"/>
@@ -10917,7 +10308,7 @@
         </w:tc>
         <w:tc>
           <w:tcPr>
-            <w:tcW w:type="dxa" w:w="775"/>
+            <w:tcW w:type="dxa" w:w="771"/>
             <w:tcMar>
               <w:top w:w="50" w:type="dxa"/>
               <w:bottom w:w="50" w:type="dxa"/>
@@ -10939,7 +10330,7 @@
         </w:tc>
         <w:tc>
           <w:tcPr>
-            <w:tcW w:type="dxa" w:w="775"/>
+            <w:tcW w:type="dxa" w:w="771"/>
             <w:tcMar>
               <w:top w:w="50" w:type="dxa"/>
               <w:bottom w:w="50" w:type="dxa"/>
@@ -10961,7 +10352,7 @@
         </w:tc>
         <w:tc>
           <w:tcPr>
-            <w:tcW w:type="dxa" w:w="672"/>
+            <w:tcW w:type="dxa" w:w="720"/>
             <w:tcMar>
               <w:top w:w="50" w:type="dxa"/>
               <w:bottom w:w="50" w:type="dxa"/>
@@ -10978,28 +10369,6 @@
                 <w:sz w:val="16"/>
               </w:rPr>
               <w:t>6</w:t>
-            </w:r>
-          </w:p>
-        </w:tc>
-        <w:tc>
-          <w:tcPr>
-            <w:tcW w:type="dxa" w:w="827"/>
-            <w:tcMar>
-              <w:top w:w="50" w:type="dxa"/>
-              <w:bottom w:w="50" w:type="dxa"/>
-              <w:left w:w="90" w:type="dxa"/>
-              <w:right w:w="90" w:type="dxa"/>
-            </w:tcMar>
-          </w:tcPr>
-          <w:p>
-            <w:pPr>
-              <w:pStyle w:val="BDOITable"/>
-            </w:pPr>
-            <w:r>
-              <w:rPr>
-                <w:sz w:val="16"/>
-              </w:rPr>
-              <w:t>0</w:t>
             </w:r>
           </w:p>
         </w:tc>
@@ -11010,7 +10379,7 @@
         </w:trPr>
         <w:tc>
           <w:tcPr>
-            <w:tcW w:type="dxa" w:w="1188"/>
+            <w:tcW w:type="dxa" w:w="1182"/>
             <w:tcMar>
               <w:top w:w="50" w:type="dxa"/>
               <w:bottom w:w="50" w:type="dxa"/>
@@ -11033,7 +10402,7 @@
         </w:tc>
         <w:tc>
           <w:tcPr>
-            <w:tcW w:type="dxa" w:w="3307"/>
+            <w:tcW w:type="dxa" w:w="3804"/>
             <w:tcMar>
               <w:top w:w="50" w:type="dxa"/>
               <w:bottom w:w="50" w:type="dxa"/>
@@ -11056,7 +10425,7 @@
         </w:tc>
         <w:tc>
           <w:tcPr>
-            <w:tcW w:type="dxa" w:w="1653"/>
+            <w:tcW w:type="dxa" w:w="1953"/>
             <w:tcMar>
               <w:top w:w="50" w:type="dxa"/>
               <w:bottom w:w="50" w:type="dxa"/>
@@ -11079,7 +10448,7 @@
         </w:tc>
         <w:tc>
           <w:tcPr>
-            <w:tcW w:type="dxa" w:w="775"/>
+            <w:tcW w:type="dxa" w:w="771"/>
             <w:tcMar>
               <w:top w:w="50" w:type="dxa"/>
               <w:bottom w:w="50" w:type="dxa"/>
@@ -11102,7 +10471,7 @@
         </w:tc>
         <w:tc>
           <w:tcPr>
-            <w:tcW w:type="dxa" w:w="775"/>
+            <w:tcW w:type="dxa" w:w="771"/>
             <w:tcMar>
               <w:top w:w="50" w:type="dxa"/>
               <w:bottom w:w="50" w:type="dxa"/>
@@ -11125,7 +10494,7 @@
         </w:tc>
         <w:tc>
           <w:tcPr>
-            <w:tcW w:type="dxa" w:w="775"/>
+            <w:tcW w:type="dxa" w:w="771"/>
             <w:tcMar>
               <w:top w:w="50" w:type="dxa"/>
               <w:bottom w:w="50" w:type="dxa"/>
@@ -11148,7 +10517,7 @@
         </w:tc>
         <w:tc>
           <w:tcPr>
-            <w:tcW w:type="dxa" w:w="672"/>
+            <w:tcW w:type="dxa" w:w="720"/>
             <w:tcMar>
               <w:top w:w="50" w:type="dxa"/>
               <w:bottom w:w="50" w:type="dxa"/>
@@ -11166,29 +10535,6 @@
                 <w:sz w:val="16"/>
               </w:rPr>
               <w:t>5</w:t>
-            </w:r>
-          </w:p>
-        </w:tc>
-        <w:tc>
-          <w:tcPr>
-            <w:tcW w:type="dxa" w:w="827"/>
-            <w:tcMar>
-              <w:top w:w="50" w:type="dxa"/>
-              <w:bottom w:w="50" w:type="dxa"/>
-              <w:left w:w="90" w:type="dxa"/>
-              <w:right w:w="90" w:type="dxa"/>
-            </w:tcMar>
-            <w:shd w:val="clear" w:color="auto" w:fill="E5F5FF"/>
-          </w:tcPr>
-          <w:p>
-            <w:pPr>
-              <w:pStyle w:val="BDOITable"/>
-            </w:pPr>
-            <w:r>
-              <w:rPr>
-                <w:sz w:val="16"/>
-              </w:rPr>
-              <w:t>0</w:t>
             </w:r>
           </w:p>
         </w:tc>
@@ -11199,7 +10545,7 @@
         </w:trPr>
         <w:tc>
           <w:tcPr>
-            <w:tcW w:type="dxa" w:w="1188"/>
+            <w:tcW w:type="dxa" w:w="1182"/>
             <w:tcMar>
               <w:top w:w="50" w:type="dxa"/>
               <w:bottom w:w="50" w:type="dxa"/>
@@ -11221,7 +10567,7 @@
         </w:tc>
         <w:tc>
           <w:tcPr>
-            <w:tcW w:type="dxa" w:w="3307"/>
+            <w:tcW w:type="dxa" w:w="3804"/>
             <w:tcMar>
               <w:top w:w="50" w:type="dxa"/>
               <w:bottom w:w="50" w:type="dxa"/>
@@ -11243,7 +10589,7 @@
         </w:tc>
         <w:tc>
           <w:tcPr>
-            <w:tcW w:type="dxa" w:w="1653"/>
+            <w:tcW w:type="dxa" w:w="1953"/>
             <w:tcMar>
               <w:top w:w="50" w:type="dxa"/>
               <w:bottom w:w="50" w:type="dxa"/>
@@ -11265,7 +10611,7 @@
         </w:tc>
         <w:tc>
           <w:tcPr>
-            <w:tcW w:type="dxa" w:w="775"/>
+            <w:tcW w:type="dxa" w:w="771"/>
             <w:tcMar>
               <w:top w:w="50" w:type="dxa"/>
               <w:bottom w:w="50" w:type="dxa"/>
@@ -11287,7 +10633,7 @@
         </w:tc>
         <w:tc>
           <w:tcPr>
-            <w:tcW w:type="dxa" w:w="775"/>
+            <w:tcW w:type="dxa" w:w="771"/>
             <w:tcMar>
               <w:top w:w="50" w:type="dxa"/>
               <w:bottom w:w="50" w:type="dxa"/>
@@ -11309,7 +10655,7 @@
         </w:tc>
         <w:tc>
           <w:tcPr>
-            <w:tcW w:type="dxa" w:w="775"/>
+            <w:tcW w:type="dxa" w:w="771"/>
             <w:tcMar>
               <w:top w:w="50" w:type="dxa"/>
               <w:bottom w:w="50" w:type="dxa"/>
@@ -11331,7 +10677,7 @@
         </w:tc>
         <w:tc>
           <w:tcPr>
-            <w:tcW w:type="dxa" w:w="672"/>
+            <w:tcW w:type="dxa" w:w="720"/>
             <w:tcMar>
               <w:top w:w="50" w:type="dxa"/>
               <w:bottom w:w="50" w:type="dxa"/>
@@ -11348,28 +10694,6 @@
                 <w:sz w:val="16"/>
               </w:rPr>
               <w:t>4</w:t>
-            </w:r>
-          </w:p>
-        </w:tc>
-        <w:tc>
-          <w:tcPr>
-            <w:tcW w:type="dxa" w:w="827"/>
-            <w:tcMar>
-              <w:top w:w="50" w:type="dxa"/>
-              <w:bottom w:w="50" w:type="dxa"/>
-              <w:left w:w="90" w:type="dxa"/>
-              <w:right w:w="90" w:type="dxa"/>
-            </w:tcMar>
-          </w:tcPr>
-          <w:p>
-            <w:pPr>
-              <w:pStyle w:val="BDOITable"/>
-            </w:pPr>
-            <w:r>
-              <w:rPr>
-                <w:sz w:val="16"/>
-              </w:rPr>
-              <w:t>0</w:t>
             </w:r>
           </w:p>
         </w:tc>
@@ -11380,7 +10704,7 @@
         </w:trPr>
         <w:tc>
           <w:tcPr>
-            <w:tcW w:type="dxa" w:w="1188"/>
+            <w:tcW w:type="dxa" w:w="1182"/>
             <w:tcMar>
               <w:top w:w="50" w:type="dxa"/>
               <w:bottom w:w="50" w:type="dxa"/>
@@ -11403,7 +10727,7 @@
         </w:tc>
         <w:tc>
           <w:tcPr>
-            <w:tcW w:type="dxa" w:w="3307"/>
+            <w:tcW w:type="dxa" w:w="3804"/>
             <w:tcMar>
               <w:top w:w="50" w:type="dxa"/>
               <w:bottom w:w="50" w:type="dxa"/>
@@ -11426,7 +10750,7 @@
         </w:tc>
         <w:tc>
           <w:tcPr>
-            <w:tcW w:type="dxa" w:w="1653"/>
+            <w:tcW w:type="dxa" w:w="1953"/>
             <w:tcMar>
               <w:top w:w="50" w:type="dxa"/>
               <w:bottom w:w="50" w:type="dxa"/>
@@ -11449,7 +10773,7 @@
         </w:tc>
         <w:tc>
           <w:tcPr>
-            <w:tcW w:type="dxa" w:w="775"/>
+            <w:tcW w:type="dxa" w:w="771"/>
             <w:tcMar>
               <w:top w:w="50" w:type="dxa"/>
               <w:bottom w:w="50" w:type="dxa"/>
@@ -11472,7 +10796,7 @@
         </w:tc>
         <w:tc>
           <w:tcPr>
-            <w:tcW w:type="dxa" w:w="775"/>
+            <w:tcW w:type="dxa" w:w="771"/>
             <w:tcMar>
               <w:top w:w="50" w:type="dxa"/>
               <w:bottom w:w="50" w:type="dxa"/>
@@ -11495,7 +10819,7 @@
         </w:tc>
         <w:tc>
           <w:tcPr>
-            <w:tcW w:type="dxa" w:w="775"/>
+            <w:tcW w:type="dxa" w:w="771"/>
             <w:tcMar>
               <w:top w:w="50" w:type="dxa"/>
               <w:bottom w:w="50" w:type="dxa"/>
@@ -11518,7 +10842,7 @@
         </w:tc>
         <w:tc>
           <w:tcPr>
-            <w:tcW w:type="dxa" w:w="672"/>
+            <w:tcW w:type="dxa" w:w="720"/>
             <w:tcMar>
               <w:top w:w="50" w:type="dxa"/>
               <w:bottom w:w="50" w:type="dxa"/>
@@ -11536,29 +10860,6 @@
                 <w:sz w:val="16"/>
               </w:rPr>
               <w:t>5</w:t>
-            </w:r>
-          </w:p>
-        </w:tc>
-        <w:tc>
-          <w:tcPr>
-            <w:tcW w:type="dxa" w:w="827"/>
-            <w:tcMar>
-              <w:top w:w="50" w:type="dxa"/>
-              <w:bottom w:w="50" w:type="dxa"/>
-              <w:left w:w="90" w:type="dxa"/>
-              <w:right w:w="90" w:type="dxa"/>
-            </w:tcMar>
-            <w:shd w:val="clear" w:color="auto" w:fill="E5F5FF"/>
-          </w:tcPr>
-          <w:p>
-            <w:pPr>
-              <w:pStyle w:val="BDOITable"/>
-            </w:pPr>
-            <w:r>
-              <w:rPr>
-                <w:sz w:val="16"/>
-              </w:rPr>
-              <w:t>0</w:t>
             </w:r>
           </w:p>
         </w:tc>
@@ -11569,7 +10870,7 @@
         </w:trPr>
         <w:tc>
           <w:tcPr>
-            <w:tcW w:type="dxa" w:w="1188"/>
+            <w:tcW w:type="dxa" w:w="1182"/>
             <w:tcMar>
               <w:top w:w="50" w:type="dxa"/>
               <w:bottom w:w="50" w:type="dxa"/>
@@ -11591,7 +10892,7 @@
         </w:tc>
         <w:tc>
           <w:tcPr>
-            <w:tcW w:type="dxa" w:w="3307"/>
+            <w:tcW w:type="dxa" w:w="3804"/>
             <w:tcMar>
               <w:top w:w="50" w:type="dxa"/>
               <w:bottom w:w="50" w:type="dxa"/>
@@ -11613,7 +10914,7 @@
         </w:tc>
         <w:tc>
           <w:tcPr>
-            <w:tcW w:type="dxa" w:w="1653"/>
+            <w:tcW w:type="dxa" w:w="1953"/>
             <w:tcMar>
               <w:top w:w="50" w:type="dxa"/>
               <w:bottom w:w="50" w:type="dxa"/>
@@ -11635,7 +10936,7 @@
         </w:tc>
         <w:tc>
           <w:tcPr>
-            <w:tcW w:type="dxa" w:w="775"/>
+            <w:tcW w:type="dxa" w:w="771"/>
             <w:tcMar>
               <w:top w:w="50" w:type="dxa"/>
               <w:bottom w:w="50" w:type="dxa"/>
@@ -11657,7 +10958,7 @@
         </w:tc>
         <w:tc>
           <w:tcPr>
-            <w:tcW w:type="dxa" w:w="775"/>
+            <w:tcW w:type="dxa" w:w="771"/>
             <w:tcMar>
               <w:top w:w="50" w:type="dxa"/>
               <w:bottom w:w="50" w:type="dxa"/>
@@ -11679,7 +10980,7 @@
         </w:tc>
         <w:tc>
           <w:tcPr>
-            <w:tcW w:type="dxa" w:w="775"/>
+            <w:tcW w:type="dxa" w:w="771"/>
             <w:tcMar>
               <w:top w:w="50" w:type="dxa"/>
               <w:bottom w:w="50" w:type="dxa"/>
@@ -11701,7 +11002,7 @@
         </w:tc>
         <w:tc>
           <w:tcPr>
-            <w:tcW w:type="dxa" w:w="672"/>
+            <w:tcW w:type="dxa" w:w="720"/>
             <w:tcMar>
               <w:top w:w="50" w:type="dxa"/>
               <w:bottom w:w="50" w:type="dxa"/>
@@ -11718,28 +11019,6 @@
                 <w:sz w:val="16"/>
               </w:rPr>
               <w:t>5</w:t>
-            </w:r>
-          </w:p>
-        </w:tc>
-        <w:tc>
-          <w:tcPr>
-            <w:tcW w:type="dxa" w:w="827"/>
-            <w:tcMar>
-              <w:top w:w="50" w:type="dxa"/>
-              <w:bottom w:w="50" w:type="dxa"/>
-              <w:left w:w="90" w:type="dxa"/>
-              <w:right w:w="90" w:type="dxa"/>
-            </w:tcMar>
-          </w:tcPr>
-          <w:p>
-            <w:pPr>
-              <w:pStyle w:val="BDOITable"/>
-            </w:pPr>
-            <w:r>
-              <w:rPr>
-                <w:sz w:val="16"/>
-              </w:rPr>
-              <w:t>0</w:t>
             </w:r>
           </w:p>
         </w:tc>
@@ -11750,7 +11029,7 @@
         </w:trPr>
         <w:tc>
           <w:tcPr>
-            <w:tcW w:type="dxa" w:w="1188"/>
+            <w:tcW w:type="dxa" w:w="1182"/>
             <w:tcMar>
               <w:top w:w="50" w:type="dxa"/>
               <w:bottom w:w="50" w:type="dxa"/>
@@ -11773,7 +11052,7 @@
         </w:tc>
         <w:tc>
           <w:tcPr>
-            <w:tcW w:type="dxa" w:w="3307"/>
+            <w:tcW w:type="dxa" w:w="3804"/>
             <w:tcMar>
               <w:top w:w="50" w:type="dxa"/>
               <w:bottom w:w="50" w:type="dxa"/>
@@ -11796,7 +11075,7 @@
         </w:tc>
         <w:tc>
           <w:tcPr>
-            <w:tcW w:type="dxa" w:w="1653"/>
+            <w:tcW w:type="dxa" w:w="1953"/>
             <w:tcMar>
               <w:top w:w="50" w:type="dxa"/>
               <w:bottom w:w="50" w:type="dxa"/>
@@ -11819,7 +11098,7 @@
         </w:tc>
         <w:tc>
           <w:tcPr>
-            <w:tcW w:type="dxa" w:w="775"/>
+            <w:tcW w:type="dxa" w:w="771"/>
             <w:tcMar>
               <w:top w:w="50" w:type="dxa"/>
               <w:bottom w:w="50" w:type="dxa"/>
@@ -11842,7 +11121,7 @@
         </w:tc>
         <w:tc>
           <w:tcPr>
-            <w:tcW w:type="dxa" w:w="775"/>
+            <w:tcW w:type="dxa" w:w="771"/>
             <w:tcMar>
               <w:top w:w="50" w:type="dxa"/>
               <w:bottom w:w="50" w:type="dxa"/>
@@ -11865,7 +11144,7 @@
         </w:tc>
         <w:tc>
           <w:tcPr>
-            <w:tcW w:type="dxa" w:w="775"/>
+            <w:tcW w:type="dxa" w:w="771"/>
             <w:tcMar>
               <w:top w:w="50" w:type="dxa"/>
               <w:bottom w:w="50" w:type="dxa"/>
@@ -11888,7 +11167,7 @@
         </w:tc>
         <w:tc>
           <w:tcPr>
-            <w:tcW w:type="dxa" w:w="672"/>
+            <w:tcW w:type="dxa" w:w="720"/>
             <w:tcMar>
               <w:top w:w="50" w:type="dxa"/>
               <w:bottom w:w="50" w:type="dxa"/>
@@ -11906,29 +11185,6 @@
                 <w:sz w:val="16"/>
               </w:rPr>
               <w:t>6</w:t>
-            </w:r>
-          </w:p>
-        </w:tc>
-        <w:tc>
-          <w:tcPr>
-            <w:tcW w:type="dxa" w:w="827"/>
-            <w:tcMar>
-              <w:top w:w="50" w:type="dxa"/>
-              <w:bottom w:w="50" w:type="dxa"/>
-              <w:left w:w="90" w:type="dxa"/>
-              <w:right w:w="90" w:type="dxa"/>
-            </w:tcMar>
-            <w:shd w:val="clear" w:color="auto" w:fill="E5F5FF"/>
-          </w:tcPr>
-          <w:p>
-            <w:pPr>
-              <w:pStyle w:val="BDOITable"/>
-            </w:pPr>
-            <w:r>
-              <w:rPr>
-                <w:sz w:val="16"/>
-              </w:rPr>
-              <w:t>0</w:t>
             </w:r>
           </w:p>
         </w:tc>
@@ -11939,7 +11195,7 @@
         </w:trPr>
         <w:tc>
           <w:tcPr>
-            <w:tcW w:type="dxa" w:w="1188"/>
+            <w:tcW w:type="dxa" w:w="1182"/>
             <w:tcMar>
               <w:top w:w="50" w:type="dxa"/>
               <w:bottom w:w="50" w:type="dxa"/>
@@ -11961,7 +11217,7 @@
         </w:tc>
         <w:tc>
           <w:tcPr>
-            <w:tcW w:type="dxa" w:w="3307"/>
+            <w:tcW w:type="dxa" w:w="3804"/>
             <w:tcMar>
               <w:top w:w="50" w:type="dxa"/>
               <w:bottom w:w="50" w:type="dxa"/>
@@ -11983,7 +11239,7 @@
         </w:tc>
         <w:tc>
           <w:tcPr>
-            <w:tcW w:type="dxa" w:w="1653"/>
+            <w:tcW w:type="dxa" w:w="1953"/>
             <w:tcMar>
               <w:top w:w="50" w:type="dxa"/>
               <w:bottom w:w="50" w:type="dxa"/>
@@ -12005,7 +11261,7 @@
         </w:tc>
         <w:tc>
           <w:tcPr>
-            <w:tcW w:type="dxa" w:w="775"/>
+            <w:tcW w:type="dxa" w:w="771"/>
             <w:tcMar>
               <w:top w:w="50" w:type="dxa"/>
               <w:bottom w:w="50" w:type="dxa"/>
@@ -12027,7 +11283,7 @@
         </w:tc>
         <w:tc>
           <w:tcPr>
-            <w:tcW w:type="dxa" w:w="775"/>
+            <w:tcW w:type="dxa" w:w="771"/>
             <w:tcMar>
               <w:top w:w="50" w:type="dxa"/>
               <w:bottom w:w="50" w:type="dxa"/>
@@ -12049,7 +11305,7 @@
         </w:tc>
         <w:tc>
           <w:tcPr>
-            <w:tcW w:type="dxa" w:w="775"/>
+            <w:tcW w:type="dxa" w:w="771"/>
             <w:tcMar>
               <w:top w:w="50" w:type="dxa"/>
               <w:bottom w:w="50" w:type="dxa"/>
@@ -12071,7 +11327,7 @@
         </w:tc>
         <w:tc>
           <w:tcPr>
-            <w:tcW w:type="dxa" w:w="672"/>
+            <w:tcW w:type="dxa" w:w="720"/>
             <w:tcMar>
               <w:top w:w="50" w:type="dxa"/>
               <w:bottom w:w="50" w:type="dxa"/>
@@ -12088,28 +11344,6 @@
                 <w:sz w:val="16"/>
               </w:rPr>
               <w:t>6</w:t>
-            </w:r>
-          </w:p>
-        </w:tc>
-        <w:tc>
-          <w:tcPr>
-            <w:tcW w:type="dxa" w:w="827"/>
-            <w:tcMar>
-              <w:top w:w="50" w:type="dxa"/>
-              <w:bottom w:w="50" w:type="dxa"/>
-              <w:left w:w="90" w:type="dxa"/>
-              <w:right w:w="90" w:type="dxa"/>
-            </w:tcMar>
-          </w:tcPr>
-          <w:p>
-            <w:pPr>
-              <w:pStyle w:val="BDOITable"/>
-            </w:pPr>
-            <w:r>
-              <w:rPr>
-                <w:sz w:val="16"/>
-              </w:rPr>
-              <w:t>0</w:t>
             </w:r>
           </w:p>
         </w:tc>
@@ -12120,7 +11354,7 @@
         </w:trPr>
         <w:tc>
           <w:tcPr>
-            <w:tcW w:type="dxa" w:w="1188"/>
+            <w:tcW w:type="dxa" w:w="1182"/>
             <w:tcMar>
               <w:top w:w="50" w:type="dxa"/>
               <w:bottom w:w="50" w:type="dxa"/>
@@ -12143,7 +11377,7 @@
         </w:tc>
         <w:tc>
           <w:tcPr>
-            <w:tcW w:type="dxa" w:w="3307"/>
+            <w:tcW w:type="dxa" w:w="3804"/>
             <w:tcMar>
               <w:top w:w="50" w:type="dxa"/>
               <w:bottom w:w="50" w:type="dxa"/>
@@ -12166,7 +11400,7 @@
         </w:tc>
         <w:tc>
           <w:tcPr>
-            <w:tcW w:type="dxa" w:w="1653"/>
+            <w:tcW w:type="dxa" w:w="1953"/>
             <w:tcMar>
               <w:top w:w="50" w:type="dxa"/>
               <w:bottom w:w="50" w:type="dxa"/>
@@ -12189,7 +11423,7 @@
         </w:tc>
         <w:tc>
           <w:tcPr>
-            <w:tcW w:type="dxa" w:w="775"/>
+            <w:tcW w:type="dxa" w:w="771"/>
             <w:tcMar>
               <w:top w:w="50" w:type="dxa"/>
               <w:bottom w:w="50" w:type="dxa"/>
@@ -12212,7 +11446,7 @@
         </w:tc>
         <w:tc>
           <w:tcPr>
-            <w:tcW w:type="dxa" w:w="775"/>
+            <w:tcW w:type="dxa" w:w="771"/>
             <w:tcMar>
               <w:top w:w="50" w:type="dxa"/>
               <w:bottom w:w="50" w:type="dxa"/>
@@ -12235,7 +11469,7 @@
         </w:tc>
         <w:tc>
           <w:tcPr>
-            <w:tcW w:type="dxa" w:w="775"/>
+            <w:tcW w:type="dxa" w:w="771"/>
             <w:tcMar>
               <w:top w:w="50" w:type="dxa"/>
               <w:bottom w:w="50" w:type="dxa"/>
@@ -12258,7 +11492,7 @@
         </w:tc>
         <w:tc>
           <w:tcPr>
-            <w:tcW w:type="dxa" w:w="672"/>
+            <w:tcW w:type="dxa" w:w="720"/>
             <w:tcMar>
               <w:top w:w="50" w:type="dxa"/>
               <w:bottom w:w="50" w:type="dxa"/>
@@ -12276,29 +11510,6 @@
                 <w:sz w:val="16"/>
               </w:rPr>
               <w:t>6</w:t>
-            </w:r>
-          </w:p>
-        </w:tc>
-        <w:tc>
-          <w:tcPr>
-            <w:tcW w:type="dxa" w:w="827"/>
-            <w:tcMar>
-              <w:top w:w="50" w:type="dxa"/>
-              <w:bottom w:w="50" w:type="dxa"/>
-              <w:left w:w="90" w:type="dxa"/>
-              <w:right w:w="90" w:type="dxa"/>
-            </w:tcMar>
-            <w:shd w:val="clear" w:color="auto" w:fill="E5F5FF"/>
-          </w:tcPr>
-          <w:p>
-            <w:pPr>
-              <w:pStyle w:val="BDOITable"/>
-            </w:pPr>
-            <w:r>
-              <w:rPr>
-                <w:sz w:val="16"/>
-              </w:rPr>
-              <w:t>0</w:t>
             </w:r>
           </w:p>
         </w:tc>
@@ -12309,7 +11520,7 @@
         </w:trPr>
         <w:tc>
           <w:tcPr>
-            <w:tcW w:type="dxa" w:w="1188"/>
+            <w:tcW w:type="dxa" w:w="1182"/>
             <w:tcMar>
               <w:top w:w="50" w:type="dxa"/>
               <w:bottom w:w="50" w:type="dxa"/>
@@ -12331,7 +11542,7 @@
         </w:tc>
         <w:tc>
           <w:tcPr>
-            <w:tcW w:type="dxa" w:w="3307"/>
+            <w:tcW w:type="dxa" w:w="3804"/>
             <w:tcMar>
               <w:top w:w="50" w:type="dxa"/>
               <w:bottom w:w="50" w:type="dxa"/>
@@ -12353,7 +11564,7 @@
         </w:tc>
         <w:tc>
           <w:tcPr>
-            <w:tcW w:type="dxa" w:w="1653"/>
+            <w:tcW w:type="dxa" w:w="1953"/>
             <w:tcMar>
               <w:top w:w="50" w:type="dxa"/>
               <w:bottom w:w="50" w:type="dxa"/>
@@ -12375,7 +11586,7 @@
         </w:tc>
         <w:tc>
           <w:tcPr>
-            <w:tcW w:type="dxa" w:w="775"/>
+            <w:tcW w:type="dxa" w:w="771"/>
             <w:tcMar>
               <w:top w:w="50" w:type="dxa"/>
               <w:bottom w:w="50" w:type="dxa"/>
@@ -12397,7 +11608,7 @@
         </w:tc>
         <w:tc>
           <w:tcPr>
-            <w:tcW w:type="dxa" w:w="775"/>
+            <w:tcW w:type="dxa" w:w="771"/>
             <w:tcMar>
               <w:top w:w="50" w:type="dxa"/>
               <w:bottom w:w="50" w:type="dxa"/>
@@ -12419,7 +11630,7 @@
         </w:tc>
         <w:tc>
           <w:tcPr>
-            <w:tcW w:type="dxa" w:w="775"/>
+            <w:tcW w:type="dxa" w:w="771"/>
             <w:tcMar>
               <w:top w:w="50" w:type="dxa"/>
               <w:bottom w:w="50" w:type="dxa"/>
@@ -12441,7 +11652,7 @@
         </w:tc>
         <w:tc>
           <w:tcPr>
-            <w:tcW w:type="dxa" w:w="672"/>
+            <w:tcW w:type="dxa" w:w="720"/>
             <w:tcMar>
               <w:top w:w="50" w:type="dxa"/>
               <w:bottom w:w="50" w:type="dxa"/>
@@ -12458,28 +11669,6 @@
                 <w:sz w:val="16"/>
               </w:rPr>
               <w:t>5</w:t>
-            </w:r>
-          </w:p>
-        </w:tc>
-        <w:tc>
-          <w:tcPr>
-            <w:tcW w:type="dxa" w:w="827"/>
-            <w:tcMar>
-              <w:top w:w="50" w:type="dxa"/>
-              <w:bottom w:w="50" w:type="dxa"/>
-              <w:left w:w="90" w:type="dxa"/>
-              <w:right w:w="90" w:type="dxa"/>
-            </w:tcMar>
-          </w:tcPr>
-          <w:p>
-            <w:pPr>
-              <w:pStyle w:val="BDOITable"/>
-            </w:pPr>
-            <w:r>
-              <w:rPr>
-                <w:sz w:val="16"/>
-              </w:rPr>
-              <w:t>0</w:t>
             </w:r>
           </w:p>
         </w:tc>
@@ -12490,7 +11679,7 @@
         </w:trPr>
         <w:tc>
           <w:tcPr>
-            <w:tcW w:type="dxa" w:w="1188"/>
+            <w:tcW w:type="dxa" w:w="1182"/>
             <w:tcMar>
               <w:top w:w="50" w:type="dxa"/>
               <w:bottom w:w="50" w:type="dxa"/>
@@ -12513,7 +11702,7 @@
         </w:tc>
         <w:tc>
           <w:tcPr>
-            <w:tcW w:type="dxa" w:w="3307"/>
+            <w:tcW w:type="dxa" w:w="3804"/>
             <w:tcMar>
               <w:top w:w="50" w:type="dxa"/>
               <w:bottom w:w="50" w:type="dxa"/>
@@ -12536,7 +11725,7 @@
         </w:tc>
         <w:tc>
           <w:tcPr>
-            <w:tcW w:type="dxa" w:w="1653"/>
+            <w:tcW w:type="dxa" w:w="1953"/>
             <w:tcMar>
               <w:top w:w="50" w:type="dxa"/>
               <w:bottom w:w="50" w:type="dxa"/>
@@ -12559,7 +11748,7 @@
         </w:tc>
         <w:tc>
           <w:tcPr>
-            <w:tcW w:type="dxa" w:w="775"/>
+            <w:tcW w:type="dxa" w:w="771"/>
             <w:tcMar>
               <w:top w:w="50" w:type="dxa"/>
               <w:bottom w:w="50" w:type="dxa"/>
@@ -12582,7 +11771,7 @@
         </w:tc>
         <w:tc>
           <w:tcPr>
-            <w:tcW w:type="dxa" w:w="775"/>
+            <w:tcW w:type="dxa" w:w="771"/>
             <w:tcMar>
               <w:top w:w="50" w:type="dxa"/>
               <w:bottom w:w="50" w:type="dxa"/>
@@ -12605,7 +11794,7 @@
         </w:tc>
         <w:tc>
           <w:tcPr>
-            <w:tcW w:type="dxa" w:w="775"/>
+            <w:tcW w:type="dxa" w:w="771"/>
             <w:tcMar>
               <w:top w:w="50" w:type="dxa"/>
               <w:bottom w:w="50" w:type="dxa"/>
@@ -12628,7 +11817,7 @@
         </w:tc>
         <w:tc>
           <w:tcPr>
-            <w:tcW w:type="dxa" w:w="672"/>
+            <w:tcW w:type="dxa" w:w="720"/>
             <w:tcMar>
               <w:top w:w="50" w:type="dxa"/>
               <w:bottom w:w="50" w:type="dxa"/>
@@ -12646,29 +11835,6 @@
                 <w:sz w:val="16"/>
               </w:rPr>
               <w:t>7</w:t>
-            </w:r>
-          </w:p>
-        </w:tc>
-        <w:tc>
-          <w:tcPr>
-            <w:tcW w:type="dxa" w:w="827"/>
-            <w:tcMar>
-              <w:top w:w="50" w:type="dxa"/>
-              <w:bottom w:w="50" w:type="dxa"/>
-              <w:left w:w="90" w:type="dxa"/>
-              <w:right w:w="90" w:type="dxa"/>
-            </w:tcMar>
-            <w:shd w:val="clear" w:color="auto" w:fill="E5F5FF"/>
-          </w:tcPr>
-          <w:p>
-            <w:pPr>
-              <w:pStyle w:val="BDOITable"/>
-            </w:pPr>
-            <w:r>
-              <w:rPr>
-                <w:sz w:val="16"/>
-              </w:rPr>
-              <w:t>0</w:t>
             </w:r>
           </w:p>
         </w:tc>
@@ -12679,7 +11845,7 @@
         </w:trPr>
         <w:tc>
           <w:tcPr>
-            <w:tcW w:type="dxa" w:w="1188"/>
+            <w:tcW w:type="dxa" w:w="1182"/>
             <w:tcMar>
               <w:top w:w="50" w:type="dxa"/>
               <w:bottom w:w="50" w:type="dxa"/>
@@ -12701,7 +11867,7 @@
         </w:tc>
         <w:tc>
           <w:tcPr>
-            <w:tcW w:type="dxa" w:w="3307"/>
+            <w:tcW w:type="dxa" w:w="3804"/>
             <w:tcMar>
               <w:top w:w="50" w:type="dxa"/>
               <w:bottom w:w="50" w:type="dxa"/>
@@ -12723,7 +11889,7 @@
         </w:tc>
         <w:tc>
           <w:tcPr>
-            <w:tcW w:type="dxa" w:w="1653"/>
+            <w:tcW w:type="dxa" w:w="1953"/>
             <w:tcMar>
               <w:top w:w="50" w:type="dxa"/>
               <w:bottom w:w="50" w:type="dxa"/>
@@ -12745,7 +11911,7 @@
         </w:tc>
         <w:tc>
           <w:tcPr>
-            <w:tcW w:type="dxa" w:w="775"/>
+            <w:tcW w:type="dxa" w:w="771"/>
             <w:tcMar>
               <w:top w:w="50" w:type="dxa"/>
               <w:bottom w:w="50" w:type="dxa"/>
@@ -12767,7 +11933,7 @@
         </w:tc>
         <w:tc>
           <w:tcPr>
-            <w:tcW w:type="dxa" w:w="775"/>
+            <w:tcW w:type="dxa" w:w="771"/>
             <w:tcMar>
               <w:top w:w="50" w:type="dxa"/>
               <w:bottom w:w="50" w:type="dxa"/>
@@ -12789,7 +11955,7 @@
         </w:tc>
         <w:tc>
           <w:tcPr>
-            <w:tcW w:type="dxa" w:w="775"/>
+            <w:tcW w:type="dxa" w:w="771"/>
             <w:tcMar>
               <w:top w:w="50" w:type="dxa"/>
               <w:bottom w:w="50" w:type="dxa"/>
@@ -12811,7 +11977,7 @@
         </w:tc>
         <w:tc>
           <w:tcPr>
-            <w:tcW w:type="dxa" w:w="672"/>
+            <w:tcW w:type="dxa" w:w="720"/>
             <w:tcMar>
               <w:top w:w="50" w:type="dxa"/>
               <w:bottom w:w="50" w:type="dxa"/>
@@ -12828,28 +11994,6 @@
                 <w:sz w:val="16"/>
               </w:rPr>
               <w:t>4</w:t>
-            </w:r>
-          </w:p>
-        </w:tc>
-        <w:tc>
-          <w:tcPr>
-            <w:tcW w:type="dxa" w:w="827"/>
-            <w:tcMar>
-              <w:top w:w="50" w:type="dxa"/>
-              <w:bottom w:w="50" w:type="dxa"/>
-              <w:left w:w="90" w:type="dxa"/>
-              <w:right w:w="90" w:type="dxa"/>
-            </w:tcMar>
-          </w:tcPr>
-          <w:p>
-            <w:pPr>
-              <w:pStyle w:val="BDOITable"/>
-            </w:pPr>
-            <w:r>
-              <w:rPr>
-                <w:sz w:val="16"/>
-              </w:rPr>
-              <w:t>0</w:t>
             </w:r>
           </w:p>
         </w:tc>
@@ -12860,7 +12004,7 @@
         </w:trPr>
         <w:tc>
           <w:tcPr>
-            <w:tcW w:type="dxa" w:w="1188"/>
+            <w:tcW w:type="dxa" w:w="1182"/>
             <w:tcMar>
               <w:top w:w="50" w:type="dxa"/>
               <w:bottom w:w="50" w:type="dxa"/>
@@ -12883,7 +12027,7 @@
         </w:tc>
         <w:tc>
           <w:tcPr>
-            <w:tcW w:type="dxa" w:w="3307"/>
+            <w:tcW w:type="dxa" w:w="3804"/>
             <w:tcMar>
               <w:top w:w="50" w:type="dxa"/>
               <w:bottom w:w="50" w:type="dxa"/>
@@ -12906,7 +12050,7 @@
         </w:tc>
         <w:tc>
           <w:tcPr>
-            <w:tcW w:type="dxa" w:w="1653"/>
+            <w:tcW w:type="dxa" w:w="1953"/>
             <w:tcMar>
               <w:top w:w="50" w:type="dxa"/>
               <w:bottom w:w="50" w:type="dxa"/>
@@ -12929,7 +12073,7 @@
         </w:tc>
         <w:tc>
           <w:tcPr>
-            <w:tcW w:type="dxa" w:w="775"/>
+            <w:tcW w:type="dxa" w:w="771"/>
             <w:tcMar>
               <w:top w:w="50" w:type="dxa"/>
               <w:bottom w:w="50" w:type="dxa"/>
@@ -12952,7 +12096,7 @@
         </w:tc>
         <w:tc>
           <w:tcPr>
-            <w:tcW w:type="dxa" w:w="775"/>
+            <w:tcW w:type="dxa" w:w="771"/>
             <w:tcMar>
               <w:top w:w="50" w:type="dxa"/>
               <w:bottom w:w="50" w:type="dxa"/>
@@ -12975,7 +12119,7 @@
         </w:tc>
         <w:tc>
           <w:tcPr>
-            <w:tcW w:type="dxa" w:w="775"/>
+            <w:tcW w:type="dxa" w:w="771"/>
             <w:tcMar>
               <w:top w:w="50" w:type="dxa"/>
               <w:bottom w:w="50" w:type="dxa"/>
@@ -12998,7 +12142,7 @@
         </w:tc>
         <w:tc>
           <w:tcPr>
-            <w:tcW w:type="dxa" w:w="672"/>
+            <w:tcW w:type="dxa" w:w="720"/>
             <w:tcMar>
               <w:top w:w="50" w:type="dxa"/>
               <w:bottom w:w="50" w:type="dxa"/>
@@ -13016,29 +12160,6 @@
                 <w:sz w:val="16"/>
               </w:rPr>
               <w:t>4</w:t>
-            </w:r>
-          </w:p>
-        </w:tc>
-        <w:tc>
-          <w:tcPr>
-            <w:tcW w:type="dxa" w:w="827"/>
-            <w:tcMar>
-              <w:top w:w="50" w:type="dxa"/>
-              <w:bottom w:w="50" w:type="dxa"/>
-              <w:left w:w="90" w:type="dxa"/>
-              <w:right w:w="90" w:type="dxa"/>
-            </w:tcMar>
-            <w:shd w:val="clear" w:color="auto" w:fill="E5F5FF"/>
-          </w:tcPr>
-          <w:p>
-            <w:pPr>
-              <w:pStyle w:val="BDOITable"/>
-            </w:pPr>
-            <w:r>
-              <w:rPr>
-                <w:sz w:val="16"/>
-              </w:rPr>
-              <w:t>0</w:t>
             </w:r>
           </w:p>
         </w:tc>
@@ -13049,7 +12170,7 @@
         </w:trPr>
         <w:tc>
           <w:tcPr>
-            <w:tcW w:type="dxa" w:w="1188"/>
+            <w:tcW w:type="dxa" w:w="1182"/>
             <w:tcMar>
               <w:top w:w="50" w:type="dxa"/>
               <w:bottom w:w="50" w:type="dxa"/>
@@ -13071,7 +12192,7 @@
         </w:tc>
         <w:tc>
           <w:tcPr>
-            <w:tcW w:type="dxa" w:w="3307"/>
+            <w:tcW w:type="dxa" w:w="3804"/>
             <w:tcMar>
               <w:top w:w="50" w:type="dxa"/>
               <w:bottom w:w="50" w:type="dxa"/>
@@ -13093,7 +12214,7 @@
         </w:tc>
         <w:tc>
           <w:tcPr>
-            <w:tcW w:type="dxa" w:w="1653"/>
+            <w:tcW w:type="dxa" w:w="1953"/>
             <w:tcMar>
               <w:top w:w="50" w:type="dxa"/>
               <w:bottom w:w="50" w:type="dxa"/>
@@ -13115,7 +12236,7 @@
         </w:tc>
         <w:tc>
           <w:tcPr>
-            <w:tcW w:type="dxa" w:w="775"/>
+            <w:tcW w:type="dxa" w:w="771"/>
             <w:tcMar>
               <w:top w:w="50" w:type="dxa"/>
               <w:bottom w:w="50" w:type="dxa"/>
@@ -13137,7 +12258,7 @@
         </w:tc>
         <w:tc>
           <w:tcPr>
-            <w:tcW w:type="dxa" w:w="775"/>
+            <w:tcW w:type="dxa" w:w="771"/>
             <w:tcMar>
               <w:top w:w="50" w:type="dxa"/>
               <w:bottom w:w="50" w:type="dxa"/>
@@ -13159,7 +12280,7 @@
         </w:tc>
         <w:tc>
           <w:tcPr>
-            <w:tcW w:type="dxa" w:w="775"/>
+            <w:tcW w:type="dxa" w:w="771"/>
             <w:tcMar>
               <w:top w:w="50" w:type="dxa"/>
               <w:bottom w:w="50" w:type="dxa"/>
@@ -13181,7 +12302,7 @@
         </w:tc>
         <w:tc>
           <w:tcPr>
-            <w:tcW w:type="dxa" w:w="672"/>
+            <w:tcW w:type="dxa" w:w="720"/>
             <w:tcMar>
               <w:top w:w="50" w:type="dxa"/>
               <w:bottom w:w="50" w:type="dxa"/>
@@ -13198,28 +12319,6 @@
                 <w:sz w:val="16"/>
               </w:rPr>
               <w:t>6</w:t>
-            </w:r>
-          </w:p>
-        </w:tc>
-        <w:tc>
-          <w:tcPr>
-            <w:tcW w:type="dxa" w:w="827"/>
-            <w:tcMar>
-              <w:top w:w="50" w:type="dxa"/>
-              <w:bottom w:w="50" w:type="dxa"/>
-              <w:left w:w="90" w:type="dxa"/>
-              <w:right w:w="90" w:type="dxa"/>
-            </w:tcMar>
-          </w:tcPr>
-          <w:p>
-            <w:pPr>
-              <w:pStyle w:val="BDOITable"/>
-            </w:pPr>
-            <w:r>
-              <w:rPr>
-                <w:sz w:val="16"/>
-              </w:rPr>
-              <w:t>0</w:t>
             </w:r>
           </w:p>
         </w:tc>
@@ -13230,7 +12329,7 @@
         </w:trPr>
         <w:tc>
           <w:tcPr>
-            <w:tcW w:type="dxa" w:w="1188"/>
+            <w:tcW w:type="dxa" w:w="1182"/>
             <w:tcMar>
               <w:top w:w="50" w:type="dxa"/>
               <w:bottom w:w="50" w:type="dxa"/>
@@ -13253,7 +12352,7 @@
         </w:tc>
         <w:tc>
           <w:tcPr>
-            <w:tcW w:type="dxa" w:w="3307"/>
+            <w:tcW w:type="dxa" w:w="3804"/>
             <w:tcMar>
               <w:top w:w="50" w:type="dxa"/>
               <w:bottom w:w="50" w:type="dxa"/>
@@ -13276,7 +12375,7 @@
         </w:tc>
         <w:tc>
           <w:tcPr>
-            <w:tcW w:type="dxa" w:w="1653"/>
+            <w:tcW w:type="dxa" w:w="1953"/>
             <w:tcMar>
               <w:top w:w="50" w:type="dxa"/>
               <w:bottom w:w="50" w:type="dxa"/>
@@ -13299,7 +12398,7 @@
         </w:tc>
         <w:tc>
           <w:tcPr>
-            <w:tcW w:type="dxa" w:w="775"/>
+            <w:tcW w:type="dxa" w:w="771"/>
             <w:tcMar>
               <w:top w:w="50" w:type="dxa"/>
               <w:bottom w:w="50" w:type="dxa"/>
@@ -13322,7 +12421,7 @@
         </w:tc>
         <w:tc>
           <w:tcPr>
-            <w:tcW w:type="dxa" w:w="775"/>
+            <w:tcW w:type="dxa" w:w="771"/>
             <w:tcMar>
               <w:top w:w="50" w:type="dxa"/>
               <w:bottom w:w="50" w:type="dxa"/>
@@ -13345,7 +12444,7 @@
         </w:tc>
         <w:tc>
           <w:tcPr>
-            <w:tcW w:type="dxa" w:w="775"/>
+            <w:tcW w:type="dxa" w:w="771"/>
             <w:tcMar>
               <w:top w:w="50" w:type="dxa"/>
               <w:bottom w:w="50" w:type="dxa"/>
@@ -13368,7 +12467,7 @@
         </w:tc>
         <w:tc>
           <w:tcPr>
-            <w:tcW w:type="dxa" w:w="672"/>
+            <w:tcW w:type="dxa" w:w="720"/>
             <w:tcMar>
               <w:top w:w="50" w:type="dxa"/>
               <w:bottom w:w="50" w:type="dxa"/>
@@ -13386,29 +12485,6 @@
                 <w:sz w:val="16"/>
               </w:rPr>
               <w:t>4</w:t>
-            </w:r>
-          </w:p>
-        </w:tc>
-        <w:tc>
-          <w:tcPr>
-            <w:tcW w:type="dxa" w:w="827"/>
-            <w:tcMar>
-              <w:top w:w="50" w:type="dxa"/>
-              <w:bottom w:w="50" w:type="dxa"/>
-              <w:left w:w="90" w:type="dxa"/>
-              <w:right w:w="90" w:type="dxa"/>
-            </w:tcMar>
-            <w:shd w:val="clear" w:color="auto" w:fill="E5F5FF"/>
-          </w:tcPr>
-          <w:p>
-            <w:pPr>
-              <w:pStyle w:val="BDOITable"/>
-            </w:pPr>
-            <w:r>
-              <w:rPr>
-                <w:sz w:val="16"/>
-              </w:rPr>
-              <w:t>0</w:t>
             </w:r>
           </w:p>
         </w:tc>
@@ -13419,7 +12495,7 @@
         </w:trPr>
         <w:tc>
           <w:tcPr>
-            <w:tcW w:type="dxa" w:w="1188"/>
+            <w:tcW w:type="dxa" w:w="1182"/>
             <w:tcMar>
               <w:top w:w="50" w:type="dxa"/>
               <w:bottom w:w="50" w:type="dxa"/>
@@ -13441,7 +12517,7 @@
         </w:tc>
         <w:tc>
           <w:tcPr>
-            <w:tcW w:type="dxa" w:w="3307"/>
+            <w:tcW w:type="dxa" w:w="3804"/>
             <w:tcMar>
               <w:top w:w="50" w:type="dxa"/>
               <w:bottom w:w="50" w:type="dxa"/>
@@ -13463,7 +12539,7 @@
         </w:tc>
         <w:tc>
           <w:tcPr>
-            <w:tcW w:type="dxa" w:w="1653"/>
+            <w:tcW w:type="dxa" w:w="1953"/>
             <w:tcMar>
               <w:top w:w="50" w:type="dxa"/>
               <w:bottom w:w="50" w:type="dxa"/>
@@ -13485,7 +12561,7 @@
         </w:tc>
         <w:tc>
           <w:tcPr>
-            <w:tcW w:type="dxa" w:w="775"/>
+            <w:tcW w:type="dxa" w:w="771"/>
             <w:tcMar>
               <w:top w:w="50" w:type="dxa"/>
               <w:bottom w:w="50" w:type="dxa"/>
@@ -13507,7 +12583,7 @@
         </w:tc>
         <w:tc>
           <w:tcPr>
-            <w:tcW w:type="dxa" w:w="775"/>
+            <w:tcW w:type="dxa" w:w="771"/>
             <w:tcMar>
               <w:top w:w="50" w:type="dxa"/>
               <w:bottom w:w="50" w:type="dxa"/>
@@ -13529,7 +12605,7 @@
         </w:tc>
         <w:tc>
           <w:tcPr>
-            <w:tcW w:type="dxa" w:w="775"/>
+            <w:tcW w:type="dxa" w:w="771"/>
             <w:tcMar>
               <w:top w:w="50" w:type="dxa"/>
               <w:bottom w:w="50" w:type="dxa"/>
@@ -13551,7 +12627,7 @@
         </w:tc>
         <w:tc>
           <w:tcPr>
-            <w:tcW w:type="dxa" w:w="672"/>
+            <w:tcW w:type="dxa" w:w="720"/>
             <w:tcMar>
               <w:top w:w="50" w:type="dxa"/>
               <w:bottom w:w="50" w:type="dxa"/>
@@ -13568,28 +12644,6 @@
                 <w:sz w:val="16"/>
               </w:rPr>
               <w:t>5</w:t>
-            </w:r>
-          </w:p>
-        </w:tc>
-        <w:tc>
-          <w:tcPr>
-            <w:tcW w:type="dxa" w:w="827"/>
-            <w:tcMar>
-              <w:top w:w="50" w:type="dxa"/>
-              <w:bottom w:w="50" w:type="dxa"/>
-              <w:left w:w="90" w:type="dxa"/>
-              <w:right w:w="90" w:type="dxa"/>
-            </w:tcMar>
-          </w:tcPr>
-          <w:p>
-            <w:pPr>
-              <w:pStyle w:val="BDOITable"/>
-            </w:pPr>
-            <w:r>
-              <w:rPr>
-                <w:sz w:val="16"/>
-              </w:rPr>
-              <w:t>0</w:t>
             </w:r>
           </w:p>
         </w:tc>
@@ -13600,7 +12654,7 @@
         </w:trPr>
         <w:tc>
           <w:tcPr>
-            <w:tcW w:type="dxa" w:w="1188"/>
+            <w:tcW w:type="dxa" w:w="1182"/>
             <w:tcMar>
               <w:top w:w="50" w:type="dxa"/>
               <w:bottom w:w="50" w:type="dxa"/>
@@ -13623,7 +12677,7 @@
         </w:tc>
         <w:tc>
           <w:tcPr>
-            <w:tcW w:type="dxa" w:w="3307"/>
+            <w:tcW w:type="dxa" w:w="3804"/>
             <w:tcMar>
               <w:top w:w="50" w:type="dxa"/>
               <w:bottom w:w="50" w:type="dxa"/>
@@ -13646,7 +12700,7 @@
         </w:tc>
         <w:tc>
           <w:tcPr>
-            <w:tcW w:type="dxa" w:w="1653"/>
+            <w:tcW w:type="dxa" w:w="1953"/>
             <w:tcMar>
               <w:top w:w="50" w:type="dxa"/>
               <w:bottom w:w="50" w:type="dxa"/>
@@ -13669,7 +12723,7 @@
         </w:tc>
         <w:tc>
           <w:tcPr>
-            <w:tcW w:type="dxa" w:w="775"/>
+            <w:tcW w:type="dxa" w:w="771"/>
             <w:tcMar>
               <w:top w:w="50" w:type="dxa"/>
               <w:bottom w:w="50" w:type="dxa"/>
@@ -13692,7 +12746,7 @@
         </w:tc>
         <w:tc>
           <w:tcPr>
-            <w:tcW w:type="dxa" w:w="775"/>
+            <w:tcW w:type="dxa" w:w="771"/>
             <w:tcMar>
               <w:top w:w="50" w:type="dxa"/>
               <w:bottom w:w="50" w:type="dxa"/>
@@ -13715,7 +12769,7 @@
         </w:tc>
         <w:tc>
           <w:tcPr>
-            <w:tcW w:type="dxa" w:w="775"/>
+            <w:tcW w:type="dxa" w:w="771"/>
             <w:tcMar>
               <w:top w:w="50" w:type="dxa"/>
               <w:bottom w:w="50" w:type="dxa"/>
@@ -13738,7 +12792,7 @@
         </w:tc>
         <w:tc>
           <w:tcPr>
-            <w:tcW w:type="dxa" w:w="672"/>
+            <w:tcW w:type="dxa" w:w="720"/>
             <w:tcMar>
               <w:top w:w="50" w:type="dxa"/>
               <w:bottom w:w="50" w:type="dxa"/>
@@ -13756,29 +12810,6 @@
                 <w:sz w:val="16"/>
               </w:rPr>
               <w:t>5</w:t>
-            </w:r>
-          </w:p>
-        </w:tc>
-        <w:tc>
-          <w:tcPr>
-            <w:tcW w:type="dxa" w:w="827"/>
-            <w:tcMar>
-              <w:top w:w="50" w:type="dxa"/>
-              <w:bottom w:w="50" w:type="dxa"/>
-              <w:left w:w="90" w:type="dxa"/>
-              <w:right w:w="90" w:type="dxa"/>
-            </w:tcMar>
-            <w:shd w:val="clear" w:color="auto" w:fill="E5F5FF"/>
-          </w:tcPr>
-          <w:p>
-            <w:pPr>
-              <w:pStyle w:val="BDOITable"/>
-            </w:pPr>
-            <w:r>
-              <w:rPr>
-                <w:sz w:val="16"/>
-              </w:rPr>
-              <w:t>0</w:t>
             </w:r>
           </w:p>
         </w:tc>
@@ -13789,7 +12820,7 @@
         </w:trPr>
         <w:tc>
           <w:tcPr>
-            <w:tcW w:type="dxa" w:w="1188"/>
+            <w:tcW w:type="dxa" w:w="1182"/>
             <w:tcMar>
               <w:top w:w="50" w:type="dxa"/>
               <w:bottom w:w="50" w:type="dxa"/>
@@ -13811,7 +12842,7 @@
         </w:tc>
         <w:tc>
           <w:tcPr>
-            <w:tcW w:type="dxa" w:w="3307"/>
+            <w:tcW w:type="dxa" w:w="3804"/>
             <w:tcMar>
               <w:top w:w="50" w:type="dxa"/>
               <w:bottom w:w="50" w:type="dxa"/>
@@ -13833,7 +12864,7 @@
         </w:tc>
         <w:tc>
           <w:tcPr>
-            <w:tcW w:type="dxa" w:w="1653"/>
+            <w:tcW w:type="dxa" w:w="1953"/>
             <w:tcMar>
               <w:top w:w="50" w:type="dxa"/>
               <w:bottom w:w="50" w:type="dxa"/>
@@ -13855,7 +12886,7 @@
         </w:tc>
         <w:tc>
           <w:tcPr>
-            <w:tcW w:type="dxa" w:w="775"/>
+            <w:tcW w:type="dxa" w:w="771"/>
             <w:tcMar>
               <w:top w:w="50" w:type="dxa"/>
               <w:bottom w:w="50" w:type="dxa"/>
@@ -13877,7 +12908,7 @@
         </w:tc>
         <w:tc>
           <w:tcPr>
-            <w:tcW w:type="dxa" w:w="775"/>
+            <w:tcW w:type="dxa" w:w="771"/>
             <w:tcMar>
               <w:top w:w="50" w:type="dxa"/>
               <w:bottom w:w="50" w:type="dxa"/>
@@ -13899,7 +12930,7 @@
         </w:tc>
         <w:tc>
           <w:tcPr>
-            <w:tcW w:type="dxa" w:w="775"/>
+            <w:tcW w:type="dxa" w:w="771"/>
             <w:tcMar>
               <w:top w:w="50" w:type="dxa"/>
               <w:bottom w:w="50" w:type="dxa"/>
@@ -13921,7 +12952,7 @@
         </w:tc>
         <w:tc>
           <w:tcPr>
-            <w:tcW w:type="dxa" w:w="672"/>
+            <w:tcW w:type="dxa" w:w="720"/>
             <w:tcMar>
               <w:top w:w="50" w:type="dxa"/>
               <w:bottom w:w="50" w:type="dxa"/>
@@ -13938,28 +12969,6 @@
                 <w:sz w:val="16"/>
               </w:rPr>
               <w:t>4</w:t>
-            </w:r>
-          </w:p>
-        </w:tc>
-        <w:tc>
-          <w:tcPr>
-            <w:tcW w:type="dxa" w:w="827"/>
-            <w:tcMar>
-              <w:top w:w="50" w:type="dxa"/>
-              <w:bottom w:w="50" w:type="dxa"/>
-              <w:left w:w="90" w:type="dxa"/>
-              <w:right w:w="90" w:type="dxa"/>
-            </w:tcMar>
-          </w:tcPr>
-          <w:p>
-            <w:pPr>
-              <w:pStyle w:val="BDOITable"/>
-            </w:pPr>
-            <w:r>
-              <w:rPr>
-                <w:sz w:val="16"/>
-              </w:rPr>
-              <w:t>0</w:t>
             </w:r>
           </w:p>
         </w:tc>
@@ -13970,7 +12979,7 @@
         </w:trPr>
         <w:tc>
           <w:tcPr>
-            <w:tcW w:type="dxa" w:w="1188"/>
+            <w:tcW w:type="dxa" w:w="1182"/>
             <w:tcMar>
               <w:top w:w="50" w:type="dxa"/>
               <w:bottom w:w="50" w:type="dxa"/>
@@ -13993,7 +13002,7 @@
         </w:tc>
         <w:tc>
           <w:tcPr>
-            <w:tcW w:type="dxa" w:w="3307"/>
+            <w:tcW w:type="dxa" w:w="3804"/>
             <w:tcMar>
               <w:top w:w="50" w:type="dxa"/>
               <w:bottom w:w="50" w:type="dxa"/>
@@ -14016,7 +13025,7 @@
         </w:tc>
         <w:tc>
           <w:tcPr>
-            <w:tcW w:type="dxa" w:w="1653"/>
+            <w:tcW w:type="dxa" w:w="1953"/>
             <w:tcMar>
               <w:top w:w="50" w:type="dxa"/>
               <w:bottom w:w="50" w:type="dxa"/>
@@ -14039,7 +13048,7 @@
         </w:tc>
         <w:tc>
           <w:tcPr>
-            <w:tcW w:type="dxa" w:w="775"/>
+            <w:tcW w:type="dxa" w:w="771"/>
             <w:tcMar>
               <w:top w:w="50" w:type="dxa"/>
               <w:bottom w:w="50" w:type="dxa"/>
@@ -14062,7 +13071,7 @@
         </w:tc>
         <w:tc>
           <w:tcPr>
-            <w:tcW w:type="dxa" w:w="775"/>
+            <w:tcW w:type="dxa" w:w="771"/>
             <w:tcMar>
               <w:top w:w="50" w:type="dxa"/>
               <w:bottom w:w="50" w:type="dxa"/>
@@ -14085,7 +13094,7 @@
         </w:tc>
         <w:tc>
           <w:tcPr>
-            <w:tcW w:type="dxa" w:w="775"/>
+            <w:tcW w:type="dxa" w:w="771"/>
             <w:tcMar>
               <w:top w:w="50" w:type="dxa"/>
               <w:bottom w:w="50" w:type="dxa"/>
@@ -14108,7 +13117,7 @@
         </w:tc>
         <w:tc>
           <w:tcPr>
-            <w:tcW w:type="dxa" w:w="672"/>
+            <w:tcW w:type="dxa" w:w="720"/>
             <w:tcMar>
               <w:top w:w="50" w:type="dxa"/>
               <w:bottom w:w="50" w:type="dxa"/>
@@ -14126,29 +13135,6 @@
                 <w:sz w:val="16"/>
               </w:rPr>
               <w:t>3</w:t>
-            </w:r>
-          </w:p>
-        </w:tc>
-        <w:tc>
-          <w:tcPr>
-            <w:tcW w:type="dxa" w:w="827"/>
-            <w:tcMar>
-              <w:top w:w="50" w:type="dxa"/>
-              <w:bottom w:w="50" w:type="dxa"/>
-              <w:left w:w="90" w:type="dxa"/>
-              <w:right w:w="90" w:type="dxa"/>
-            </w:tcMar>
-            <w:shd w:val="clear" w:color="auto" w:fill="E5F5FF"/>
-          </w:tcPr>
-          <w:p>
-            <w:pPr>
-              <w:pStyle w:val="BDOITable"/>
-            </w:pPr>
-            <w:r>
-              <w:rPr>
-                <w:sz w:val="16"/>
-              </w:rPr>
-              <w:t>0</w:t>
             </w:r>
           </w:p>
         </w:tc>
@@ -14159,7 +13145,7 @@
         </w:trPr>
         <w:tc>
           <w:tcPr>
-            <w:tcW w:type="dxa" w:w="1188"/>
+            <w:tcW w:type="dxa" w:w="1182"/>
             <w:tcMar>
               <w:top w:w="50" w:type="dxa"/>
               <w:bottom w:w="50" w:type="dxa"/>
@@ -14181,7 +13167,7 @@
         </w:tc>
         <w:tc>
           <w:tcPr>
-            <w:tcW w:type="dxa" w:w="3307"/>
+            <w:tcW w:type="dxa" w:w="3804"/>
             <w:tcMar>
               <w:top w:w="50" w:type="dxa"/>
               <w:bottom w:w="50" w:type="dxa"/>
@@ -14203,7 +13189,7 @@
         </w:tc>
         <w:tc>
           <w:tcPr>
-            <w:tcW w:type="dxa" w:w="1653"/>
+            <w:tcW w:type="dxa" w:w="1953"/>
             <w:tcMar>
               <w:top w:w="50" w:type="dxa"/>
               <w:bottom w:w="50" w:type="dxa"/>
@@ -14225,7 +13211,7 @@
         </w:tc>
         <w:tc>
           <w:tcPr>
-            <w:tcW w:type="dxa" w:w="775"/>
+            <w:tcW w:type="dxa" w:w="771"/>
             <w:tcMar>
               <w:top w:w="50" w:type="dxa"/>
               <w:bottom w:w="50" w:type="dxa"/>
@@ -14247,7 +13233,7 @@
         </w:tc>
         <w:tc>
           <w:tcPr>
-            <w:tcW w:type="dxa" w:w="775"/>
+            <w:tcW w:type="dxa" w:w="771"/>
             <w:tcMar>
               <w:top w:w="50" w:type="dxa"/>
               <w:bottom w:w="50" w:type="dxa"/>
@@ -14269,7 +13255,7 @@
         </w:tc>
         <w:tc>
           <w:tcPr>
-            <w:tcW w:type="dxa" w:w="775"/>
+            <w:tcW w:type="dxa" w:w="771"/>
             <w:tcMar>
               <w:top w:w="50" w:type="dxa"/>
               <w:bottom w:w="50" w:type="dxa"/>
@@ -14291,7 +13277,7 @@
         </w:tc>
         <w:tc>
           <w:tcPr>
-            <w:tcW w:type="dxa" w:w="672"/>
+            <w:tcW w:type="dxa" w:w="720"/>
             <w:tcMar>
               <w:top w:w="50" w:type="dxa"/>
               <w:bottom w:w="50" w:type="dxa"/>
@@ -14308,28 +13294,6 @@
                 <w:sz w:val="16"/>
               </w:rPr>
               <w:t>6</w:t>
-            </w:r>
-          </w:p>
-        </w:tc>
-        <w:tc>
-          <w:tcPr>
-            <w:tcW w:type="dxa" w:w="827"/>
-            <w:tcMar>
-              <w:top w:w="50" w:type="dxa"/>
-              <w:bottom w:w="50" w:type="dxa"/>
-              <w:left w:w="90" w:type="dxa"/>
-              <w:right w:w="90" w:type="dxa"/>
-            </w:tcMar>
-          </w:tcPr>
-          <w:p>
-            <w:pPr>
-              <w:pStyle w:val="BDOITable"/>
-            </w:pPr>
-            <w:r>
-              <w:rPr>
-                <w:sz w:val="16"/>
-              </w:rPr>
-              <w:t>0</w:t>
             </w:r>
           </w:p>
         </w:tc>
@@ -14340,7 +13304,7 @@
         </w:trPr>
         <w:tc>
           <w:tcPr>
-            <w:tcW w:type="dxa" w:w="1188"/>
+            <w:tcW w:type="dxa" w:w="1182"/>
             <w:tcMar>
               <w:top w:w="50" w:type="dxa"/>
               <w:bottom w:w="50" w:type="dxa"/>
@@ -14363,7 +13327,7 @@
         </w:tc>
         <w:tc>
           <w:tcPr>
-            <w:tcW w:type="dxa" w:w="3307"/>
+            <w:tcW w:type="dxa" w:w="3804"/>
             <w:tcMar>
               <w:top w:w="50" w:type="dxa"/>
               <w:bottom w:w="50" w:type="dxa"/>
@@ -14386,7 +13350,7 @@
         </w:tc>
         <w:tc>
           <w:tcPr>
-            <w:tcW w:type="dxa" w:w="1653"/>
+            <w:tcW w:type="dxa" w:w="1953"/>
             <w:tcMar>
               <w:top w:w="50" w:type="dxa"/>
               <w:bottom w:w="50" w:type="dxa"/>
@@ -14409,7 +13373,7 @@
         </w:tc>
         <w:tc>
           <w:tcPr>
-            <w:tcW w:type="dxa" w:w="775"/>
+            <w:tcW w:type="dxa" w:w="771"/>
             <w:tcMar>
               <w:top w:w="50" w:type="dxa"/>
               <w:bottom w:w="50" w:type="dxa"/>
@@ -14432,7 +13396,7 @@
         </w:tc>
         <w:tc>
           <w:tcPr>
-            <w:tcW w:type="dxa" w:w="775"/>
+            <w:tcW w:type="dxa" w:w="771"/>
             <w:tcMar>
               <w:top w:w="50" w:type="dxa"/>
               <w:bottom w:w="50" w:type="dxa"/>
@@ -14455,7 +13419,7 @@
         </w:tc>
         <w:tc>
           <w:tcPr>
-            <w:tcW w:type="dxa" w:w="775"/>
+            <w:tcW w:type="dxa" w:w="771"/>
             <w:tcMar>
               <w:top w:w="50" w:type="dxa"/>
               <w:bottom w:w="50" w:type="dxa"/>
@@ -14478,7 +13442,7 @@
         </w:tc>
         <w:tc>
           <w:tcPr>
-            <w:tcW w:type="dxa" w:w="672"/>
+            <w:tcW w:type="dxa" w:w="720"/>
             <w:tcMar>
               <w:top w:w="50" w:type="dxa"/>
               <w:bottom w:w="50" w:type="dxa"/>
@@ -14496,29 +13460,6 @@
                 <w:sz w:val="16"/>
               </w:rPr>
               <w:t>4</w:t>
-            </w:r>
-          </w:p>
-        </w:tc>
-        <w:tc>
-          <w:tcPr>
-            <w:tcW w:type="dxa" w:w="827"/>
-            <w:tcMar>
-              <w:top w:w="50" w:type="dxa"/>
-              <w:bottom w:w="50" w:type="dxa"/>
-              <w:left w:w="90" w:type="dxa"/>
-              <w:right w:w="90" w:type="dxa"/>
-            </w:tcMar>
-            <w:shd w:val="clear" w:color="auto" w:fill="E5F5FF"/>
-          </w:tcPr>
-          <w:p>
-            <w:pPr>
-              <w:pStyle w:val="BDOITable"/>
-            </w:pPr>
-            <w:r>
-              <w:rPr>
-                <w:sz w:val="16"/>
-              </w:rPr>
-              <w:t>0</w:t>
             </w:r>
           </w:p>
         </w:tc>
@@ -14529,7 +13470,7 @@
         </w:trPr>
         <w:tc>
           <w:tcPr>
-            <w:tcW w:type="dxa" w:w="1188"/>
+            <w:tcW w:type="dxa" w:w="1182"/>
             <w:tcMar>
               <w:top w:w="50" w:type="dxa"/>
               <w:bottom w:w="50" w:type="dxa"/>
@@ -14551,7 +13492,7 @@
         </w:tc>
         <w:tc>
           <w:tcPr>
-            <w:tcW w:type="dxa" w:w="3307"/>
+            <w:tcW w:type="dxa" w:w="3804"/>
             <w:tcMar>
               <w:top w:w="50" w:type="dxa"/>
               <w:bottom w:w="50" w:type="dxa"/>
@@ -14573,7 +13514,7 @@
         </w:tc>
         <w:tc>
           <w:tcPr>
-            <w:tcW w:type="dxa" w:w="1653"/>
+            <w:tcW w:type="dxa" w:w="1953"/>
             <w:tcMar>
               <w:top w:w="50" w:type="dxa"/>
               <w:bottom w:w="50" w:type="dxa"/>
@@ -14595,7 +13536,7 @@
         </w:tc>
         <w:tc>
           <w:tcPr>
-            <w:tcW w:type="dxa" w:w="775"/>
+            <w:tcW w:type="dxa" w:w="771"/>
             <w:tcMar>
               <w:top w:w="50" w:type="dxa"/>
               <w:bottom w:w="50" w:type="dxa"/>
@@ -14617,7 +13558,7 @@
         </w:tc>
         <w:tc>
           <w:tcPr>
-            <w:tcW w:type="dxa" w:w="775"/>
+            <w:tcW w:type="dxa" w:w="771"/>
             <w:tcMar>
               <w:top w:w="50" w:type="dxa"/>
               <w:bottom w:w="50" w:type="dxa"/>
@@ -14639,7 +13580,7 @@
         </w:tc>
         <w:tc>
           <w:tcPr>
-            <w:tcW w:type="dxa" w:w="775"/>
+            <w:tcW w:type="dxa" w:w="771"/>
             <w:tcMar>
               <w:top w:w="50" w:type="dxa"/>
               <w:bottom w:w="50" w:type="dxa"/>
@@ -14661,7 +13602,7 @@
         </w:tc>
         <w:tc>
           <w:tcPr>
-            <w:tcW w:type="dxa" w:w="672"/>
+            <w:tcW w:type="dxa" w:w="720"/>
             <w:tcMar>
               <w:top w:w="50" w:type="dxa"/>
               <w:bottom w:w="50" w:type="dxa"/>
@@ -14678,28 +13619,6 @@
                 <w:sz w:val="16"/>
               </w:rPr>
               <w:t>3</w:t>
-            </w:r>
-          </w:p>
-        </w:tc>
-        <w:tc>
-          <w:tcPr>
-            <w:tcW w:type="dxa" w:w="827"/>
-            <w:tcMar>
-              <w:top w:w="50" w:type="dxa"/>
-              <w:bottom w:w="50" w:type="dxa"/>
-              <w:left w:w="90" w:type="dxa"/>
-              <w:right w:w="90" w:type="dxa"/>
-            </w:tcMar>
-          </w:tcPr>
-          <w:p>
-            <w:pPr>
-              <w:pStyle w:val="BDOITable"/>
-            </w:pPr>
-            <w:r>
-              <w:rPr>
-                <w:sz w:val="16"/>
-              </w:rPr>
-              <w:t>0</w:t>
             </w:r>
           </w:p>
         </w:tc>
@@ -14710,7 +13629,7 @@
         </w:trPr>
         <w:tc>
           <w:tcPr>
-            <w:tcW w:type="dxa" w:w="1188"/>
+            <w:tcW w:type="dxa" w:w="1182"/>
             <w:tcMar>
               <w:top w:w="50" w:type="dxa"/>
               <w:bottom w:w="50" w:type="dxa"/>
@@ -14733,7 +13652,7 @@
         </w:tc>
         <w:tc>
           <w:tcPr>
-            <w:tcW w:type="dxa" w:w="3307"/>
+            <w:tcW w:type="dxa" w:w="3804"/>
             <w:tcMar>
               <w:top w:w="50" w:type="dxa"/>
               <w:bottom w:w="50" w:type="dxa"/>
@@ -14756,7 +13675,7 @@
         </w:tc>
         <w:tc>
           <w:tcPr>
-            <w:tcW w:type="dxa" w:w="1653"/>
+            <w:tcW w:type="dxa" w:w="1953"/>
             <w:tcMar>
               <w:top w:w="50" w:type="dxa"/>
               <w:bottom w:w="50" w:type="dxa"/>
@@ -14779,7 +13698,7 @@
         </w:tc>
         <w:tc>
           <w:tcPr>
-            <w:tcW w:type="dxa" w:w="775"/>
+            <w:tcW w:type="dxa" w:w="771"/>
             <w:tcMar>
               <w:top w:w="50" w:type="dxa"/>
               <w:bottom w:w="50" w:type="dxa"/>
@@ -14802,7 +13721,7 @@
         </w:tc>
         <w:tc>
           <w:tcPr>
-            <w:tcW w:type="dxa" w:w="775"/>
+            <w:tcW w:type="dxa" w:w="771"/>
             <w:tcMar>
               <w:top w:w="50" w:type="dxa"/>
               <w:bottom w:w="50" w:type="dxa"/>
@@ -14825,7 +13744,7 @@
         </w:tc>
         <w:tc>
           <w:tcPr>
-            <w:tcW w:type="dxa" w:w="775"/>
+            <w:tcW w:type="dxa" w:w="771"/>
             <w:tcMar>
               <w:top w:w="50" w:type="dxa"/>
               <w:bottom w:w="50" w:type="dxa"/>
@@ -14848,7 +13767,7 @@
         </w:tc>
         <w:tc>
           <w:tcPr>
-            <w:tcW w:type="dxa" w:w="672"/>
+            <w:tcW w:type="dxa" w:w="720"/>
             <w:tcMar>
               <w:top w:w="50" w:type="dxa"/>
               <w:bottom w:w="50" w:type="dxa"/>
@@ -14866,29 +13785,6 @@
                 <w:sz w:val="16"/>
               </w:rPr>
               <w:t>4</w:t>
-            </w:r>
-          </w:p>
-        </w:tc>
-        <w:tc>
-          <w:tcPr>
-            <w:tcW w:type="dxa" w:w="827"/>
-            <w:tcMar>
-              <w:top w:w="50" w:type="dxa"/>
-              <w:bottom w:w="50" w:type="dxa"/>
-              <w:left w:w="90" w:type="dxa"/>
-              <w:right w:w="90" w:type="dxa"/>
-            </w:tcMar>
-            <w:shd w:val="clear" w:color="auto" w:fill="E5F5FF"/>
-          </w:tcPr>
-          <w:p>
-            <w:pPr>
-              <w:pStyle w:val="BDOITable"/>
-            </w:pPr>
-            <w:r>
-              <w:rPr>
-                <w:sz w:val="16"/>
-              </w:rPr>
-              <w:t>0</w:t>
             </w:r>
           </w:p>
         </w:tc>
@@ -14899,7 +13795,7 @@
         </w:trPr>
         <w:tc>
           <w:tcPr>
-            <w:tcW w:type="dxa" w:w="1188"/>
+            <w:tcW w:type="dxa" w:w="1182"/>
             <w:tcMar>
               <w:top w:w="50" w:type="dxa"/>
               <w:bottom w:w="50" w:type="dxa"/>
@@ -14921,7 +13817,7 @@
         </w:tc>
         <w:tc>
           <w:tcPr>
-            <w:tcW w:type="dxa" w:w="3307"/>
+            <w:tcW w:type="dxa" w:w="3804"/>
             <w:tcMar>
               <w:top w:w="50" w:type="dxa"/>
               <w:bottom w:w="50" w:type="dxa"/>
@@ -14943,7 +13839,7 @@
         </w:tc>
         <w:tc>
           <w:tcPr>
-            <w:tcW w:type="dxa" w:w="1653"/>
+            <w:tcW w:type="dxa" w:w="1953"/>
             <w:tcMar>
               <w:top w:w="50" w:type="dxa"/>
               <w:bottom w:w="50" w:type="dxa"/>
@@ -14965,7 +13861,7 @@
         </w:tc>
         <w:tc>
           <w:tcPr>
-            <w:tcW w:type="dxa" w:w="775"/>
+            <w:tcW w:type="dxa" w:w="771"/>
             <w:tcMar>
               <w:top w:w="50" w:type="dxa"/>
               <w:bottom w:w="50" w:type="dxa"/>
@@ -14987,7 +13883,7 @@
         </w:tc>
         <w:tc>
           <w:tcPr>
-            <w:tcW w:type="dxa" w:w="775"/>
+            <w:tcW w:type="dxa" w:w="771"/>
             <w:tcMar>
               <w:top w:w="50" w:type="dxa"/>
               <w:bottom w:w="50" w:type="dxa"/>
@@ -15009,7 +13905,7 @@
         </w:tc>
         <w:tc>
           <w:tcPr>
-            <w:tcW w:type="dxa" w:w="775"/>
+            <w:tcW w:type="dxa" w:w="771"/>
             <w:tcMar>
               <w:top w:w="50" w:type="dxa"/>
               <w:bottom w:w="50" w:type="dxa"/>
@@ -15031,7 +13927,7 @@
         </w:tc>
         <w:tc>
           <w:tcPr>
-            <w:tcW w:type="dxa" w:w="672"/>
+            <w:tcW w:type="dxa" w:w="720"/>
             <w:tcMar>
               <w:top w:w="50" w:type="dxa"/>
               <w:bottom w:w="50" w:type="dxa"/>
@@ -15048,28 +13944,6 @@
                 <w:sz w:val="16"/>
               </w:rPr>
               <w:t>5</w:t>
-            </w:r>
-          </w:p>
-        </w:tc>
-        <w:tc>
-          <w:tcPr>
-            <w:tcW w:type="dxa" w:w="827"/>
-            <w:tcMar>
-              <w:top w:w="50" w:type="dxa"/>
-              <w:bottom w:w="50" w:type="dxa"/>
-              <w:left w:w="90" w:type="dxa"/>
-              <w:right w:w="90" w:type="dxa"/>
-            </w:tcMar>
-          </w:tcPr>
-          <w:p>
-            <w:pPr>
-              <w:pStyle w:val="BDOITable"/>
-            </w:pPr>
-            <w:r>
-              <w:rPr>
-                <w:sz w:val="16"/>
-              </w:rPr>
-              <w:t>0</w:t>
             </w:r>
           </w:p>
         </w:tc>
@@ -15080,7 +13954,7 @@
         </w:trPr>
         <w:tc>
           <w:tcPr>
-            <w:tcW w:type="dxa" w:w="1188"/>
+            <w:tcW w:type="dxa" w:w="1182"/>
             <w:tcMar>
               <w:top w:w="50" w:type="dxa"/>
               <w:bottom w:w="50" w:type="dxa"/>
@@ -15103,7 +13977,7 @@
         </w:tc>
         <w:tc>
           <w:tcPr>
-            <w:tcW w:type="dxa" w:w="3307"/>
+            <w:tcW w:type="dxa" w:w="3804"/>
             <w:tcMar>
               <w:top w:w="50" w:type="dxa"/>
               <w:bottom w:w="50" w:type="dxa"/>
@@ -15126,7 +14000,7 @@
         </w:tc>
         <w:tc>
           <w:tcPr>
-            <w:tcW w:type="dxa" w:w="1653"/>
+            <w:tcW w:type="dxa" w:w="1953"/>
             <w:tcMar>
               <w:top w:w="50" w:type="dxa"/>
               <w:bottom w:w="50" w:type="dxa"/>
@@ -15149,7 +14023,7 @@
         </w:tc>
         <w:tc>
           <w:tcPr>
-            <w:tcW w:type="dxa" w:w="775"/>
+            <w:tcW w:type="dxa" w:w="771"/>
             <w:tcMar>
               <w:top w:w="50" w:type="dxa"/>
               <w:bottom w:w="50" w:type="dxa"/>
@@ -15172,7 +14046,7 @@
         </w:tc>
         <w:tc>
           <w:tcPr>
-            <w:tcW w:type="dxa" w:w="775"/>
+            <w:tcW w:type="dxa" w:w="771"/>
             <w:tcMar>
               <w:top w:w="50" w:type="dxa"/>
               <w:bottom w:w="50" w:type="dxa"/>
@@ -15195,7 +14069,7 @@
         </w:tc>
         <w:tc>
           <w:tcPr>
-            <w:tcW w:type="dxa" w:w="775"/>
+            <w:tcW w:type="dxa" w:w="771"/>
             <w:tcMar>
               <w:top w:w="50" w:type="dxa"/>
               <w:bottom w:w="50" w:type="dxa"/>
@@ -15218,7 +14092,7 @@
         </w:tc>
         <w:tc>
           <w:tcPr>
-            <w:tcW w:type="dxa" w:w="672"/>
+            <w:tcW w:type="dxa" w:w="720"/>
             <w:tcMar>
               <w:top w:w="50" w:type="dxa"/>
               <w:bottom w:w="50" w:type="dxa"/>
@@ -15236,29 +14110,6 @@
                 <w:sz w:val="16"/>
               </w:rPr>
               <w:t>5</w:t>
-            </w:r>
-          </w:p>
-        </w:tc>
-        <w:tc>
-          <w:tcPr>
-            <w:tcW w:type="dxa" w:w="827"/>
-            <w:tcMar>
-              <w:top w:w="50" w:type="dxa"/>
-              <w:bottom w:w="50" w:type="dxa"/>
-              <w:left w:w="90" w:type="dxa"/>
-              <w:right w:w="90" w:type="dxa"/>
-            </w:tcMar>
-            <w:shd w:val="clear" w:color="auto" w:fill="E5F5FF"/>
-          </w:tcPr>
-          <w:p>
-            <w:pPr>
-              <w:pStyle w:val="BDOITable"/>
-            </w:pPr>
-            <w:r>
-              <w:rPr>
-                <w:sz w:val="16"/>
-              </w:rPr>
-              <w:t>0</w:t>
             </w:r>
           </w:p>
         </w:tc>
@@ -15269,7 +14120,7 @@
         </w:trPr>
         <w:tc>
           <w:tcPr>
-            <w:tcW w:type="dxa" w:w="1188"/>
+            <w:tcW w:type="dxa" w:w="1182"/>
             <w:tcMar>
               <w:top w:w="50" w:type="dxa"/>
               <w:bottom w:w="50" w:type="dxa"/>
@@ -15291,7 +14142,7 @@
         </w:tc>
         <w:tc>
           <w:tcPr>
-            <w:tcW w:type="dxa" w:w="3307"/>
+            <w:tcW w:type="dxa" w:w="3804"/>
             <w:tcMar>
               <w:top w:w="50" w:type="dxa"/>
               <w:bottom w:w="50" w:type="dxa"/>
@@ -15313,7 +14164,7 @@
         </w:tc>
         <w:tc>
           <w:tcPr>
-            <w:tcW w:type="dxa" w:w="1653"/>
+            <w:tcW w:type="dxa" w:w="1953"/>
             <w:tcMar>
               <w:top w:w="50" w:type="dxa"/>
               <w:bottom w:w="50" w:type="dxa"/>
@@ -15335,7 +14186,7 @@
         </w:tc>
         <w:tc>
           <w:tcPr>
-            <w:tcW w:type="dxa" w:w="775"/>
+            <w:tcW w:type="dxa" w:w="771"/>
             <w:tcMar>
               <w:top w:w="50" w:type="dxa"/>
               <w:bottom w:w="50" w:type="dxa"/>
@@ -15357,7 +14208,7 @@
         </w:tc>
         <w:tc>
           <w:tcPr>
-            <w:tcW w:type="dxa" w:w="775"/>
+            <w:tcW w:type="dxa" w:w="771"/>
             <w:tcMar>
               <w:top w:w="50" w:type="dxa"/>
               <w:bottom w:w="50" w:type="dxa"/>
@@ -15379,7 +14230,7 @@
         </w:tc>
         <w:tc>
           <w:tcPr>
-            <w:tcW w:type="dxa" w:w="775"/>
+            <w:tcW w:type="dxa" w:w="771"/>
             <w:tcMar>
               <w:top w:w="50" w:type="dxa"/>
               <w:bottom w:w="50" w:type="dxa"/>
@@ -15401,7 +14252,7 @@
         </w:tc>
         <w:tc>
           <w:tcPr>
-            <w:tcW w:type="dxa" w:w="672"/>
+            <w:tcW w:type="dxa" w:w="720"/>
             <w:tcMar>
               <w:top w:w="50" w:type="dxa"/>
               <w:bottom w:w="50" w:type="dxa"/>
@@ -15418,28 +14269,6 @@
                 <w:sz w:val="16"/>
               </w:rPr>
               <w:t>4</w:t>
-            </w:r>
-          </w:p>
-        </w:tc>
-        <w:tc>
-          <w:tcPr>
-            <w:tcW w:type="dxa" w:w="827"/>
-            <w:tcMar>
-              <w:top w:w="50" w:type="dxa"/>
-              <w:bottom w:w="50" w:type="dxa"/>
-              <w:left w:w="90" w:type="dxa"/>
-              <w:right w:w="90" w:type="dxa"/>
-            </w:tcMar>
-          </w:tcPr>
-          <w:p>
-            <w:pPr>
-              <w:pStyle w:val="BDOITable"/>
-            </w:pPr>
-            <w:r>
-              <w:rPr>
-                <w:sz w:val="16"/>
-              </w:rPr>
-              <w:t>0</w:t>
             </w:r>
           </w:p>
         </w:tc>
@@ -15450,7 +14279,7 @@
         </w:trPr>
         <w:tc>
           <w:tcPr>
-            <w:tcW w:type="dxa" w:w="1188"/>
+            <w:tcW w:type="dxa" w:w="1182"/>
             <w:tcMar>
               <w:top w:w="50" w:type="dxa"/>
               <w:bottom w:w="50" w:type="dxa"/>
@@ -15473,7 +14302,7 @@
         </w:tc>
         <w:tc>
           <w:tcPr>
-            <w:tcW w:type="dxa" w:w="3307"/>
+            <w:tcW w:type="dxa" w:w="3804"/>
             <w:tcMar>
               <w:top w:w="50" w:type="dxa"/>
               <w:bottom w:w="50" w:type="dxa"/>
@@ -15496,7 +14325,7 @@
         </w:tc>
         <w:tc>
           <w:tcPr>
-            <w:tcW w:type="dxa" w:w="1653"/>
+            <w:tcW w:type="dxa" w:w="1953"/>
             <w:tcMar>
               <w:top w:w="50" w:type="dxa"/>
               <w:bottom w:w="50" w:type="dxa"/>
@@ -15519,7 +14348,7 @@
         </w:tc>
         <w:tc>
           <w:tcPr>
-            <w:tcW w:type="dxa" w:w="775"/>
+            <w:tcW w:type="dxa" w:w="771"/>
             <w:tcMar>
               <w:top w:w="50" w:type="dxa"/>
               <w:bottom w:w="50" w:type="dxa"/>
@@ -15542,7 +14371,7 @@
         </w:tc>
         <w:tc>
           <w:tcPr>
-            <w:tcW w:type="dxa" w:w="775"/>
+            <w:tcW w:type="dxa" w:w="771"/>
             <w:tcMar>
               <w:top w:w="50" w:type="dxa"/>
               <w:bottom w:w="50" w:type="dxa"/>
@@ -15565,7 +14394,7 @@
         </w:tc>
         <w:tc>
           <w:tcPr>
-            <w:tcW w:type="dxa" w:w="775"/>
+            <w:tcW w:type="dxa" w:w="771"/>
             <w:tcMar>
               <w:top w:w="50" w:type="dxa"/>
               <w:bottom w:w="50" w:type="dxa"/>
@@ -15588,7 +14417,7 @@
         </w:tc>
         <w:tc>
           <w:tcPr>
-            <w:tcW w:type="dxa" w:w="672"/>
+            <w:tcW w:type="dxa" w:w="720"/>
             <w:tcMar>
               <w:top w:w="50" w:type="dxa"/>
               <w:bottom w:w="50" w:type="dxa"/>
@@ -15606,29 +14435,6 @@
                 <w:sz w:val="16"/>
               </w:rPr>
               <w:t>4</w:t>
-            </w:r>
-          </w:p>
-        </w:tc>
-        <w:tc>
-          <w:tcPr>
-            <w:tcW w:type="dxa" w:w="827"/>
-            <w:tcMar>
-              <w:top w:w="50" w:type="dxa"/>
-              <w:bottom w:w="50" w:type="dxa"/>
-              <w:left w:w="90" w:type="dxa"/>
-              <w:right w:w="90" w:type="dxa"/>
-            </w:tcMar>
-            <w:shd w:val="clear" w:color="auto" w:fill="E5F5FF"/>
-          </w:tcPr>
-          <w:p>
-            <w:pPr>
-              <w:pStyle w:val="BDOITable"/>
-            </w:pPr>
-            <w:r>
-              <w:rPr>
-                <w:sz w:val="16"/>
-              </w:rPr>
-              <w:t>0</w:t>
             </w:r>
           </w:p>
         </w:tc>
@@ -15639,7 +14445,7 @@
         </w:trPr>
         <w:tc>
           <w:tcPr>
-            <w:tcW w:type="dxa" w:w="1188"/>
+            <w:tcW w:type="dxa" w:w="1182"/>
             <w:tcMar>
               <w:top w:w="50" w:type="dxa"/>
               <w:bottom w:w="50" w:type="dxa"/>
@@ -15661,7 +14467,7 @@
         </w:tc>
         <w:tc>
           <w:tcPr>
-            <w:tcW w:type="dxa" w:w="3307"/>
+            <w:tcW w:type="dxa" w:w="3804"/>
             <w:tcMar>
               <w:top w:w="50" w:type="dxa"/>
               <w:bottom w:w="50" w:type="dxa"/>
@@ -15683,7 +14489,7 @@
         </w:tc>
         <w:tc>
           <w:tcPr>
-            <w:tcW w:type="dxa" w:w="1653"/>
+            <w:tcW w:type="dxa" w:w="1953"/>
             <w:tcMar>
               <w:top w:w="50" w:type="dxa"/>
               <w:bottom w:w="50" w:type="dxa"/>
@@ -15705,7 +14511,7 @@
         </w:tc>
         <w:tc>
           <w:tcPr>
-            <w:tcW w:type="dxa" w:w="775"/>
+            <w:tcW w:type="dxa" w:w="771"/>
             <w:tcMar>
               <w:top w:w="50" w:type="dxa"/>
               <w:bottom w:w="50" w:type="dxa"/>
@@ -15727,7 +14533,7 @@
         </w:tc>
         <w:tc>
           <w:tcPr>
-            <w:tcW w:type="dxa" w:w="775"/>
+            <w:tcW w:type="dxa" w:w="771"/>
             <w:tcMar>
               <w:top w:w="50" w:type="dxa"/>
               <w:bottom w:w="50" w:type="dxa"/>
@@ -15749,7 +14555,7 @@
         </w:tc>
         <w:tc>
           <w:tcPr>
-            <w:tcW w:type="dxa" w:w="775"/>
+            <w:tcW w:type="dxa" w:w="771"/>
             <w:tcMar>
               <w:top w:w="50" w:type="dxa"/>
               <w:bottom w:w="50" w:type="dxa"/>
@@ -15771,7 +14577,7 @@
         </w:tc>
         <w:tc>
           <w:tcPr>
-            <w:tcW w:type="dxa" w:w="672"/>
+            <w:tcW w:type="dxa" w:w="720"/>
             <w:tcMar>
               <w:top w:w="50" w:type="dxa"/>
               <w:bottom w:w="50" w:type="dxa"/>
@@ -15788,28 +14594,6 @@
                 <w:sz w:val="16"/>
               </w:rPr>
               <w:t>3</w:t>
-            </w:r>
-          </w:p>
-        </w:tc>
-        <w:tc>
-          <w:tcPr>
-            <w:tcW w:type="dxa" w:w="827"/>
-            <w:tcMar>
-              <w:top w:w="50" w:type="dxa"/>
-              <w:bottom w:w="50" w:type="dxa"/>
-              <w:left w:w="90" w:type="dxa"/>
-              <w:right w:w="90" w:type="dxa"/>
-            </w:tcMar>
-          </w:tcPr>
-          <w:p>
-            <w:pPr>
-              <w:pStyle w:val="BDOITable"/>
-            </w:pPr>
-            <w:r>
-              <w:rPr>
-                <w:sz w:val="16"/>
-              </w:rPr>
-              <w:t>0</w:t>
             </w:r>
           </w:p>
         </w:tc>
@@ -15820,7 +14604,7 @@
         </w:trPr>
         <w:tc>
           <w:tcPr>
-            <w:tcW w:type="dxa" w:w="1188"/>
+            <w:tcW w:type="dxa" w:w="1182"/>
             <w:tcMar>
               <w:top w:w="50" w:type="dxa"/>
               <w:bottom w:w="50" w:type="dxa"/>
@@ -15843,7 +14627,7 @@
         </w:tc>
         <w:tc>
           <w:tcPr>
-            <w:tcW w:type="dxa" w:w="3307"/>
+            <w:tcW w:type="dxa" w:w="3804"/>
             <w:tcMar>
               <w:top w:w="50" w:type="dxa"/>
               <w:bottom w:w="50" w:type="dxa"/>
@@ -15866,7 +14650,7 @@
         </w:tc>
         <w:tc>
           <w:tcPr>
-            <w:tcW w:type="dxa" w:w="1653"/>
+            <w:tcW w:type="dxa" w:w="1953"/>
             <w:tcMar>
               <w:top w:w="50" w:type="dxa"/>
               <w:bottom w:w="50" w:type="dxa"/>
@@ -15889,7 +14673,7 @@
         </w:tc>
         <w:tc>
           <w:tcPr>
-            <w:tcW w:type="dxa" w:w="775"/>
+            <w:tcW w:type="dxa" w:w="771"/>
             <w:tcMar>
               <w:top w:w="50" w:type="dxa"/>
               <w:bottom w:w="50" w:type="dxa"/>
@@ -15912,7 +14696,7 @@
         </w:tc>
         <w:tc>
           <w:tcPr>
-            <w:tcW w:type="dxa" w:w="775"/>
+            <w:tcW w:type="dxa" w:w="771"/>
             <w:tcMar>
               <w:top w:w="50" w:type="dxa"/>
               <w:bottom w:w="50" w:type="dxa"/>
@@ -15935,7 +14719,7 @@
         </w:tc>
         <w:tc>
           <w:tcPr>
-            <w:tcW w:type="dxa" w:w="775"/>
+            <w:tcW w:type="dxa" w:w="771"/>
             <w:tcMar>
               <w:top w:w="50" w:type="dxa"/>
               <w:bottom w:w="50" w:type="dxa"/>
@@ -15958,7 +14742,7 @@
         </w:tc>
         <w:tc>
           <w:tcPr>
-            <w:tcW w:type="dxa" w:w="672"/>
+            <w:tcW w:type="dxa" w:w="720"/>
             <w:tcMar>
               <w:top w:w="50" w:type="dxa"/>
               <w:bottom w:w="50" w:type="dxa"/>
@@ -15976,29 +14760,6 @@
                 <w:sz w:val="16"/>
               </w:rPr>
               <w:t>5</w:t>
-            </w:r>
-          </w:p>
-        </w:tc>
-        <w:tc>
-          <w:tcPr>
-            <w:tcW w:type="dxa" w:w="827"/>
-            <w:tcMar>
-              <w:top w:w="50" w:type="dxa"/>
-              <w:bottom w:w="50" w:type="dxa"/>
-              <w:left w:w="90" w:type="dxa"/>
-              <w:right w:w="90" w:type="dxa"/>
-            </w:tcMar>
-            <w:shd w:val="clear" w:color="auto" w:fill="E5F5FF"/>
-          </w:tcPr>
-          <w:p>
-            <w:pPr>
-              <w:pStyle w:val="BDOITable"/>
-            </w:pPr>
-            <w:r>
-              <w:rPr>
-                <w:sz w:val="16"/>
-              </w:rPr>
-              <w:t>0</w:t>
             </w:r>
           </w:p>
         </w:tc>
@@ -16009,7 +14770,7 @@
         </w:trPr>
         <w:tc>
           <w:tcPr>
-            <w:tcW w:type="dxa" w:w="1188"/>
+            <w:tcW w:type="dxa" w:w="1182"/>
             <w:tcMar>
               <w:top w:w="50" w:type="dxa"/>
               <w:bottom w:w="50" w:type="dxa"/>
@@ -16031,7 +14792,7 @@
         </w:tc>
         <w:tc>
           <w:tcPr>
-            <w:tcW w:type="dxa" w:w="3307"/>
+            <w:tcW w:type="dxa" w:w="3804"/>
             <w:tcMar>
               <w:top w:w="50" w:type="dxa"/>
               <w:bottom w:w="50" w:type="dxa"/>
@@ -16053,7 +14814,7 @@
         </w:tc>
         <w:tc>
           <w:tcPr>
-            <w:tcW w:type="dxa" w:w="1653"/>
+            <w:tcW w:type="dxa" w:w="1953"/>
             <w:tcMar>
               <w:top w:w="50" w:type="dxa"/>
               <w:bottom w:w="50" w:type="dxa"/>
@@ -16075,7 +14836,7 @@
         </w:tc>
         <w:tc>
           <w:tcPr>
-            <w:tcW w:type="dxa" w:w="775"/>
+            <w:tcW w:type="dxa" w:w="771"/>
             <w:tcMar>
               <w:top w:w="50" w:type="dxa"/>
               <w:bottom w:w="50" w:type="dxa"/>
@@ -16097,7 +14858,7 @@
         </w:tc>
         <w:tc>
           <w:tcPr>
-            <w:tcW w:type="dxa" w:w="775"/>
+            <w:tcW w:type="dxa" w:w="771"/>
             <w:tcMar>
               <w:top w:w="50" w:type="dxa"/>
               <w:bottom w:w="50" w:type="dxa"/>
@@ -16119,7 +14880,7 @@
         </w:tc>
         <w:tc>
           <w:tcPr>
-            <w:tcW w:type="dxa" w:w="775"/>
+            <w:tcW w:type="dxa" w:w="771"/>
             <w:tcMar>
               <w:top w:w="50" w:type="dxa"/>
               <w:bottom w:w="50" w:type="dxa"/>
@@ -16141,7 +14902,7 @@
         </w:tc>
         <w:tc>
           <w:tcPr>
-            <w:tcW w:type="dxa" w:w="672"/>
+            <w:tcW w:type="dxa" w:w="720"/>
             <w:tcMar>
               <w:top w:w="50" w:type="dxa"/>
               <w:bottom w:w="50" w:type="dxa"/>
@@ -16158,28 +14919,6 @@
                 <w:sz w:val="16"/>
               </w:rPr>
               <w:t>6</w:t>
-            </w:r>
-          </w:p>
-        </w:tc>
-        <w:tc>
-          <w:tcPr>
-            <w:tcW w:type="dxa" w:w="827"/>
-            <w:tcMar>
-              <w:top w:w="50" w:type="dxa"/>
-              <w:bottom w:w="50" w:type="dxa"/>
-              <w:left w:w="90" w:type="dxa"/>
-              <w:right w:w="90" w:type="dxa"/>
-            </w:tcMar>
-          </w:tcPr>
-          <w:p>
-            <w:pPr>
-              <w:pStyle w:val="BDOITable"/>
-            </w:pPr>
-            <w:r>
-              <w:rPr>
-                <w:sz w:val="16"/>
-              </w:rPr>
-              <w:t>0</w:t>
             </w:r>
           </w:p>
         </w:tc>
@@ -16190,7 +14929,7 @@
         </w:trPr>
         <w:tc>
           <w:tcPr>
-            <w:tcW w:type="dxa" w:w="1188"/>
+            <w:tcW w:type="dxa" w:w="1182"/>
             <w:tcMar>
               <w:top w:w="50" w:type="dxa"/>
               <w:bottom w:w="50" w:type="dxa"/>
@@ -16213,7 +14952,7 @@
         </w:tc>
         <w:tc>
           <w:tcPr>
-            <w:tcW w:type="dxa" w:w="3307"/>
+            <w:tcW w:type="dxa" w:w="3804"/>
             <w:tcMar>
               <w:top w:w="50" w:type="dxa"/>
               <w:bottom w:w="50" w:type="dxa"/>
@@ -16236,7 +14975,7 @@
         </w:tc>
         <w:tc>
           <w:tcPr>
-            <w:tcW w:type="dxa" w:w="1653"/>
+            <w:tcW w:type="dxa" w:w="1953"/>
             <w:tcMar>
               <w:top w:w="50" w:type="dxa"/>
               <w:bottom w:w="50" w:type="dxa"/>
@@ -16259,7 +14998,7 @@
         </w:tc>
         <w:tc>
           <w:tcPr>
-            <w:tcW w:type="dxa" w:w="775"/>
+            <w:tcW w:type="dxa" w:w="771"/>
             <w:tcMar>
               <w:top w:w="50" w:type="dxa"/>
               <w:bottom w:w="50" w:type="dxa"/>
@@ -16282,7 +15021,7 @@
         </w:tc>
         <w:tc>
           <w:tcPr>
-            <w:tcW w:type="dxa" w:w="775"/>
+            <w:tcW w:type="dxa" w:w="771"/>
             <w:tcMar>
               <w:top w:w="50" w:type="dxa"/>
               <w:bottom w:w="50" w:type="dxa"/>
@@ -16305,7 +15044,7 @@
         </w:tc>
         <w:tc>
           <w:tcPr>
-            <w:tcW w:type="dxa" w:w="775"/>
+            <w:tcW w:type="dxa" w:w="771"/>
             <w:tcMar>
               <w:top w:w="50" w:type="dxa"/>
               <w:bottom w:w="50" w:type="dxa"/>
@@ -16328,7 +15067,7 @@
         </w:tc>
         <w:tc>
           <w:tcPr>
-            <w:tcW w:type="dxa" w:w="672"/>
+            <w:tcW w:type="dxa" w:w="720"/>
             <w:tcMar>
               <w:top w:w="50" w:type="dxa"/>
               <w:bottom w:w="50" w:type="dxa"/>
@@ -16346,29 +15085,6 @@
                 <w:sz w:val="16"/>
               </w:rPr>
               <w:t>6</w:t>
-            </w:r>
-          </w:p>
-        </w:tc>
-        <w:tc>
-          <w:tcPr>
-            <w:tcW w:type="dxa" w:w="827"/>
-            <w:tcMar>
-              <w:top w:w="50" w:type="dxa"/>
-              <w:bottom w:w="50" w:type="dxa"/>
-              <w:left w:w="90" w:type="dxa"/>
-              <w:right w:w="90" w:type="dxa"/>
-            </w:tcMar>
-            <w:shd w:val="clear" w:color="auto" w:fill="E5F5FF"/>
-          </w:tcPr>
-          <w:p>
-            <w:pPr>
-              <w:pStyle w:val="BDOITable"/>
-            </w:pPr>
-            <w:r>
-              <w:rPr>
-                <w:sz w:val="16"/>
-              </w:rPr>
-              <w:t>0</w:t>
             </w:r>
           </w:p>
         </w:tc>
@@ -16379,7 +15095,7 @@
         </w:trPr>
         <w:tc>
           <w:tcPr>
-            <w:tcW w:type="dxa" w:w="1188"/>
+            <w:tcW w:type="dxa" w:w="1182"/>
             <w:tcMar>
               <w:top w:w="50" w:type="dxa"/>
               <w:bottom w:w="50" w:type="dxa"/>
@@ -16401,7 +15117,7 @@
         </w:tc>
         <w:tc>
           <w:tcPr>
-            <w:tcW w:type="dxa" w:w="3307"/>
+            <w:tcW w:type="dxa" w:w="3804"/>
             <w:tcMar>
               <w:top w:w="50" w:type="dxa"/>
               <w:bottom w:w="50" w:type="dxa"/>
@@ -16423,7 +15139,7 @@
         </w:tc>
         <w:tc>
           <w:tcPr>
-            <w:tcW w:type="dxa" w:w="1653"/>
+            <w:tcW w:type="dxa" w:w="1953"/>
             <w:tcMar>
               <w:top w:w="50" w:type="dxa"/>
               <w:bottom w:w="50" w:type="dxa"/>
@@ -16445,7 +15161,7 @@
         </w:tc>
         <w:tc>
           <w:tcPr>
-            <w:tcW w:type="dxa" w:w="775"/>
+            <w:tcW w:type="dxa" w:w="771"/>
             <w:tcMar>
               <w:top w:w="50" w:type="dxa"/>
               <w:bottom w:w="50" w:type="dxa"/>
@@ -16467,7 +15183,7 @@
         </w:tc>
         <w:tc>
           <w:tcPr>
-            <w:tcW w:type="dxa" w:w="775"/>
+            <w:tcW w:type="dxa" w:w="771"/>
             <w:tcMar>
               <w:top w:w="50" w:type="dxa"/>
               <w:bottom w:w="50" w:type="dxa"/>
@@ -16489,7 +15205,7 @@
         </w:tc>
         <w:tc>
           <w:tcPr>
-            <w:tcW w:type="dxa" w:w="775"/>
+            <w:tcW w:type="dxa" w:w="771"/>
             <w:tcMar>
               <w:top w:w="50" w:type="dxa"/>
               <w:bottom w:w="50" w:type="dxa"/>
@@ -16511,7 +15227,7 @@
         </w:tc>
         <w:tc>
           <w:tcPr>
-            <w:tcW w:type="dxa" w:w="672"/>
+            <w:tcW w:type="dxa" w:w="720"/>
             <w:tcMar>
               <w:top w:w="50" w:type="dxa"/>
               <w:bottom w:w="50" w:type="dxa"/>
@@ -16528,28 +15244,6 @@
                 <w:sz w:val="16"/>
               </w:rPr>
               <w:t>5</w:t>
-            </w:r>
-          </w:p>
-        </w:tc>
-        <w:tc>
-          <w:tcPr>
-            <w:tcW w:type="dxa" w:w="827"/>
-            <w:tcMar>
-              <w:top w:w="50" w:type="dxa"/>
-              <w:bottom w:w="50" w:type="dxa"/>
-              <w:left w:w="90" w:type="dxa"/>
-              <w:right w:w="90" w:type="dxa"/>
-            </w:tcMar>
-          </w:tcPr>
-          <w:p>
-            <w:pPr>
-              <w:pStyle w:val="BDOITable"/>
-            </w:pPr>
-            <w:r>
-              <w:rPr>
-                <w:sz w:val="16"/>
-              </w:rPr>
-              <w:t>0</w:t>
             </w:r>
           </w:p>
         </w:tc>
@@ -16560,7 +15254,7 @@
         </w:trPr>
         <w:tc>
           <w:tcPr>
-            <w:tcW w:type="dxa" w:w="1188"/>
+            <w:tcW w:type="dxa" w:w="1182"/>
             <w:tcMar>
               <w:top w:w="50" w:type="dxa"/>
               <w:bottom w:w="50" w:type="dxa"/>
@@ -16583,7 +15277,7 @@
         </w:tc>
         <w:tc>
           <w:tcPr>
-            <w:tcW w:type="dxa" w:w="3307"/>
+            <w:tcW w:type="dxa" w:w="3804"/>
             <w:tcMar>
               <w:top w:w="50" w:type="dxa"/>
               <w:bottom w:w="50" w:type="dxa"/>
@@ -16606,7 +15300,7 @@
         </w:tc>
         <w:tc>
           <w:tcPr>
-            <w:tcW w:type="dxa" w:w="1653"/>
+            <w:tcW w:type="dxa" w:w="1953"/>
             <w:tcMar>
               <w:top w:w="50" w:type="dxa"/>
               <w:bottom w:w="50" w:type="dxa"/>
@@ -16629,7 +15323,7 @@
         </w:tc>
         <w:tc>
           <w:tcPr>
-            <w:tcW w:type="dxa" w:w="775"/>
+            <w:tcW w:type="dxa" w:w="771"/>
             <w:tcMar>
               <w:top w:w="50" w:type="dxa"/>
               <w:bottom w:w="50" w:type="dxa"/>
@@ -16652,7 +15346,7 @@
         </w:tc>
         <w:tc>
           <w:tcPr>
-            <w:tcW w:type="dxa" w:w="775"/>
+            <w:tcW w:type="dxa" w:w="771"/>
             <w:tcMar>
               <w:top w:w="50" w:type="dxa"/>
               <w:bottom w:w="50" w:type="dxa"/>
@@ -16675,7 +15369,7 @@
         </w:tc>
         <w:tc>
           <w:tcPr>
-            <w:tcW w:type="dxa" w:w="775"/>
+            <w:tcW w:type="dxa" w:w="771"/>
             <w:tcMar>
               <w:top w:w="50" w:type="dxa"/>
               <w:bottom w:w="50" w:type="dxa"/>
@@ -16698,7 +15392,7 @@
         </w:tc>
         <w:tc>
           <w:tcPr>
-            <w:tcW w:type="dxa" w:w="672"/>
+            <w:tcW w:type="dxa" w:w="720"/>
             <w:tcMar>
               <w:top w:w="50" w:type="dxa"/>
               <w:bottom w:w="50" w:type="dxa"/>
@@ -16716,29 +15410,6 @@
                 <w:sz w:val="16"/>
               </w:rPr>
               <w:t>4</w:t>
-            </w:r>
-          </w:p>
-        </w:tc>
-        <w:tc>
-          <w:tcPr>
-            <w:tcW w:type="dxa" w:w="827"/>
-            <w:tcMar>
-              <w:top w:w="50" w:type="dxa"/>
-              <w:bottom w:w="50" w:type="dxa"/>
-              <w:left w:w="90" w:type="dxa"/>
-              <w:right w:w="90" w:type="dxa"/>
-            </w:tcMar>
-            <w:shd w:val="clear" w:color="auto" w:fill="E5F5FF"/>
-          </w:tcPr>
-          <w:p>
-            <w:pPr>
-              <w:pStyle w:val="BDOITable"/>
-            </w:pPr>
-            <w:r>
-              <w:rPr>
-                <w:sz w:val="16"/>
-              </w:rPr>
-              <w:t>0</w:t>
             </w:r>
           </w:p>
         </w:tc>
@@ -16749,7 +15420,7 @@
         </w:trPr>
         <w:tc>
           <w:tcPr>
-            <w:tcW w:type="dxa" w:w="1188"/>
+            <w:tcW w:type="dxa" w:w="1182"/>
             <w:tcMar>
               <w:top w:w="50" w:type="dxa"/>
               <w:bottom w:w="50" w:type="dxa"/>
@@ -16771,7 +15442,7 @@
         </w:tc>
         <w:tc>
           <w:tcPr>
-            <w:tcW w:type="dxa" w:w="3307"/>
+            <w:tcW w:type="dxa" w:w="3804"/>
             <w:tcMar>
               <w:top w:w="50" w:type="dxa"/>
               <w:bottom w:w="50" w:type="dxa"/>
@@ -16793,7 +15464,7 @@
         </w:tc>
         <w:tc>
           <w:tcPr>
-            <w:tcW w:type="dxa" w:w="1653"/>
+            <w:tcW w:type="dxa" w:w="1953"/>
             <w:tcMar>
               <w:top w:w="50" w:type="dxa"/>
               <w:bottom w:w="50" w:type="dxa"/>
@@ -16815,7 +15486,7 @@
         </w:tc>
         <w:tc>
           <w:tcPr>
-            <w:tcW w:type="dxa" w:w="775"/>
+            <w:tcW w:type="dxa" w:w="771"/>
             <w:tcMar>
               <w:top w:w="50" w:type="dxa"/>
               <w:bottom w:w="50" w:type="dxa"/>
@@ -16837,7 +15508,7 @@
         </w:tc>
         <w:tc>
           <w:tcPr>
-            <w:tcW w:type="dxa" w:w="775"/>
+            <w:tcW w:type="dxa" w:w="771"/>
             <w:tcMar>
               <w:top w:w="50" w:type="dxa"/>
               <w:bottom w:w="50" w:type="dxa"/>
@@ -16859,7 +15530,7 @@
         </w:tc>
         <w:tc>
           <w:tcPr>
-            <w:tcW w:type="dxa" w:w="775"/>
+            <w:tcW w:type="dxa" w:w="771"/>
             <w:tcMar>
               <w:top w:w="50" w:type="dxa"/>
               <w:bottom w:w="50" w:type="dxa"/>
@@ -16881,7 +15552,7 @@
         </w:tc>
         <w:tc>
           <w:tcPr>
-            <w:tcW w:type="dxa" w:w="672"/>
+            <w:tcW w:type="dxa" w:w="720"/>
             <w:tcMar>
               <w:top w:w="50" w:type="dxa"/>
               <w:bottom w:w="50" w:type="dxa"/>
@@ -16898,28 +15569,6 @@
                 <w:sz w:val="16"/>
               </w:rPr>
               <w:t>3</w:t>
-            </w:r>
-          </w:p>
-        </w:tc>
-        <w:tc>
-          <w:tcPr>
-            <w:tcW w:type="dxa" w:w="827"/>
-            <w:tcMar>
-              <w:top w:w="50" w:type="dxa"/>
-              <w:bottom w:w="50" w:type="dxa"/>
-              <w:left w:w="90" w:type="dxa"/>
-              <w:right w:w="90" w:type="dxa"/>
-            </w:tcMar>
-          </w:tcPr>
-          <w:p>
-            <w:pPr>
-              <w:pStyle w:val="BDOITable"/>
-            </w:pPr>
-            <w:r>
-              <w:rPr>
-                <w:sz w:val="16"/>
-              </w:rPr>
-              <w:t>0</w:t>
             </w:r>
           </w:p>
         </w:tc>
@@ -16930,7 +15579,7 @@
         </w:trPr>
         <w:tc>
           <w:tcPr>
-            <w:tcW w:type="dxa" w:w="1188"/>
+            <w:tcW w:type="dxa" w:w="1182"/>
             <w:tcMar>
               <w:top w:w="50" w:type="dxa"/>
               <w:bottom w:w="50" w:type="dxa"/>
@@ -16953,7 +15602,7 @@
         </w:tc>
         <w:tc>
           <w:tcPr>
-            <w:tcW w:type="dxa" w:w="3307"/>
+            <w:tcW w:type="dxa" w:w="3804"/>
             <w:tcMar>
               <w:top w:w="50" w:type="dxa"/>
               <w:bottom w:w="50" w:type="dxa"/>
@@ -16976,7 +15625,7 @@
         </w:tc>
         <w:tc>
           <w:tcPr>
-            <w:tcW w:type="dxa" w:w="1653"/>
+            <w:tcW w:type="dxa" w:w="1953"/>
             <w:tcMar>
               <w:top w:w="50" w:type="dxa"/>
               <w:bottom w:w="50" w:type="dxa"/>
@@ -16999,7 +15648,7 @@
         </w:tc>
         <w:tc>
           <w:tcPr>
-            <w:tcW w:type="dxa" w:w="775"/>
+            <w:tcW w:type="dxa" w:w="771"/>
             <w:tcMar>
               <w:top w:w="50" w:type="dxa"/>
               <w:bottom w:w="50" w:type="dxa"/>
@@ -17022,7 +15671,7 @@
         </w:tc>
         <w:tc>
           <w:tcPr>
-            <w:tcW w:type="dxa" w:w="775"/>
+            <w:tcW w:type="dxa" w:w="771"/>
             <w:tcMar>
               <w:top w:w="50" w:type="dxa"/>
               <w:bottom w:w="50" w:type="dxa"/>
@@ -17045,7 +15694,7 @@
         </w:tc>
         <w:tc>
           <w:tcPr>
-            <w:tcW w:type="dxa" w:w="775"/>
+            <w:tcW w:type="dxa" w:w="771"/>
             <w:tcMar>
               <w:top w:w="50" w:type="dxa"/>
               <w:bottom w:w="50" w:type="dxa"/>
@@ -17068,7 +15717,7 @@
         </w:tc>
         <w:tc>
           <w:tcPr>
-            <w:tcW w:type="dxa" w:w="672"/>
+            <w:tcW w:type="dxa" w:w="720"/>
             <w:tcMar>
               <w:top w:w="50" w:type="dxa"/>
               <w:bottom w:w="50" w:type="dxa"/>
@@ -17086,29 +15735,6 @@
                 <w:sz w:val="16"/>
               </w:rPr>
               <w:t>3</w:t>
-            </w:r>
-          </w:p>
-        </w:tc>
-        <w:tc>
-          <w:tcPr>
-            <w:tcW w:type="dxa" w:w="827"/>
-            <w:tcMar>
-              <w:top w:w="50" w:type="dxa"/>
-              <w:bottom w:w="50" w:type="dxa"/>
-              <w:left w:w="90" w:type="dxa"/>
-              <w:right w:w="90" w:type="dxa"/>
-            </w:tcMar>
-            <w:shd w:val="clear" w:color="auto" w:fill="E5F5FF"/>
-          </w:tcPr>
-          <w:p>
-            <w:pPr>
-              <w:pStyle w:val="BDOITable"/>
-            </w:pPr>
-            <w:r>
-              <w:rPr>
-                <w:sz w:val="16"/>
-              </w:rPr>
-              <w:t>0</w:t>
             </w:r>
           </w:p>
         </w:tc>
@@ -17119,7 +15745,7 @@
         </w:trPr>
         <w:tc>
           <w:tcPr>
-            <w:tcW w:type="dxa" w:w="1188"/>
+            <w:tcW w:type="dxa" w:w="1182"/>
             <w:tcMar>
               <w:top w:w="50" w:type="dxa"/>
               <w:bottom w:w="50" w:type="dxa"/>
@@ -17141,7 +15767,7 @@
         </w:tc>
         <w:tc>
           <w:tcPr>
-            <w:tcW w:type="dxa" w:w="3307"/>
+            <w:tcW w:type="dxa" w:w="3804"/>
             <w:tcMar>
               <w:top w:w="50" w:type="dxa"/>
               <w:bottom w:w="50" w:type="dxa"/>
@@ -17163,7 +15789,7 @@
         </w:tc>
         <w:tc>
           <w:tcPr>
-            <w:tcW w:type="dxa" w:w="1653"/>
+            <w:tcW w:type="dxa" w:w="1953"/>
             <w:tcMar>
               <w:top w:w="50" w:type="dxa"/>
               <w:bottom w:w="50" w:type="dxa"/>
@@ -17185,7 +15811,7 @@
         </w:tc>
         <w:tc>
           <w:tcPr>
-            <w:tcW w:type="dxa" w:w="775"/>
+            <w:tcW w:type="dxa" w:w="771"/>
             <w:tcMar>
               <w:top w:w="50" w:type="dxa"/>
               <w:bottom w:w="50" w:type="dxa"/>
@@ -17207,7 +15833,7 @@
         </w:tc>
         <w:tc>
           <w:tcPr>
-            <w:tcW w:type="dxa" w:w="775"/>
+            <w:tcW w:type="dxa" w:w="771"/>
             <w:tcMar>
               <w:top w:w="50" w:type="dxa"/>
               <w:bottom w:w="50" w:type="dxa"/>
@@ -17229,7 +15855,7 @@
         </w:tc>
         <w:tc>
           <w:tcPr>
-            <w:tcW w:type="dxa" w:w="775"/>
+            <w:tcW w:type="dxa" w:w="771"/>
             <w:tcMar>
               <w:top w:w="50" w:type="dxa"/>
               <w:bottom w:w="50" w:type="dxa"/>
@@ -17251,7 +15877,7 @@
         </w:tc>
         <w:tc>
           <w:tcPr>
-            <w:tcW w:type="dxa" w:w="672"/>
+            <w:tcW w:type="dxa" w:w="720"/>
             <w:tcMar>
               <w:top w:w="50" w:type="dxa"/>
               <w:bottom w:w="50" w:type="dxa"/>
@@ -17268,28 +15894,6 @@
                 <w:sz w:val="16"/>
               </w:rPr>
               <w:t>2</w:t>
-            </w:r>
-          </w:p>
-        </w:tc>
-        <w:tc>
-          <w:tcPr>
-            <w:tcW w:type="dxa" w:w="827"/>
-            <w:tcMar>
-              <w:top w:w="50" w:type="dxa"/>
-              <w:bottom w:w="50" w:type="dxa"/>
-              <w:left w:w="90" w:type="dxa"/>
-              <w:right w:w="90" w:type="dxa"/>
-            </w:tcMar>
-          </w:tcPr>
-          <w:p>
-            <w:pPr>
-              <w:pStyle w:val="BDOITable"/>
-            </w:pPr>
-            <w:r>
-              <w:rPr>
-                <w:sz w:val="16"/>
-              </w:rPr>
-              <w:t>0</w:t>
             </w:r>
           </w:p>
         </w:tc>
@@ -17300,7 +15904,7 @@
         </w:trPr>
         <w:tc>
           <w:tcPr>
-            <w:tcW w:type="dxa" w:w="1188"/>
+            <w:tcW w:type="dxa" w:w="1182"/>
             <w:tcMar>
               <w:top w:w="50" w:type="dxa"/>
               <w:bottom w:w="50" w:type="dxa"/>
@@ -17323,7 +15927,7 @@
         </w:tc>
         <w:tc>
           <w:tcPr>
-            <w:tcW w:type="dxa" w:w="3307"/>
+            <w:tcW w:type="dxa" w:w="3804"/>
             <w:tcMar>
               <w:top w:w="50" w:type="dxa"/>
               <w:bottom w:w="50" w:type="dxa"/>
@@ -17346,7 +15950,7 @@
         </w:tc>
         <w:tc>
           <w:tcPr>
-            <w:tcW w:type="dxa" w:w="1653"/>
+            <w:tcW w:type="dxa" w:w="1953"/>
             <w:tcMar>
               <w:top w:w="50" w:type="dxa"/>
               <w:bottom w:w="50" w:type="dxa"/>
@@ -17369,7 +15973,7 @@
         </w:tc>
         <w:tc>
           <w:tcPr>
-            <w:tcW w:type="dxa" w:w="775"/>
+            <w:tcW w:type="dxa" w:w="771"/>
             <w:tcMar>
               <w:top w:w="50" w:type="dxa"/>
               <w:bottom w:w="50" w:type="dxa"/>
@@ -17392,7 +15996,7 @@
         </w:tc>
         <w:tc>
           <w:tcPr>
-            <w:tcW w:type="dxa" w:w="775"/>
+            <w:tcW w:type="dxa" w:w="771"/>
             <w:tcMar>
               <w:top w:w="50" w:type="dxa"/>
               <w:bottom w:w="50" w:type="dxa"/>
@@ -17415,7 +16019,7 @@
         </w:tc>
         <w:tc>
           <w:tcPr>
-            <w:tcW w:type="dxa" w:w="775"/>
+            <w:tcW w:type="dxa" w:w="771"/>
             <w:tcMar>
               <w:top w:w="50" w:type="dxa"/>
               <w:bottom w:w="50" w:type="dxa"/>
@@ -17438,7 +16042,7 @@
         </w:tc>
         <w:tc>
           <w:tcPr>
-            <w:tcW w:type="dxa" w:w="672"/>
+            <w:tcW w:type="dxa" w:w="720"/>
             <w:tcMar>
               <w:top w:w="50" w:type="dxa"/>
               <w:bottom w:w="50" w:type="dxa"/>
@@ -17456,29 +16060,6 @@
                 <w:sz w:val="16"/>
               </w:rPr>
               <w:t>5</w:t>
-            </w:r>
-          </w:p>
-        </w:tc>
-        <w:tc>
-          <w:tcPr>
-            <w:tcW w:type="dxa" w:w="827"/>
-            <w:tcMar>
-              <w:top w:w="50" w:type="dxa"/>
-              <w:bottom w:w="50" w:type="dxa"/>
-              <w:left w:w="90" w:type="dxa"/>
-              <w:right w:w="90" w:type="dxa"/>
-            </w:tcMar>
-            <w:shd w:val="clear" w:color="auto" w:fill="E5F5FF"/>
-          </w:tcPr>
-          <w:p>
-            <w:pPr>
-              <w:pStyle w:val="BDOITable"/>
-            </w:pPr>
-            <w:r>
-              <w:rPr>
-                <w:sz w:val="16"/>
-              </w:rPr>
-              <w:t>0</w:t>
             </w:r>
           </w:p>
         </w:tc>
@@ -17489,7 +16070,7 @@
         </w:trPr>
         <w:tc>
           <w:tcPr>
-            <w:tcW w:type="dxa" w:w="1188"/>
+            <w:tcW w:type="dxa" w:w="1182"/>
             <w:tcMar>
               <w:top w:w="50" w:type="dxa"/>
               <w:bottom w:w="50" w:type="dxa"/>
@@ -17511,7 +16092,7 @@
         </w:tc>
         <w:tc>
           <w:tcPr>
-            <w:tcW w:type="dxa" w:w="3307"/>
+            <w:tcW w:type="dxa" w:w="3804"/>
             <w:tcMar>
               <w:top w:w="50" w:type="dxa"/>
               <w:bottom w:w="50" w:type="dxa"/>
@@ -17533,7 +16114,7 @@
         </w:tc>
         <w:tc>
           <w:tcPr>
-            <w:tcW w:type="dxa" w:w="1653"/>
+            <w:tcW w:type="dxa" w:w="1953"/>
             <w:tcMar>
               <w:top w:w="50" w:type="dxa"/>
               <w:bottom w:w="50" w:type="dxa"/>
@@ -17555,7 +16136,7 @@
         </w:tc>
         <w:tc>
           <w:tcPr>
-            <w:tcW w:type="dxa" w:w="775"/>
+            <w:tcW w:type="dxa" w:w="771"/>
             <w:tcMar>
               <w:top w:w="50" w:type="dxa"/>
               <w:bottom w:w="50" w:type="dxa"/>
@@ -17577,7 +16158,7 @@
         </w:tc>
         <w:tc>
           <w:tcPr>
-            <w:tcW w:type="dxa" w:w="775"/>
+            <w:tcW w:type="dxa" w:w="771"/>
             <w:tcMar>
               <w:top w:w="50" w:type="dxa"/>
               <w:bottom w:w="50" w:type="dxa"/>
@@ -17599,7 +16180,7 @@
         </w:tc>
         <w:tc>
           <w:tcPr>
-            <w:tcW w:type="dxa" w:w="775"/>
+            <w:tcW w:type="dxa" w:w="771"/>
             <w:tcMar>
               <w:top w:w="50" w:type="dxa"/>
               <w:bottom w:w="50" w:type="dxa"/>
@@ -17621,7 +16202,7 @@
         </w:tc>
         <w:tc>
           <w:tcPr>
-            <w:tcW w:type="dxa" w:w="672"/>
+            <w:tcW w:type="dxa" w:w="720"/>
             <w:tcMar>
               <w:top w:w="50" w:type="dxa"/>
               <w:bottom w:w="50" w:type="dxa"/>
@@ -17638,28 +16219,6 @@
                 <w:sz w:val="16"/>
               </w:rPr>
               <w:t>3</w:t>
-            </w:r>
-          </w:p>
-        </w:tc>
-        <w:tc>
-          <w:tcPr>
-            <w:tcW w:type="dxa" w:w="827"/>
-            <w:tcMar>
-              <w:top w:w="50" w:type="dxa"/>
-              <w:bottom w:w="50" w:type="dxa"/>
-              <w:left w:w="90" w:type="dxa"/>
-              <w:right w:w="90" w:type="dxa"/>
-            </w:tcMar>
-          </w:tcPr>
-          <w:p>
-            <w:pPr>
-              <w:pStyle w:val="BDOITable"/>
-            </w:pPr>
-            <w:r>
-              <w:rPr>
-                <w:sz w:val="16"/>
-              </w:rPr>
-              <w:t>0</w:t>
             </w:r>
           </w:p>
         </w:tc>
@@ -17670,7 +16229,7 @@
         </w:trPr>
         <w:tc>
           <w:tcPr>
-            <w:tcW w:type="dxa" w:w="1188"/>
+            <w:tcW w:type="dxa" w:w="1182"/>
             <w:tcMar>
               <w:top w:w="50" w:type="dxa"/>
               <w:bottom w:w="50" w:type="dxa"/>
@@ -17693,7 +16252,7 @@
         </w:tc>
         <w:tc>
           <w:tcPr>
-            <w:tcW w:type="dxa" w:w="3307"/>
+            <w:tcW w:type="dxa" w:w="3804"/>
             <w:tcMar>
               <w:top w:w="50" w:type="dxa"/>
               <w:bottom w:w="50" w:type="dxa"/>
@@ -17716,7 +16275,7 @@
         </w:tc>
         <w:tc>
           <w:tcPr>
-            <w:tcW w:type="dxa" w:w="1653"/>
+            <w:tcW w:type="dxa" w:w="1953"/>
             <w:tcMar>
               <w:top w:w="50" w:type="dxa"/>
               <w:bottom w:w="50" w:type="dxa"/>
@@ -17739,7 +16298,7 @@
         </w:tc>
         <w:tc>
           <w:tcPr>
-            <w:tcW w:type="dxa" w:w="775"/>
+            <w:tcW w:type="dxa" w:w="771"/>
             <w:tcMar>
               <w:top w:w="50" w:type="dxa"/>
               <w:bottom w:w="50" w:type="dxa"/>
@@ -17762,7 +16321,7 @@
         </w:tc>
         <w:tc>
           <w:tcPr>
-            <w:tcW w:type="dxa" w:w="775"/>
+            <w:tcW w:type="dxa" w:w="771"/>
             <w:tcMar>
               <w:top w:w="50" w:type="dxa"/>
               <w:bottom w:w="50" w:type="dxa"/>
@@ -17785,7 +16344,7 @@
         </w:tc>
         <w:tc>
           <w:tcPr>
-            <w:tcW w:type="dxa" w:w="775"/>
+            <w:tcW w:type="dxa" w:w="771"/>
             <w:tcMar>
               <w:top w:w="50" w:type="dxa"/>
               <w:bottom w:w="50" w:type="dxa"/>
@@ -17808,7 +16367,7 @@
         </w:tc>
         <w:tc>
           <w:tcPr>
-            <w:tcW w:type="dxa" w:w="672"/>
+            <w:tcW w:type="dxa" w:w="720"/>
             <w:tcMar>
               <w:top w:w="50" w:type="dxa"/>
               <w:bottom w:w="50" w:type="dxa"/>
@@ -17826,29 +16385,6 @@
                 <w:sz w:val="16"/>
               </w:rPr>
               <w:t>4</w:t>
-            </w:r>
-          </w:p>
-        </w:tc>
-        <w:tc>
-          <w:tcPr>
-            <w:tcW w:type="dxa" w:w="827"/>
-            <w:tcMar>
-              <w:top w:w="50" w:type="dxa"/>
-              <w:bottom w:w="50" w:type="dxa"/>
-              <w:left w:w="90" w:type="dxa"/>
-              <w:right w:w="90" w:type="dxa"/>
-            </w:tcMar>
-            <w:shd w:val="clear" w:color="auto" w:fill="E5F5FF"/>
-          </w:tcPr>
-          <w:p>
-            <w:pPr>
-              <w:pStyle w:val="BDOITable"/>
-            </w:pPr>
-            <w:r>
-              <w:rPr>
-                <w:sz w:val="16"/>
-              </w:rPr>
-              <w:t>0</w:t>
             </w:r>
           </w:p>
         </w:tc>
@@ -26382,34 +24918,17 @@
     </w:p>
     <w:p>
       <w:pPr>
-        <w:pStyle w:val="Heading2"/>
-      </w:pPr>
-      <w:bookmarkStart w:id="126" w:name="_Toc000126"/>
-      <w:r>
-        <w:rPr/>
-        <w:t>7.6 Automated tests referenced</w:t>
-      </w:r>
-      <w:bookmarkEnd w:id="126"/>
-    </w:p>
-    <w:p>
-      <w:r>
-        <w:rPr/>
-        <w:t>No automated test exists yet for this BRD; every case is run manually.</w:t>
-      </w:r>
-    </w:p>
-    <w:p>
-      <w:pPr>
         <w:pStyle w:val="Heading1"/>
         <w:pBdr>
           <w:bottom w:val="single" w:sz="4" w:space="4" w:color="99C1E7"/>
         </w:pBdr>
       </w:pPr>
-      <w:bookmarkStart w:id="127" w:name="_Toc000127"/>
+      <w:bookmarkStart w:id="126" w:name="_Toc000126"/>
       <w:r>
         <w:rPr/>
         <w:t>8 Risks</w:t>
       </w:r>
-      <w:bookmarkEnd w:id="127"/>
+      <w:bookmarkEnd w:id="126"/>
     </w:p>
     <w:p>
       <w:pPr>
@@ -26555,7 +25074,7 @@
               <w:rPr>
                 <w:sz w:val="18"/>
               </w:rPr>
-              <w:t>The screens, labels or messages differ from the build design when built</w:t>
+              <w:t>Screen names, labels or messages change after BDOI's review of the FRS</w:t>
             </w:r>
           </w:p>
         </w:tc>
@@ -26599,7 +25118,7 @@
               <w:rPr>
                 <w:sz w:val="18"/>
               </w:rPr>
-              <w:t>Compare the screens with this plan before the system test; update the workbook to version 1.1 with the built texts and message codes</w:t>
+              <w:t>Compare the screens with this plan before the system test; re-issue the workbook with the confirmed texts</w:t>
             </w:r>
           </w:p>
         </w:tc>
@@ -26673,7 +25192,7 @@
               <w:rPr>
                 <w:sz w:val="18"/>
               </w:rPr>
-              <w:t>The values are configuration versions, lists and parameters; the affected cases name them and are re-run after the change without a new build</w:t>
+              <w:t>The values are configuration versions, lists and parameters; the affected cases name them and are re-run after the change without a change to the system</w:t>
             </w:r>
           </w:p>
         </w:tc>
@@ -26818,7 +25337,7 @@
               <w:rPr>
                 <w:sz w:val="18"/>
               </w:rPr>
-              <w:t>Only invented names are loaded outside production, as the build design requires; the test lead checks the list sources of SIT and UAT before each cycle</w:t>
+              <w:t>Only invented names are loaded outside production; the test lead checks the list sources of SIT and UAT before each cycle</w:t>
             </w:r>
           </w:p>
         </w:tc>
@@ -27035,1131 +25554,6 @@
                 <w:sz w:val="18"/>
               </w:rPr>
               <w:t>Plan the committee cases in one session with all five members; agree named testers per unit in the UAT plan (deliverable 30)</w:t>
-            </w:r>
-          </w:p>
-        </w:tc>
-      </w:tr>
-    </w:tbl>
-    <w:p>
-      <w:pPr>
-        <w:pStyle w:val="BDOISpacer"/>
-      </w:pPr>
-    </w:p>
-    <w:p>
-      <w:pPr>
-        <w:pStyle w:val="Heading1"/>
-        <w:pBdr>
-          <w:bottom w:val="single" w:sz="4" w:space="4" w:color="99C1E7"/>
-        </w:pBdr>
-      </w:pPr>
-      <w:bookmarkStart w:id="128" w:name="_Toc000128"/>
-      <w:r>
-        <w:rPr/>
-        <w:t>9 FRS findings</w:t>
-      </w:r>
-      <w:bookmarkEnd w:id="128"/>
-    </w:p>
-    <w:p>
-      <w:r>
-        <w:rPr/>
-        <w:t>Writing the cases showed the points below, where the FRS is ambiguous or cannot be tested as written. The cases use the assumption stated in the proposal; the FRS owner decides the correction for FRS v1.1.</w:t>
-      </w:r>
-    </w:p>
-    <w:p>
-      <w:pPr>
-        <w:pStyle w:val="Caption"/>
-        <w:keepNext/>
-        <w:spacing w:after="60"/>
-      </w:pPr>
-      <w:r>
-        <w:rPr>
-          <w:b/>
-          <w:i w:val="0"/>
-        </w:rPr>
-        <w:t xml:space="preserve">Table 17: </w:t>
-      </w:r>
-      <w:r>
-        <w:rPr/>
-        <w:t>FRS findings for the FRS owner</w:t>
-      </w:r>
-    </w:p>
-    <w:tbl>
-      <w:tblPr>
-        <w:tblW w:type="dxa" w:w="9973"/>
-        <w:jc w:val="center"/>
-        <w:tblLook w:firstColumn="1" w:firstRow="1" w:lastColumn="0" w:lastRow="0" w:noHBand="0" w:noVBand="1" w:val="04A0"/>
-        <w:tblBorders>
-          <w:top w:val="single" w:sz="4" w:space="0" w:color="C2C2C1"/>
-          <w:left w:val="single" w:sz="4" w:space="0" w:color="C2C2C1"/>
-          <w:bottom w:val="single" w:sz="4" w:space="0" w:color="C2C2C1"/>
-          <w:right w:val="single" w:sz="4" w:space="0" w:color="C2C2C1"/>
-          <w:insideH w:val="single" w:sz="4" w:space="0" w:color="C2C2C1"/>
-          <w:insideV w:val="single" w:sz="4" w:space="0" w:color="C2C2C1"/>
-        </w:tblBorders>
-        <w:tblLayout w:type="fixed"/>
-      </w:tblPr>
-      <w:tblGrid>
-        <w:gridCol w:w="1055"/>
-        <w:gridCol w:w="1290"/>
-        <w:gridCol w:w="4223"/>
-        <w:gridCol w:w="3402"/>
-      </w:tblGrid>
-      <w:tr>
-        <w:trPr>
-          <w:tblHeader w:val="true"/>
-          <w:cantSplit w:val="true"/>
-        </w:trPr>
-        <w:tc>
-          <w:tcPr>
-            <w:tcW w:type="dxa" w:w="1056"/>
-            <w:shd w:val="clear" w:color="auto" w:fill="004EA8"/>
-            <w:tcMar>
-              <w:top w:w="50" w:type="dxa"/>
-              <w:bottom w:w="50" w:type="dxa"/>
-              <w:left w:w="90" w:type="dxa"/>
-              <w:right w:w="90" w:type="dxa"/>
-            </w:tcMar>
-            <w:vAlign w:val="center"/>
-          </w:tcPr>
-          <w:p>
-            <w:pPr>
-              <w:pStyle w:val="BDOITableHeader"/>
-            </w:pPr>
-            <w:r>
-              <w:rPr>
-                <w:b/>
-                <w:color w:val="FFFFFF"/>
-                <w:sz w:val="17"/>
-              </w:rPr>
-              <w:t>ID</w:t>
-            </w:r>
-          </w:p>
-        </w:tc>
-        <w:tc>
-          <w:tcPr>
-            <w:tcW w:type="dxa" w:w="1290"/>
-            <w:shd w:val="clear" w:color="auto" w:fill="004EA8"/>
-            <w:tcMar>
-              <w:top w:w="50" w:type="dxa"/>
-              <w:bottom w:w="50" w:type="dxa"/>
-              <w:left w:w="90" w:type="dxa"/>
-              <w:right w:w="90" w:type="dxa"/>
-            </w:tcMar>
-            <w:vAlign w:val="center"/>
-          </w:tcPr>
-          <w:p>
-            <w:pPr>
-              <w:pStyle w:val="BDOITableHeader"/>
-            </w:pPr>
-            <w:r>
-              <w:rPr>
-                <w:b/>
-                <w:color w:val="FFFFFF"/>
-                <w:sz w:val="17"/>
-              </w:rPr>
-              <w:t>FR</w:t>
-            </w:r>
-          </w:p>
-        </w:tc>
-        <w:tc>
-          <w:tcPr>
-            <w:tcW w:type="dxa" w:w="4223"/>
-            <w:shd w:val="clear" w:color="auto" w:fill="004EA8"/>
-            <w:tcMar>
-              <w:top w:w="50" w:type="dxa"/>
-              <w:bottom w:w="50" w:type="dxa"/>
-              <w:left w:w="90" w:type="dxa"/>
-              <w:right w:w="90" w:type="dxa"/>
-            </w:tcMar>
-            <w:vAlign w:val="center"/>
-          </w:tcPr>
-          <w:p>
-            <w:pPr>
-              <w:pStyle w:val="BDOITableHeader"/>
-            </w:pPr>
-            <w:r>
-              <w:rPr>
-                <w:b/>
-                <w:color w:val="FFFFFF"/>
-                <w:sz w:val="17"/>
-              </w:rPr>
-              <w:t>Finding</w:t>
-            </w:r>
-          </w:p>
-        </w:tc>
-        <w:tc>
-          <w:tcPr>
-            <w:tcW w:type="dxa" w:w="3402"/>
-            <w:shd w:val="clear" w:color="auto" w:fill="004EA8"/>
-            <w:tcMar>
-              <w:top w:w="50" w:type="dxa"/>
-              <w:bottom w:w="50" w:type="dxa"/>
-              <w:left w:w="90" w:type="dxa"/>
-              <w:right w:w="90" w:type="dxa"/>
-            </w:tcMar>
-            <w:vAlign w:val="center"/>
-          </w:tcPr>
-          <w:p>
-            <w:pPr>
-              <w:pStyle w:val="BDOITableHeader"/>
-            </w:pPr>
-            <w:r>
-              <w:rPr>
-                <w:b/>
-                <w:color w:val="FFFFFF"/>
-                <w:sz w:val="17"/>
-              </w:rPr>
-              <w:t>Proposed resolution</w:t>
-            </w:r>
-          </w:p>
-        </w:tc>
-      </w:tr>
-      <w:tr>
-        <w:trPr>
-          <w:cantSplit w:val="true"/>
-        </w:trPr>
-        <w:tc>
-          <w:tcPr>
-            <w:tcW w:type="dxa" w:w="1056"/>
-            <w:tcMar>
-              <w:top w:w="50" w:type="dxa"/>
-              <w:bottom w:w="50" w:type="dxa"/>
-              <w:left w:w="90" w:type="dxa"/>
-              <w:right w:w="90" w:type="dxa"/>
-            </w:tcMar>
-          </w:tcPr>
-          <w:p>
-            <w:pPr>
-              <w:pStyle w:val="BDOITable"/>
-            </w:pPr>
-            <w:r>
-              <w:rPr>
-                <w:sz w:val="17"/>
-              </w:rPr>
-              <w:t>TF-SS-01</w:t>
-            </w:r>
-          </w:p>
-        </w:tc>
-        <w:tc>
-          <w:tcPr>
-            <w:tcW w:type="dxa" w:w="1290"/>
-            <w:tcMar>
-              <w:top w:w="50" w:type="dxa"/>
-              <w:bottom w:w="50" w:type="dxa"/>
-              <w:left w:w="90" w:type="dxa"/>
-              <w:right w:w="90" w:type="dxa"/>
-            </w:tcMar>
-          </w:tcPr>
-          <w:p>
-            <w:pPr>
-              <w:pStyle w:val="BDOITable"/>
-            </w:pPr>
-            <w:r>
-              <w:rPr>
-                <w:sz w:val="17"/>
-              </w:rPr>
-              <w:t>FR-SS-001</w:t>
-            </w:r>
-          </w:p>
-        </w:tc>
-        <w:tc>
-          <w:tcPr>
-            <w:tcW w:type="dxa" w:w="4223"/>
-            <w:tcMar>
-              <w:top w:w="50" w:type="dxa"/>
-              <w:bottom w:w="50" w:type="dxa"/>
-              <w:left w:w="90" w:type="dxa"/>
-              <w:right w:w="90" w:type="dxa"/>
-            </w:tcMar>
-          </w:tcPr>
-          <w:p>
-            <w:pPr>
-              <w:pStyle w:val="BDOITable"/>
-            </w:pPr>
-            <w:r>
-              <w:rPr>
-                <w:sz w:val="17"/>
-              </w:rPr>
-              <w:t>The FRS gives the no-access text as "You do not have access to this page". The platform screen shows "You do not have access to this screen. Contact your administrator if you need it." (frontend/src/auth/RequireAuth.tsx), as found for BRD-3.</w:t>
-            </w:r>
-          </w:p>
-        </w:tc>
-        <w:tc>
-          <w:tcPr>
-            <w:tcW w:type="dxa" w:w="3402"/>
-            <w:tcMar>
-              <w:top w:w="50" w:type="dxa"/>
-              <w:bottom w:w="50" w:type="dxa"/>
-              <w:left w:w="90" w:type="dxa"/>
-              <w:right w:w="90" w:type="dxa"/>
-            </w:tcMar>
-          </w:tcPr>
-          <w:p>
-            <w:pPr>
-              <w:pStyle w:val="BDOITable"/>
-            </w:pPr>
-            <w:r>
-              <w:rPr>
-                <w:sz w:val="17"/>
-              </w:rPr>
-              <w:t>Quote the platform text in FRS v1.1; the cases check the no-access page without quoting it.</w:t>
-            </w:r>
-          </w:p>
-        </w:tc>
-      </w:tr>
-      <w:tr>
-        <w:trPr>
-          <w:cantSplit w:val="true"/>
-        </w:trPr>
-        <w:tc>
-          <w:tcPr>
-            <w:tcW w:type="dxa" w:w="1056"/>
-            <w:tcMar>
-              <w:top w:w="50" w:type="dxa"/>
-              <w:bottom w:w="50" w:type="dxa"/>
-              <w:left w:w="90" w:type="dxa"/>
-              <w:right w:w="90" w:type="dxa"/>
-            </w:tcMar>
-            <w:shd w:val="clear" w:color="auto" w:fill="E5F5FF"/>
-          </w:tcPr>
-          <w:p>
-            <w:pPr>
-              <w:pStyle w:val="BDOITable"/>
-            </w:pPr>
-            <w:r>
-              <w:rPr>
-                <w:sz w:val="17"/>
-              </w:rPr>
-              <w:t>TF-SS-02</w:t>
-            </w:r>
-          </w:p>
-        </w:tc>
-        <w:tc>
-          <w:tcPr>
-            <w:tcW w:type="dxa" w:w="1290"/>
-            <w:tcMar>
-              <w:top w:w="50" w:type="dxa"/>
-              <w:bottom w:w="50" w:type="dxa"/>
-              <w:left w:w="90" w:type="dxa"/>
-              <w:right w:w="90" w:type="dxa"/>
-            </w:tcMar>
-            <w:shd w:val="clear" w:color="auto" w:fill="E5F5FF"/>
-          </w:tcPr>
-          <w:p>
-            <w:pPr>
-              <w:pStyle w:val="BDOITable"/>
-            </w:pPr>
-            <w:r>
-              <w:rPr>
-                <w:sz w:val="17"/>
-              </w:rPr>
-              <w:t>FR-SS-031</w:t>
-            </w:r>
-          </w:p>
-        </w:tc>
-        <w:tc>
-          <w:tcPr>
-            <w:tcW w:type="dxa" w:w="4223"/>
-            <w:tcMar>
-              <w:top w:w="50" w:type="dxa"/>
-              <w:bottom w:w="50" w:type="dxa"/>
-              <w:left w:w="90" w:type="dxa"/>
-              <w:right w:w="90" w:type="dxa"/>
-            </w:tcMar>
-            <w:shd w:val="clear" w:color="auto" w:fill="E5F5FF"/>
-          </w:tcPr>
-          <w:p>
-            <w:pPr>
-              <w:pStyle w:val="BDOITable"/>
-            </w:pPr>
-            <w:r>
-              <w:rPr>
-                <w:sz w:val="17"/>
-              </w:rPr>
-              <w:t>Acceptance criterion 1 says "Juan Dela Cruz" matches "Juan de la Cruz" by the phonetic rule, but the normalisation of R4 (case, punctuation, word order) may already give an exact or fuzzy match first. The FRS does not say which algorithm is recorded when several meet their thresholds, or the expected score.</w:t>
-            </w:r>
-          </w:p>
-        </w:tc>
-        <w:tc>
-          <w:tcPr>
-            <w:tcW w:type="dxa" w:w="3402"/>
-            <w:tcMar>
-              <w:top w:w="50" w:type="dxa"/>
-              <w:bottom w:w="50" w:type="dxa"/>
-              <w:left w:w="90" w:type="dxa"/>
-              <w:right w:w="90" w:type="dxa"/>
-            </w:tcMar>
-            <w:shd w:val="clear" w:color="auto" w:fill="E5F5FF"/>
-          </w:tcPr>
-          <w:p>
-            <w:pPr>
-              <w:pStyle w:val="BDOITable"/>
-            </w:pPr>
-            <w:r>
-              <w:rPr>
-                <w:sz w:val="17"/>
-              </w:rPr>
-              <w:t>State the order of the algorithms and which one is recorded; give the expected algorithm and a score range for the acceptance example.</w:t>
-            </w:r>
-          </w:p>
-        </w:tc>
-      </w:tr>
-      <w:tr>
-        <w:trPr>
-          <w:cantSplit w:val="true"/>
-        </w:trPr>
-        <w:tc>
-          <w:tcPr>
-            <w:tcW w:type="dxa" w:w="1056"/>
-            <w:tcMar>
-              <w:top w:w="50" w:type="dxa"/>
-              <w:bottom w:w="50" w:type="dxa"/>
-              <w:left w:w="90" w:type="dxa"/>
-              <w:right w:w="90" w:type="dxa"/>
-            </w:tcMar>
-          </w:tcPr>
-          <w:p>
-            <w:pPr>
-              <w:pStyle w:val="BDOITable"/>
-            </w:pPr>
-            <w:r>
-              <w:rPr>
-                <w:sz w:val="17"/>
-              </w:rPr>
-              <w:t>TF-SS-03</w:t>
-            </w:r>
-          </w:p>
-        </w:tc>
-        <w:tc>
-          <w:tcPr>
-            <w:tcW w:type="dxa" w:w="1290"/>
-            <w:tcMar>
-              <w:top w:w="50" w:type="dxa"/>
-              <w:bottom w:w="50" w:type="dxa"/>
-              <w:left w:w="90" w:type="dxa"/>
-              <w:right w:w="90" w:type="dxa"/>
-            </w:tcMar>
-          </w:tcPr>
-          <w:p>
-            <w:pPr>
-              <w:pStyle w:val="BDOITable"/>
-            </w:pPr>
-            <w:r>
-              <w:rPr>
-                <w:sz w:val="17"/>
-              </w:rPr>
-              <w:t>FR-SS-034</w:t>
-            </w:r>
-          </w:p>
-        </w:tc>
-        <w:tc>
-          <w:tcPr>
-            <w:tcW w:type="dxa" w:w="4223"/>
-            <w:tcMar>
-              <w:top w:w="50" w:type="dxa"/>
-              <w:bottom w:w="50" w:type="dxa"/>
-              <w:left w:w="90" w:type="dxa"/>
-              <w:right w:w="90" w:type="dxa"/>
-            </w:tcMar>
-          </w:tcPr>
-          <w:p>
-            <w:pPr>
-              <w:pStyle w:val="BDOITable"/>
-            </w:pPr>
-            <w:r>
-              <w:rPr>
-                <w:sz w:val="17"/>
-              </w:rPr>
-              <w:t>The FRS says only clients with an active policy need a KYC review or EDD and others get a MONITOR case, but it does not say whether a NAME_MATCH or ACCOUNT_APPLICATION case of a client without an active policy also becomes MONITOR.</w:t>
-            </w:r>
-          </w:p>
-        </w:tc>
-        <w:tc>
-          <w:tcPr>
-            <w:tcW w:type="dxa" w:w="3402"/>
-            <w:tcMar>
-              <w:top w:w="50" w:type="dxa"/>
-              <w:bottom w:w="50" w:type="dxa"/>
-              <w:left w:w="90" w:type="dxa"/>
-              <w:right w:w="90" w:type="dxa"/>
-            </w:tcMar>
-          </w:tcPr>
-          <w:p>
-            <w:pPr>
-              <w:pStyle w:val="BDOITable"/>
-            </w:pPr>
-            <w:r>
-              <w:rPr>
-                <w:sz w:val="17"/>
-              </w:rPr>
-              <w:t>State the case type per trigger for clients without an active policy; the cases assume only HIGH_RISK, PEP and EDD become MONITOR.</w:t>
-            </w:r>
-          </w:p>
-        </w:tc>
-      </w:tr>
-      <w:tr>
-        <w:trPr>
-          <w:cantSplit w:val="true"/>
-        </w:trPr>
-        <w:tc>
-          <w:tcPr>
-            <w:tcW w:type="dxa" w:w="1056"/>
-            <w:tcMar>
-              <w:top w:w="50" w:type="dxa"/>
-              <w:bottom w:w="50" w:type="dxa"/>
-              <w:left w:w="90" w:type="dxa"/>
-              <w:right w:w="90" w:type="dxa"/>
-            </w:tcMar>
-            <w:shd w:val="clear" w:color="auto" w:fill="E5F5FF"/>
-          </w:tcPr>
-          <w:p>
-            <w:pPr>
-              <w:pStyle w:val="BDOITable"/>
-            </w:pPr>
-            <w:r>
-              <w:rPr>
-                <w:sz w:val="17"/>
-              </w:rPr>
-              <w:t>TF-SS-04</w:t>
-            </w:r>
-          </w:p>
-        </w:tc>
-        <w:tc>
-          <w:tcPr>
-            <w:tcW w:type="dxa" w:w="1290"/>
-            <w:tcMar>
-              <w:top w:w="50" w:type="dxa"/>
-              <w:bottom w:w="50" w:type="dxa"/>
-              <w:left w:w="90" w:type="dxa"/>
-              <w:right w:w="90" w:type="dxa"/>
-            </w:tcMar>
-            <w:shd w:val="clear" w:color="auto" w:fill="E5F5FF"/>
-          </w:tcPr>
-          <w:p>
-            <w:pPr>
-              <w:pStyle w:val="BDOITable"/>
-            </w:pPr>
-            <w:r>
-              <w:rPr>
-                <w:sz w:val="17"/>
-              </w:rPr>
-              <w:t>FR-SS-043</w:t>
-            </w:r>
-          </w:p>
-        </w:tc>
-        <w:tc>
-          <w:tcPr>
-            <w:tcW w:type="dxa" w:w="4223"/>
-            <w:tcMar>
-              <w:top w:w="50" w:type="dxa"/>
-              <w:bottom w:w="50" w:type="dxa"/>
-              <w:left w:w="90" w:type="dxa"/>
-              <w:right w:w="90" w:type="dxa"/>
-            </w:tcMar>
-            <w:shd w:val="clear" w:color="auto" w:fill="E5F5FF"/>
-          </w:tcPr>
-          <w:p>
-            <w:pPr>
-              <w:pStyle w:val="BDOITable"/>
-            </w:pPr>
-            <w:r>
-              <w:rPr>
-                <w:sz w:val="17"/>
-              </w:rPr>
-              <w:t>The FR names the Investigator as an actor of re-assignment, but the role matrix does not grant SCR_CASE_ASSIGN to the Investigator (SQ13).</w:t>
-            </w:r>
-          </w:p>
-        </w:tc>
-        <w:tc>
-          <w:tcPr>
-            <w:tcW w:type="dxa" w:w="3402"/>
-            <w:tcMar>
-              <w:top w:w="50" w:type="dxa"/>
-              <w:bottom w:w="50" w:type="dxa"/>
-              <w:left w:w="90" w:type="dxa"/>
-              <w:right w:w="90" w:type="dxa"/>
-            </w:tcMar>
-            <w:shd w:val="clear" w:color="auto" w:fill="E5F5FF"/>
-          </w:tcPr>
-          <w:p>
-            <w:pPr>
-              <w:pStyle w:val="BDOITable"/>
-            </w:pPr>
-            <w:r>
-              <w:rPr>
-                <w:sz w:val="17"/>
-              </w:rPr>
-              <w:t>Align the actor line with the matrix after SQ13; the access checks deny re-assignment to the Investigator.</w:t>
-            </w:r>
-          </w:p>
-        </w:tc>
-      </w:tr>
-      <w:tr>
-        <w:trPr>
-          <w:cantSplit w:val="true"/>
-        </w:trPr>
-        <w:tc>
-          <w:tcPr>
-            <w:tcW w:type="dxa" w:w="1056"/>
-            <w:tcMar>
-              <w:top w:w="50" w:type="dxa"/>
-              <w:bottom w:w="50" w:type="dxa"/>
-              <w:left w:w="90" w:type="dxa"/>
-              <w:right w:w="90" w:type="dxa"/>
-            </w:tcMar>
-          </w:tcPr>
-          <w:p>
-            <w:pPr>
-              <w:pStyle w:val="BDOITable"/>
-            </w:pPr>
-            <w:r>
-              <w:rPr>
-                <w:sz w:val="17"/>
-              </w:rPr>
-              <w:t>TF-SS-05</w:t>
-            </w:r>
-          </w:p>
-        </w:tc>
-        <w:tc>
-          <w:tcPr>
-            <w:tcW w:type="dxa" w:w="1290"/>
-            <w:tcMar>
-              <w:top w:w="50" w:type="dxa"/>
-              <w:bottom w:w="50" w:type="dxa"/>
-              <w:left w:w="90" w:type="dxa"/>
-              <w:right w:w="90" w:type="dxa"/>
-            </w:tcMar>
-          </w:tcPr>
-          <w:p>
-            <w:pPr>
-              <w:pStyle w:val="BDOITable"/>
-            </w:pPr>
-            <w:r>
-              <w:rPr>
-                <w:sz w:val="17"/>
-              </w:rPr>
-              <w:t>FR-SS-052</w:t>
-            </w:r>
-          </w:p>
-        </w:tc>
-        <w:tc>
-          <w:tcPr>
-            <w:tcW w:type="dxa" w:w="4223"/>
-            <w:tcMar>
-              <w:top w:w="50" w:type="dxa"/>
-              <w:bottom w:w="50" w:type="dxa"/>
-              <w:left w:w="90" w:type="dxa"/>
-              <w:right w:w="90" w:type="dxa"/>
-            </w:tcMar>
-          </w:tcPr>
-          <w:p>
-            <w:pPr>
-              <w:pStyle w:val="BDOITable"/>
-            </w:pPr>
-            <w:r>
-              <w:rPr>
-                <w:sz w:val="17"/>
-              </w:rPr>
-              <w:t>The naming example "KYC_REVIEW_ABC Trading_20260512_&lt;type&gt;_1" keeps a space and would keep other characters of the client name that file systems or the AMLC may refuse. The document-type code in the name is not fixed.</w:t>
-            </w:r>
-          </w:p>
-        </w:tc>
-        <w:tc>
-          <w:tcPr>
-            <w:tcW w:type="dxa" w:w="3402"/>
-            <w:tcMar>
-              <w:top w:w="50" w:type="dxa"/>
-              <w:bottom w:w="50" w:type="dxa"/>
-              <w:left w:w="90" w:type="dxa"/>
-              <w:right w:w="90" w:type="dxa"/>
-            </w:tcMar>
-          </w:tcPr>
-          <w:p>
-            <w:pPr>
-              <w:pStyle w:val="BDOITable"/>
-            </w:pPr>
-            <w:r>
-              <w:rPr>
-                <w:sz w:val="17"/>
-              </w:rPr>
-              <w:t>State how the client name is cleaned (spaces, punctuation, length) and which document-type value is used; the case checks the example as written.</w:t>
-            </w:r>
-          </w:p>
-        </w:tc>
-      </w:tr>
-      <w:tr>
-        <w:trPr>
-          <w:cantSplit w:val="true"/>
-        </w:trPr>
-        <w:tc>
-          <w:tcPr>
-            <w:tcW w:type="dxa" w:w="1056"/>
-            <w:tcMar>
-              <w:top w:w="50" w:type="dxa"/>
-              <w:bottom w:w="50" w:type="dxa"/>
-              <w:left w:w="90" w:type="dxa"/>
-              <w:right w:w="90" w:type="dxa"/>
-            </w:tcMar>
-            <w:shd w:val="clear" w:color="auto" w:fill="E5F5FF"/>
-          </w:tcPr>
-          <w:p>
-            <w:pPr>
-              <w:pStyle w:val="BDOITable"/>
-            </w:pPr>
-            <w:r>
-              <w:rPr>
-                <w:sz w:val="17"/>
-              </w:rPr>
-              <w:t>TF-SS-06</w:t>
-            </w:r>
-          </w:p>
-        </w:tc>
-        <w:tc>
-          <w:tcPr>
-            <w:tcW w:type="dxa" w:w="1290"/>
-            <w:tcMar>
-              <w:top w:w="50" w:type="dxa"/>
-              <w:bottom w:w="50" w:type="dxa"/>
-              <w:left w:w="90" w:type="dxa"/>
-              <w:right w:w="90" w:type="dxa"/>
-            </w:tcMar>
-            <w:shd w:val="clear" w:color="auto" w:fill="E5F5FF"/>
-          </w:tcPr>
-          <w:p>
-            <w:pPr>
-              <w:pStyle w:val="BDOITable"/>
-            </w:pPr>
-            <w:r>
-              <w:rPr>
-                <w:sz w:val="17"/>
-              </w:rPr>
-              <w:t>FR-SS-064</w:t>
-            </w:r>
-          </w:p>
-        </w:tc>
-        <w:tc>
-          <w:tcPr>
-            <w:tcW w:type="dxa" w:w="4223"/>
-            <w:tcMar>
-              <w:top w:w="50" w:type="dxa"/>
-              <w:bottom w:w="50" w:type="dxa"/>
-              <w:left w:w="90" w:type="dxa"/>
-              <w:right w:w="90" w:type="dxa"/>
-            </w:tcMar>
-            <w:shd w:val="clear" w:color="auto" w:fill="E5F5FF"/>
-          </w:tcPr>
-          <w:p>
-            <w:pPr>
-              <w:pStyle w:val="BDOITable"/>
-            </w:pPr>
-            <w:r>
-              <w:rPr>
-                <w:sz w:val="17"/>
-              </w:rPr>
-              <w:t>The FRS does not say whether MAJORITY means a majority of SCR_COMMITTEE_SIZE or of the members who hold AML_COMMITTEE, or what happens when fewer members than the size hold the role or a member is absent.</w:t>
-            </w:r>
-          </w:p>
-        </w:tc>
-        <w:tc>
-          <w:tcPr>
-            <w:tcW w:type="dxa" w:w="3402"/>
-            <w:tcMar>
-              <w:top w:w="50" w:type="dxa"/>
-              <w:bottom w:w="50" w:type="dxa"/>
-              <w:left w:w="90" w:type="dxa"/>
-              <w:right w:w="90" w:type="dxa"/>
-            </w:tcMar>
-            <w:shd w:val="clear" w:color="auto" w:fill="E5F5FF"/>
-          </w:tcPr>
-          <w:p>
-            <w:pPr>
-              <w:pStyle w:val="BDOITable"/>
-            </w:pPr>
-            <w:r>
-              <w:rPr>
-                <w:sz w:val="17"/>
-              </w:rPr>
-              <w:t>Define the quorum and the behaviour with fewer members; the cases use five members.</w:t>
-            </w:r>
-          </w:p>
-        </w:tc>
-      </w:tr>
-      <w:tr>
-        <w:trPr>
-          <w:cantSplit w:val="true"/>
-        </w:trPr>
-        <w:tc>
-          <w:tcPr>
-            <w:tcW w:type="dxa" w:w="1056"/>
-            <w:tcMar>
-              <w:top w:w="50" w:type="dxa"/>
-              <w:bottom w:w="50" w:type="dxa"/>
-              <w:left w:w="90" w:type="dxa"/>
-              <w:right w:w="90" w:type="dxa"/>
-            </w:tcMar>
-          </w:tcPr>
-          <w:p>
-            <w:pPr>
-              <w:pStyle w:val="BDOITable"/>
-            </w:pPr>
-            <w:r>
-              <w:rPr>
-                <w:sz w:val="17"/>
-              </w:rPr>
-              <w:t>TF-SS-07</w:t>
-            </w:r>
-          </w:p>
-        </w:tc>
-        <w:tc>
-          <w:tcPr>
-            <w:tcW w:type="dxa" w:w="1290"/>
-            <w:tcMar>
-              <w:top w:w="50" w:type="dxa"/>
-              <w:bottom w:w="50" w:type="dxa"/>
-              <w:left w:w="90" w:type="dxa"/>
-              <w:right w:w="90" w:type="dxa"/>
-            </w:tcMar>
-          </w:tcPr>
-          <w:p>
-            <w:pPr>
-              <w:pStyle w:val="BDOITable"/>
-            </w:pPr>
-            <w:r>
-              <w:rPr>
-                <w:sz w:val="17"/>
-              </w:rPr>
-              <w:t>FR-SS-070</w:t>
-            </w:r>
-          </w:p>
-        </w:tc>
-        <w:tc>
-          <w:tcPr>
-            <w:tcW w:type="dxa" w:w="4223"/>
-            <w:tcMar>
-              <w:top w:w="50" w:type="dxa"/>
-              <w:bottom w:w="50" w:type="dxa"/>
-              <w:left w:w="90" w:type="dxa"/>
-              <w:right w:w="90" w:type="dxa"/>
-            </w:tcMar>
-          </w:tcPr>
-          <w:p>
-            <w:pPr>
-              <w:pStyle w:val="BDOITable"/>
-            </w:pPr>
-            <w:r>
-              <w:rPr>
-                <w:sz w:val="17"/>
-              </w:rPr>
-              <w:t>At least one reason code is mandatory on the STR, but the list SCR_STR_REASON is delivered empty until BDOI supplies the AMLC codes (SQ09). An STR cannot be completed in UAT as delivered.</w:t>
-            </w:r>
-          </w:p>
-        </w:tc>
-        <w:tc>
-          <w:tcPr>
-            <w:tcW w:type="dxa" w:w="3402"/>
-            <w:tcMar>
-              <w:top w:w="50" w:type="dxa"/>
-              <w:bottom w:w="50" w:type="dxa"/>
-              <w:left w:w="90" w:type="dxa"/>
-              <w:right w:w="90" w:type="dxa"/>
-            </w:tcMar>
-          </w:tcPr>
-          <w:p>
-            <w:pPr>
-              <w:pStyle w:val="BDOITable"/>
-            </w:pPr>
-            <w:r>
-              <w:rPr>
-                <w:sz w:val="17"/>
-              </w:rPr>
-              <w:t>Deliver placeholder reason codes for testing or make the field optional until SQ09; the cases use test codes UAT01 and UAT02 added by the test lead.</w:t>
-            </w:r>
-          </w:p>
-        </w:tc>
-      </w:tr>
-      <w:tr>
-        <w:trPr>
-          <w:cantSplit w:val="true"/>
-        </w:trPr>
-        <w:tc>
-          <w:tcPr>
-            <w:tcW w:type="dxa" w:w="1056"/>
-            <w:tcMar>
-              <w:top w:w="50" w:type="dxa"/>
-              <w:bottom w:w="50" w:type="dxa"/>
-              <w:left w:w="90" w:type="dxa"/>
-              <w:right w:w="90" w:type="dxa"/>
-            </w:tcMar>
-            <w:shd w:val="clear" w:color="auto" w:fill="E5F5FF"/>
-          </w:tcPr>
-          <w:p>
-            <w:pPr>
-              <w:pStyle w:val="BDOITable"/>
-            </w:pPr>
-            <w:r>
-              <w:rPr>
-                <w:sz w:val="17"/>
-              </w:rPr>
-              <w:t>TF-SS-08</w:t>
-            </w:r>
-          </w:p>
-        </w:tc>
-        <w:tc>
-          <w:tcPr>
-            <w:tcW w:type="dxa" w:w="1290"/>
-            <w:tcMar>
-              <w:top w:w="50" w:type="dxa"/>
-              <w:bottom w:w="50" w:type="dxa"/>
-              <w:left w:w="90" w:type="dxa"/>
-              <w:right w:w="90" w:type="dxa"/>
-            </w:tcMar>
-            <w:shd w:val="clear" w:color="auto" w:fill="E5F5FF"/>
-          </w:tcPr>
-          <w:p>
-            <w:pPr>
-              <w:pStyle w:val="BDOITable"/>
-            </w:pPr>
-            <w:r>
-              <w:rPr>
-                <w:sz w:val="17"/>
-              </w:rPr>
-              <w:t>FR-SS-071</w:t>
-            </w:r>
-          </w:p>
-        </w:tc>
-        <w:tc>
-          <w:tcPr>
-            <w:tcW w:type="dxa" w:w="4223"/>
-            <w:tcMar>
-              <w:top w:w="50" w:type="dxa"/>
-              <w:bottom w:w="50" w:type="dxa"/>
-              <w:left w:w="90" w:type="dxa"/>
-              <w:right w:w="90" w:type="dxa"/>
-            </w:tcMar>
-            <w:shd w:val="clear" w:color="auto" w:fill="E5F5FF"/>
-          </w:tcPr>
-          <w:p>
-            <w:pPr>
-              <w:pStyle w:val="BDOITable"/>
-            </w:pPr>
-            <w:r>
-              <w:rPr>
-                <w:sz w:val="17"/>
-              </w:rPr>
-              <w:t>Acceptance criterion 1 "the committee-approved STRs of that month" does not say whether the month is the committee decision date, the STR creation date or the date the STR was marked ready.</w:t>
-            </w:r>
-          </w:p>
-        </w:tc>
-        <w:tc>
-          <w:tcPr>
-            <w:tcW w:type="dxa" w:w="3402"/>
-            <w:tcMar>
-              <w:top w:w="50" w:type="dxa"/>
-              <w:bottom w:w="50" w:type="dxa"/>
-              <w:left w:w="90" w:type="dxa"/>
-              <w:right w:w="90" w:type="dxa"/>
-            </w:tcMar>
-            <w:shd w:val="clear" w:color="auto" w:fill="E5F5FF"/>
-          </w:tcPr>
-          <w:p>
-            <w:pPr>
-              <w:pStyle w:val="BDOITable"/>
-            </w:pPr>
-            <w:r>
-              <w:rPr>
-                <w:sz w:val="17"/>
-              </w:rPr>
-              <w:t>Name the date the period filters on; the cases assume the committee decision date.</w:t>
-            </w:r>
-          </w:p>
-        </w:tc>
-      </w:tr>
-      <w:tr>
-        <w:trPr>
-          <w:cantSplit w:val="true"/>
-        </w:trPr>
-        <w:tc>
-          <w:tcPr>
-            <w:tcW w:type="dxa" w:w="1056"/>
-            <w:tcMar>
-              <w:top w:w="50" w:type="dxa"/>
-              <w:bottom w:w="50" w:type="dxa"/>
-              <w:left w:w="90" w:type="dxa"/>
-              <w:right w:w="90" w:type="dxa"/>
-            </w:tcMar>
-          </w:tcPr>
-          <w:p>
-            <w:pPr>
-              <w:pStyle w:val="BDOITable"/>
-            </w:pPr>
-            <w:r>
-              <w:rPr>
-                <w:sz w:val="17"/>
-              </w:rPr>
-              <w:t>TF-SS-09</w:t>
-            </w:r>
-          </w:p>
-        </w:tc>
-        <w:tc>
-          <w:tcPr>
-            <w:tcW w:type="dxa" w:w="1290"/>
-            <w:tcMar>
-              <w:top w:w="50" w:type="dxa"/>
-              <w:bottom w:w="50" w:type="dxa"/>
-              <w:left w:w="90" w:type="dxa"/>
-              <w:right w:w="90" w:type="dxa"/>
-            </w:tcMar>
-          </w:tcPr>
-          <w:p>
-            <w:pPr>
-              <w:pStyle w:val="BDOITable"/>
-            </w:pPr>
-            <w:r>
-              <w:rPr>
-                <w:sz w:val="17"/>
-              </w:rPr>
-              <w:t>FR-SS-018</w:t>
-            </w:r>
-          </w:p>
-        </w:tc>
-        <w:tc>
-          <w:tcPr>
-            <w:tcW w:type="dxa" w:w="4223"/>
-            <w:tcMar>
-              <w:top w:w="50" w:type="dxa"/>
-              <w:bottom w:w="50" w:type="dxa"/>
-              <w:left w:w="90" w:type="dxa"/>
-              <w:right w:w="90" w:type="dxa"/>
-            </w:tcMar>
-          </w:tcPr>
-          <w:p>
-            <w:pPr>
-              <w:pStyle w:val="BDOITable"/>
-            </w:pPr>
-            <w:r>
-              <w:rPr>
-                <w:sz w:val="17"/>
-              </w:rPr>
-              <w:t>The acceptance criterion quotes delivered values (CONCUR, NOT_CONCUR) that are placeholders until BDOI confirms the dispositions (SQ06); the test changes when the list changes.</w:t>
-            </w:r>
-          </w:p>
-        </w:tc>
-        <w:tc>
-          <w:tcPr>
-            <w:tcW w:type="dxa" w:w="3402"/>
-            <w:tcMar>
-              <w:top w:w="50" w:type="dxa"/>
-              <w:bottom w:w="50" w:type="dxa"/>
-              <w:left w:w="90" w:type="dxa"/>
-              <w:right w:w="90" w:type="dxa"/>
-            </w:tcMar>
-          </w:tcPr>
-          <w:p>
-            <w:pPr>
-              <w:pStyle w:val="BDOITable"/>
-            </w:pPr>
-            <w:r>
-              <w:rPr>
-                <w:sz w:val="17"/>
-              </w:rPr>
-              <w:t>Keep the criterion in terms of "the dispositions whose parent is the stage" and move the values to section 9.2.</w:t>
-            </w:r>
-          </w:p>
-        </w:tc>
-      </w:tr>
-      <w:tr>
-        <w:trPr>
-          <w:cantSplit w:val="true"/>
-        </w:trPr>
-        <w:tc>
-          <w:tcPr>
-            <w:tcW w:type="dxa" w:w="1056"/>
-            <w:tcMar>
-              <w:top w:w="50" w:type="dxa"/>
-              <w:bottom w:w="50" w:type="dxa"/>
-              <w:left w:w="90" w:type="dxa"/>
-              <w:right w:w="90" w:type="dxa"/>
-            </w:tcMar>
-            <w:shd w:val="clear" w:color="auto" w:fill="E5F5FF"/>
-          </w:tcPr>
-          <w:p>
-            <w:pPr>
-              <w:pStyle w:val="BDOITable"/>
-            </w:pPr>
-            <w:r>
-              <w:rPr>
-                <w:sz w:val="17"/>
-              </w:rPr>
-              <w:t>TF-SS-10</w:t>
-            </w:r>
-          </w:p>
-        </w:tc>
-        <w:tc>
-          <w:tcPr>
-            <w:tcW w:type="dxa" w:w="1290"/>
-            <w:tcMar>
-              <w:top w:w="50" w:type="dxa"/>
-              <w:bottom w:w="50" w:type="dxa"/>
-              <w:left w:w="90" w:type="dxa"/>
-              <w:right w:w="90" w:type="dxa"/>
-            </w:tcMar>
-            <w:shd w:val="clear" w:color="auto" w:fill="E5F5FF"/>
-          </w:tcPr>
-          <w:p>
-            <w:pPr>
-              <w:pStyle w:val="BDOITable"/>
-            </w:pPr>
-            <w:r>
-              <w:rPr>
-                <w:sz w:val="17"/>
-              </w:rPr>
-              <w:t>FR-SS-091</w:t>
-            </w:r>
-          </w:p>
-        </w:tc>
-        <w:tc>
-          <w:tcPr>
-            <w:tcW w:type="dxa" w:w="4223"/>
-            <w:tcMar>
-              <w:top w:w="50" w:type="dxa"/>
-              <w:bottom w:w="50" w:type="dxa"/>
-              <w:left w:w="90" w:type="dxa"/>
-              <w:right w:w="90" w:type="dxa"/>
-            </w:tcMar>
-            <w:shd w:val="clear" w:color="auto" w:fill="E5F5FF"/>
-          </w:tcPr>
-          <w:p>
-            <w:pPr>
-              <w:pStyle w:val="BDOITable"/>
-            </w:pPr>
-            <w:r>
-              <w:rPr>
-                <w:sz w:val="17"/>
-              </w:rPr>
-              <w:t>Acceptance criterion 2 (a database update of a timeline row is refused) needs database access that testers do not have, and the 5-year archive retention may be shorter than AMLA requires (SQ18).</w:t>
-            </w:r>
-          </w:p>
-        </w:tc>
-        <w:tc>
-          <w:tcPr>
-            <w:tcW w:type="dxa" w:w="3402"/>
-            <w:tcMar>
-              <w:top w:w="50" w:type="dxa"/>
-              <w:bottom w:w="50" w:type="dxa"/>
-              <w:left w:w="90" w:type="dxa"/>
-              <w:right w:w="90" w:type="dxa"/>
-            </w:tcMar>
-            <w:shd w:val="clear" w:color="auto" w:fill="E5F5FF"/>
-          </w:tcPr>
-          <w:p>
-            <w:pPr>
-              <w:pStyle w:val="BDOITable"/>
-            </w:pPr>
-            <w:r>
-              <w:rPr>
-                <w:sz w:val="17"/>
-              </w:rPr>
-              <w:t>Record the database check as evidence from the database administrator; confirm the retention period under SQ18.</w:t>
             </w:r>
           </w:p>
         </w:tc>
@@ -28185,12 +25579,12 @@
           <w:bottom w:val="single" w:sz="4" w:space="4" w:color="99C1E7"/>
         </w:pBdr>
       </w:pPr>
-      <w:bookmarkStart w:id="129" w:name="_Toc000129"/>
+      <w:bookmarkStart w:id="127" w:name="_Toc000127"/>
       <w:r>
         <w:rPr/>
-        <w:t>10 Sign-off</w:t>
+        <w:t>9 Sign-off</w:t>
       </w:r>
-      <w:bookmarkEnd w:id="129"/>
+      <w:bookmarkEnd w:id="127"/>
     </w:p>
     <w:p>
       <w:r>
